--- a/Nguyễn Thanh Tú - 1150080080 - buoi8- CNPM1.docx
+++ b/Nguyễn Thanh Tú - 1150080080 - buoi8- CNPM1.docx
@@ -4,28 +4,23 @@
   <w:body>
     <w:p>
       <w:pPr>
-        <w:rPr>
-          <w:rFonts w:cs="Times New Roman"/>
-        </w:rPr>
-      </w:pPr>
-      <w:r>
+        <w:pStyle w:val="Heading2"/>
+      </w:pPr>
+      <w:r>
+        <w:t>Bài 1.1:</w:t>
+      </w:r>
+    </w:p>
+    <w:p>
+      <w:pPr>
         <w:rPr>
           <w:rFonts w:cs="Times New Roman"/>
           <w:szCs w:val="26"/>
         </w:rPr>
-        <w:t>Bài 1.1:</w:t>
-      </w:r>
-    </w:p>
-    <w:p>
-      <w:pPr>
+      </w:pPr>
+      <w:r>
         <w:rPr>
           <w:rFonts w:cs="Times New Roman"/>
-          <w:szCs w:val="26"/>
-        </w:rPr>
-      </w:pPr>
-      <w:r>
-        <w:rPr>
-          <w:rFonts w:cs="Times New Roman"/>
+          <w:noProof/>
           <w:szCs w:val="26"/>
         </w:rPr>
         <w:drawing>
@@ -6170,15 +6165,10 @@
     </w:p>
     <w:p>
       <w:pPr>
-        <w:rPr>
-          <w:rFonts w:cs="Times New Roman"/>
-        </w:rPr>
-      </w:pPr>
-      <w:r>
-        <w:rPr>
-          <w:rFonts w:cs="Times New Roman"/>
-          <w:szCs w:val="26"/>
-        </w:rPr>
+        <w:pStyle w:val="Heading2"/>
+      </w:pPr>
+      <w:r>
+        <w:lastRenderedPageBreak/>
         <w:t>Bài 1.2:</w:t>
       </w:r>
     </w:p>
@@ -6196,7 +6186,6 @@
           <w:szCs w:val="26"/>
           <w14:ligatures w14:val="standardContextual"/>
         </w:rPr>
-        <w:lastRenderedPageBreak/>
         <w:drawing>
           <wp:inline distT="0" distB="0" distL="0" distR="0" wp14:anchorId="6BA746FD" wp14:editId="199A3A87">
             <wp:extent cx="5859145" cy="3662045"/>
@@ -6442,6 +6431,7 @@
       <w:r>
         <w:rPr>
           <w:rFonts w:cs="Times New Roman"/>
+          <w:noProof/>
           <w:szCs w:val="26"/>
         </w:rPr>
         <w:drawing>
@@ -6488,15 +6478,9 @@
     </w:p>
     <w:p>
       <w:pPr>
-        <w:rPr>
-          <w:rFonts w:cs="Times New Roman"/>
-        </w:rPr>
-      </w:pPr>
-      <w:r>
-        <w:rPr>
-          <w:rFonts w:cs="Times New Roman"/>
-          <w:szCs w:val="26"/>
-        </w:rPr>
+        <w:pStyle w:val="Heading2"/>
+      </w:pPr>
+      <w:r>
         <w:t>Bài 2.1:</w:t>
       </w:r>
     </w:p>
@@ -6592,6 +6576,7 @@
       <w:r>
         <w:rPr>
           <w:rFonts w:cs="Times New Roman"/>
+          <w:noProof/>
           <w:szCs w:val="26"/>
         </w:rPr>
         <w:drawing>
@@ -6633,37 +6618,29 @@
     </w:p>
     <w:p>
       <w:pPr>
-        <w:rPr>
-          <w:rFonts w:cs="Times New Roman"/>
-        </w:rPr>
-      </w:pPr>
-      <w:r>
+        <w:pStyle w:val="Heading2"/>
+      </w:pPr>
+      <w:r>
+        <w:t>Bài 2.2:</w:t>
+      </w:r>
+    </w:p>
+    <w:p>
+      <w:pPr>
         <w:rPr>
           <w:rFonts w:cs="Times New Roman"/>
           <w:szCs w:val="26"/>
         </w:rPr>
-        <w:t>Bài 2.2:</w:t>
-      </w:r>
-    </w:p>
-    <w:p>
-      <w:pPr>
-        <w:rPr>
-          <w:rFonts w:cs="Times New Roman"/>
-          <w:szCs w:val="26"/>
-        </w:rPr>
-      </w:pPr>
-      <w:r>
-        <w:rPr>
-          <w:rFonts w:cs="Times New Roman"/>
+      </w:pPr>
+      <w:r>
+        <w:rPr>
           <w:noProof/>
-          <w:szCs w:val="26"/>
           <w14:ligatures w14:val="standardContextual"/>
         </w:rPr>
         <w:drawing>
-          <wp:inline distT="0" distB="0" distL="0" distR="0" wp14:anchorId="2081BA58" wp14:editId="3D689F3E">
-            <wp:extent cx="5859145" cy="3662045"/>
-            <wp:effectExtent l="0" t="0" r="8255" b="0"/>
-            <wp:docPr id="1945026833" name="Picture 1"/>
+          <wp:inline distT="0" distB="0" distL="0" distR="0" wp14:anchorId="56F5C80C" wp14:editId="16EB3A2F">
+            <wp:extent cx="6019670" cy="3762375"/>
+            <wp:effectExtent l="0" t="0" r="635" b="0"/>
+            <wp:docPr id="1351391682" name="Picture 1"/>
             <wp:cNvGraphicFramePr>
               <a:graphicFrameLocks xmlns:a="http://schemas.openxmlformats.org/drawingml/2006/main" noChangeAspect="1"/>
             </wp:cNvGraphicFramePr>
@@ -6671,7 +6648,7 @@
               <a:graphicData uri="http://schemas.openxmlformats.org/drawingml/2006/picture">
                 <pic:pic xmlns:pic="http://schemas.openxmlformats.org/drawingml/2006/picture">
                   <pic:nvPicPr>
-                    <pic:cNvPr id="1945026833" name=""/>
+                    <pic:cNvPr id="1351391682" name=""/>
                     <pic:cNvPicPr/>
                   </pic:nvPicPr>
                   <pic:blipFill>
@@ -6683,7 +6660,7 @@
                   <pic:spPr>
                     <a:xfrm>
                       <a:off x="0" y="0"/>
-                      <a:ext cx="5859145" cy="3662045"/>
+                      <a:ext cx="6020818" cy="3763093"/>
                     </a:xfrm>
                     <a:prstGeom prst="rect">
                       <a:avLst/>
@@ -6706,6 +6683,7 @@
       <w:r>
         <w:rPr>
           <w:rFonts w:cs="Times New Roman"/>
+          <w:noProof/>
           <w:szCs w:val="26"/>
         </w:rPr>
         <w:lastRenderedPageBreak/>
@@ -6753,31 +6731,26 @@
     </w:p>
     <w:p>
       <w:pPr>
-        <w:rPr>
-          <w:rFonts w:cs="Times New Roman"/>
-        </w:rPr>
-      </w:pPr>
-      <w:r>
+        <w:pStyle w:val="Heading2"/>
+      </w:pPr>
+      <w:r>
+        <w:lastRenderedPageBreak/>
+        <w:t>Bài 3.1:</w:t>
+      </w:r>
+    </w:p>
+    <w:p>
+      <w:pPr>
         <w:rPr>
           <w:rFonts w:cs="Times New Roman"/>
           <w:szCs w:val="26"/>
         </w:rPr>
-        <w:t>Bài 3.1:</w:t>
-      </w:r>
-    </w:p>
-    <w:p>
-      <w:pPr>
+      </w:pPr>
+      <w:r>
         <w:rPr>
           <w:rFonts w:cs="Times New Roman"/>
+          <w:noProof/>
           <w:szCs w:val="26"/>
         </w:rPr>
-      </w:pPr>
-      <w:r>
-        <w:rPr>
-          <w:rFonts w:cs="Times New Roman"/>
-          <w:szCs w:val="26"/>
-        </w:rPr>
-        <w:lastRenderedPageBreak/>
         <w:drawing>
           <wp:inline distT="0" distB="0" distL="0" distR="0" wp14:anchorId="666777B1" wp14:editId="30645FCD">
             <wp:extent cx="5859145" cy="4558665"/>
@@ -6830,6 +6803,7 @@
       <w:r>
         <w:rPr>
           <w:rFonts w:cs="Times New Roman"/>
+          <w:noProof/>
           <w:szCs w:val="26"/>
         </w:rPr>
         <w:drawing>
@@ -6879,6 +6853,7 @@
       <w:r>
         <w:rPr>
           <w:rFonts w:cs="Times New Roman"/>
+          <w:noProof/>
           <w:szCs w:val="26"/>
         </w:rPr>
         <w:drawing>
@@ -6925,31 +6900,26 @@
     </w:p>
     <w:p>
       <w:pPr>
-        <w:rPr>
-          <w:rFonts w:cs="Times New Roman"/>
-        </w:rPr>
-      </w:pPr>
-      <w:r>
+        <w:pStyle w:val="Heading2"/>
+      </w:pPr>
+      <w:r>
+        <w:lastRenderedPageBreak/>
+        <w:t>Bài 3.2:</w:t>
+      </w:r>
+    </w:p>
+    <w:p>
+      <w:pPr>
         <w:rPr>
           <w:rFonts w:cs="Times New Roman"/>
           <w:szCs w:val="26"/>
         </w:rPr>
-        <w:t>Bài 3.2:</w:t>
-      </w:r>
-    </w:p>
-    <w:p>
-      <w:pPr>
+      </w:pPr>
+      <w:r>
         <w:rPr>
           <w:rFonts w:cs="Times New Roman"/>
+          <w:noProof/>
           <w:szCs w:val="26"/>
         </w:rPr>
-      </w:pPr>
-      <w:r>
-        <w:rPr>
-          <w:rFonts w:cs="Times New Roman"/>
-          <w:szCs w:val="26"/>
-        </w:rPr>
-        <w:lastRenderedPageBreak/>
         <w:drawing>
           <wp:inline distT="0" distB="0" distL="0" distR="0" wp14:anchorId="757D6C0A" wp14:editId="485A9634">
             <wp:extent cx="5859145" cy="5300980"/>
@@ -7002,6 +6972,7 @@
       <w:r>
         <w:rPr>
           <w:rFonts w:cs="Times New Roman"/>
+          <w:noProof/>
           <w:szCs w:val="26"/>
         </w:rPr>
         <w:drawing>
@@ -7051,6 +7022,7 @@
       <w:r>
         <w:rPr>
           <w:rFonts w:cs="Times New Roman"/>
+          <w:noProof/>
           <w:szCs w:val="26"/>
         </w:rPr>
         <w:lastRenderedPageBreak/>
@@ -7098,15 +7070,9 @@
     </w:p>
     <w:p>
       <w:pPr>
-        <w:rPr>
-          <w:rFonts w:cs="Times New Roman"/>
-        </w:rPr>
-      </w:pPr>
-      <w:r>
-        <w:rPr>
-          <w:rFonts w:cs="Times New Roman"/>
-          <w:szCs w:val="26"/>
-        </w:rPr>
+        <w:pStyle w:val="Heading2"/>
+      </w:pPr>
+      <w:r>
         <w:t>Bài 4.1:</w:t>
       </w:r>
     </w:p>
@@ -9127,6 +9093,7 @@
       <w:r>
         <w:rPr>
           <w:rFonts w:cs="Times New Roman"/>
+          <w:noProof/>
           <w:szCs w:val="26"/>
         </w:rPr>
         <w:drawing>
@@ -9176,6 +9143,7 @@
       <w:r>
         <w:rPr>
           <w:rFonts w:cs="Times New Roman"/>
+          <w:noProof/>
           <w:szCs w:val="26"/>
         </w:rPr>
         <w:drawing>
@@ -9230,6 +9198,7 @@
       <w:r>
         <w:rPr>
           <w:rFonts w:cs="Times New Roman"/>
+          <w:noProof/>
           <w:szCs w:val="26"/>
         </w:rPr>
         <w:lastRenderedPageBreak/>
@@ -9277,28 +9246,23 @@
     </w:p>
     <w:p>
       <w:pPr>
-        <w:rPr>
-          <w:rFonts w:cs="Times New Roman"/>
-        </w:rPr>
-      </w:pPr>
-      <w:r>
+        <w:pStyle w:val="Heading2"/>
+      </w:pPr>
+      <w:r>
+        <w:t>Bài 4.2:</w:t>
+      </w:r>
+    </w:p>
+    <w:p>
+      <w:pPr>
         <w:rPr>
           <w:rFonts w:cs="Times New Roman"/>
           <w:szCs w:val="26"/>
         </w:rPr>
-        <w:t>Bài 4.2:</w:t>
-      </w:r>
-    </w:p>
-    <w:p>
-      <w:pPr>
+      </w:pPr>
+      <w:r>
         <w:rPr>
           <w:rFonts w:cs="Times New Roman"/>
-          <w:szCs w:val="26"/>
-        </w:rPr>
-      </w:pPr>
-      <w:r>
-        <w:rPr>
-          <w:rFonts w:cs="Times New Roman"/>
+          <w:noProof/>
           <w:szCs w:val="26"/>
         </w:rPr>
         <w:drawing>
@@ -9348,6 +9312,7 @@
       <w:r>
         <w:rPr>
           <w:rFonts w:cs="Times New Roman"/>
+          <w:noProof/>
           <w:szCs w:val="26"/>
         </w:rPr>
         <w:lastRenderedPageBreak/>
@@ -15536,6 +15501,7 @@
       <w:r>
         <w:rPr>
           <w:rFonts w:cs="Times New Roman"/>
+          <w:noProof/>
           <w:szCs w:val="26"/>
         </w:rPr>
         <w:drawing>
@@ -15585,6 +15551,7 @@
       <w:r>
         <w:rPr>
           <w:rFonts w:cs="Times New Roman"/>
+          <w:noProof/>
           <w:szCs w:val="26"/>
         </w:rPr>
         <w:drawing>
@@ -15634,6 +15601,7 @@
       <w:r>
         <w:rPr>
           <w:rFonts w:cs="Times New Roman"/>
+          <w:noProof/>
           <w:szCs w:val="26"/>
         </w:rPr>
         <w:lastRenderedPageBreak/>
@@ -15688,9 +15656,6 @@
       </w:r>
     </w:p>
     <w:p>
-      <w:pPr>
-        <w:pStyle w:val="Heading2"/>
-      </w:pPr>
       <w:r>
         <w:t>Bước 1 – Phân tích:</w:t>
       </w:r>
@@ -15720,6 +15685,7 @@
       <w:r>
         <w:rPr>
           <w:rFonts w:cs="Times New Roman"/>
+          <w:noProof/>
           <w:szCs w:val="26"/>
         </w:rPr>
         <w:drawing>
@@ -17662,17 +17628,25 @@
         </w:tc>
       </w:tr>
     </w:tbl>
+    <w:p/>
     <w:p>
-      <w:pPr>
-        <w:pStyle w:val="Heading2"/>
-      </w:pPr>
+      <w:r>
+        <w:t>Bước 2 – Viết Test trước (RED):</w:t>
+      </w:r>
     </w:p>
     <w:p>
       <w:pPr>
-        <w:pStyle w:val="Heading2"/>
-      </w:pPr>
-      <w:r>
-        <w:t>Bước 2 – Viết Test trước (RED):</w:t>
+        <w:rPr>
+          <w:rFonts w:cs="Times New Roman"/>
+          <w:szCs w:val="26"/>
+        </w:rPr>
+      </w:pPr>
+      <w:r>
+        <w:rPr>
+          <w:rFonts w:cs="Times New Roman"/>
+          <w:szCs w:val="26"/>
+        </w:rPr>
+        <w:t>• Viết class 'PhoneValidatorTest' với tất cả TC từ Basis Path + một số TC biên (boundary)</w:t>
       </w:r>
     </w:p>
     <w:p>
@@ -17685,21 +17659,7 @@
       <w:r>
         <w:rPr>
           <w:rFonts w:cs="Times New Roman"/>
-          <w:szCs w:val="26"/>
-        </w:rPr>
-        <w:t>• Viết class 'PhoneValidatorTest' với tất cả TC từ Basis Path + một số TC biên (boundary)</w:t>
-      </w:r>
-    </w:p>
-    <w:p>
-      <w:pPr>
-        <w:rPr>
-          <w:rFonts w:cs="Times New Roman"/>
-          <w:szCs w:val="26"/>
-        </w:rPr>
-      </w:pPr>
-      <w:r>
-        <w:rPr>
-          <w:rFonts w:cs="Times New Roman"/>
+          <w:noProof/>
           <w:szCs w:val="26"/>
         </w:rPr>
         <w:drawing>
@@ -17764,6 +17724,7 @@
       <w:r>
         <w:rPr>
           <w:rFonts w:cs="Times New Roman"/>
+          <w:noProof/>
           <w:szCs w:val="26"/>
         </w:rPr>
         <w:lastRenderedPageBreak/>
@@ -17805,9 +17766,6 @@
       </w:r>
     </w:p>
     <w:p>
-      <w:pPr>
-        <w:pStyle w:val="Heading2"/>
-      </w:pPr>
       <w:r>
         <w:t>Bước 3 – Viết Code chức năng (GREEN):</w:t>
       </w:r>
@@ -17837,6 +17795,7 @@
       <w:r>
         <w:rPr>
           <w:rFonts w:cs="Times New Roman"/>
+          <w:noProof/>
           <w:szCs w:val="26"/>
         </w:rPr>
         <w:drawing>
@@ -17901,6 +17860,7 @@
       <w:r>
         <w:rPr>
           <w:rFonts w:cs="Times New Roman"/>
+          <w:noProof/>
           <w:szCs w:val="26"/>
         </w:rPr>
         <w:lastRenderedPageBreak/>
@@ -17942,9 +17902,6 @@
       </w:r>
     </w:p>
     <w:p>
-      <w:pPr>
-        <w:pStyle w:val="Heading2"/>
-      </w:pPr>
       <w:r>
         <w:t>Bước 4 – Đo Coverage:</w:t>
       </w:r>
@@ -17974,6 +17931,7 @@
       <w:r>
         <w:rPr>
           <w:rFonts w:cs="Times New Roman"/>
+          <w:noProof/>
           <w:szCs w:val="26"/>
         </w:rPr>
         <w:drawing>
@@ -18038,6 +17996,9 @@
     </w:p>
     <w:p>
       <w:r>
+        <w:rPr>
+          <w:noProof/>
+        </w:rPr>
         <w:drawing>
           <wp:inline distT="0" distB="0" distL="0" distR="0" wp14:anchorId="34103935" wp14:editId="24F7E3E8">
             <wp:extent cx="4752975" cy="4507813"/>
@@ -19647,6 +19608,9 @@
     </w:p>
     <w:p>
       <w:r>
+        <w:rPr>
+          <w:noProof/>
+        </w:rPr>
         <w:lastRenderedPageBreak/>
         <w:drawing>
           <wp:inline distT="0" distB="0" distL="0" distR="0" wp14:anchorId="2914DB2A" wp14:editId="0EE8B8F0">
@@ -19690,6 +19654,4361 @@
         </w:drawing>
       </w:r>
     </w:p>
+    <w:p>
+      <w:pPr>
+        <w:pStyle w:val="Heading2"/>
+      </w:pPr>
+      <w:r>
+        <w:t>Bài 7.1:</w:t>
+      </w:r>
+    </w:p>
+    <w:p>
+      <w:r>
+        <w:t>• Vẽ CFG đầy đủ, đánh số tất cả node và edge</w:t>
+      </w:r>
+    </w:p>
+    <w:tbl>
+      <w:tblPr>
+        <w:tblW w:w="5000" w:type="pct"/>
+        <w:tblCellMar>
+          <w:top w:w="15" w:type="dxa"/>
+          <w:left w:w="15" w:type="dxa"/>
+          <w:bottom w:w="15" w:type="dxa"/>
+          <w:right w:w="15" w:type="dxa"/>
+        </w:tblCellMar>
+        <w:tblLook w:val="04A0" w:firstRow="1" w:lastRow="0" w:firstColumn="1" w:lastColumn="0" w:noHBand="0" w:noVBand="1"/>
+      </w:tblPr>
+      <w:tblGrid>
+        <w:gridCol w:w="1134"/>
+        <w:gridCol w:w="8077"/>
+      </w:tblGrid>
+      <w:tr>
+        <w:tc>
+          <w:tcPr>
+            <w:tcW w:w="0" w:type="auto"/>
+            <w:tcBorders>
+              <w:top w:val="single" w:sz="6" w:space="0" w:color="000000"/>
+              <w:left w:val="single" w:sz="6" w:space="0" w:color="000000"/>
+              <w:bottom w:val="single" w:sz="6" w:space="0" w:color="000000"/>
+              <w:right w:val="single" w:sz="6" w:space="0" w:color="000000"/>
+            </w:tcBorders>
+            <w:shd w:val="clear" w:color="auto" w:fill="E0EEF8"/>
+            <w:tcMar>
+              <w:top w:w="60" w:type="dxa"/>
+              <w:left w:w="90" w:type="dxa"/>
+              <w:bottom w:w="60" w:type="dxa"/>
+              <w:right w:w="90" w:type="dxa"/>
+            </w:tcMar>
+            <w:vAlign w:val="center"/>
+            <w:hideMark/>
+          </w:tcPr>
+          <w:p>
+            <w:pPr>
+              <w:spacing w:after="180"/>
+              <w:jc w:val="center"/>
+              <w:rPr>
+                <w:rFonts w:ascii="Arial" w:eastAsia="Times New Roman" w:hAnsi="Arial" w:cs="Arial"/>
+                <w:b/>
+                <w:bCs/>
+                <w:sz w:val="22"/>
+              </w:rPr>
+            </w:pPr>
+            <w:r>
+              <w:rPr>
+                <w:rFonts w:ascii="Arial" w:eastAsia="Times New Roman" w:hAnsi="Arial" w:cs="Arial"/>
+                <w:b/>
+                <w:bCs/>
+                <w:sz w:val="22"/>
+              </w:rPr>
+              <w:t>Node</w:t>
+            </w:r>
+          </w:p>
+        </w:tc>
+        <w:tc>
+          <w:tcPr>
+            <w:tcW w:w="0" w:type="auto"/>
+            <w:tcBorders>
+              <w:top w:val="single" w:sz="6" w:space="0" w:color="000000"/>
+              <w:left w:val="single" w:sz="6" w:space="0" w:color="000000"/>
+              <w:bottom w:val="single" w:sz="6" w:space="0" w:color="000000"/>
+              <w:right w:val="single" w:sz="6" w:space="0" w:color="000000"/>
+            </w:tcBorders>
+            <w:shd w:val="clear" w:color="auto" w:fill="E0EEF8"/>
+            <w:tcMar>
+              <w:top w:w="60" w:type="dxa"/>
+              <w:left w:w="90" w:type="dxa"/>
+              <w:bottom w:w="60" w:type="dxa"/>
+              <w:right w:w="90" w:type="dxa"/>
+            </w:tcMar>
+            <w:vAlign w:val="center"/>
+            <w:hideMark/>
+          </w:tcPr>
+          <w:p>
+            <w:pPr>
+              <w:spacing w:after="180"/>
+              <w:jc w:val="center"/>
+              <w:rPr>
+                <w:rFonts w:ascii="Arial" w:eastAsia="Times New Roman" w:hAnsi="Arial" w:cs="Arial"/>
+                <w:b/>
+                <w:bCs/>
+                <w:sz w:val="22"/>
+              </w:rPr>
+            </w:pPr>
+            <w:r>
+              <w:rPr>
+                <w:rFonts w:ascii="Arial" w:eastAsia="Times New Roman" w:hAnsi="Arial" w:cs="Arial"/>
+                <w:b/>
+                <w:bCs/>
+                <w:sz w:val="22"/>
+              </w:rPr>
+              <w:t>Mô tả</w:t>
+            </w:r>
+          </w:p>
+        </w:tc>
+      </w:tr>
+      <w:tr>
+        <w:tc>
+          <w:tcPr>
+            <w:tcW w:w="0" w:type="auto"/>
+            <w:tcBorders>
+              <w:top w:val="single" w:sz="6" w:space="0" w:color="000000"/>
+              <w:left w:val="single" w:sz="6" w:space="0" w:color="000000"/>
+              <w:bottom w:val="single" w:sz="6" w:space="0" w:color="000000"/>
+              <w:right w:val="single" w:sz="6" w:space="0" w:color="000000"/>
+            </w:tcBorders>
+            <w:tcMar>
+              <w:top w:w="60" w:type="dxa"/>
+              <w:left w:w="90" w:type="dxa"/>
+              <w:bottom w:w="60" w:type="dxa"/>
+              <w:right w:w="90" w:type="dxa"/>
+            </w:tcMar>
+            <w:vAlign w:val="center"/>
+            <w:hideMark/>
+          </w:tcPr>
+          <w:p>
+            <w:pPr>
+              <w:spacing w:after="180"/>
+              <w:jc w:val="left"/>
+              <w:rPr>
+                <w:rFonts w:ascii="Arial" w:eastAsia="Times New Roman" w:hAnsi="Arial" w:cs="Arial"/>
+                <w:sz w:val="22"/>
+              </w:rPr>
+            </w:pPr>
+            <w:r>
+              <w:rPr>
+                <w:rFonts w:ascii="Arial" w:eastAsia="Times New Roman" w:hAnsi="Arial" w:cs="Arial"/>
+                <w:sz w:val="22"/>
+              </w:rPr>
+              <w:t>N0</w:t>
+            </w:r>
+          </w:p>
+        </w:tc>
+        <w:tc>
+          <w:tcPr>
+            <w:tcW w:w="0" w:type="auto"/>
+            <w:tcBorders>
+              <w:top w:val="single" w:sz="6" w:space="0" w:color="000000"/>
+              <w:left w:val="single" w:sz="6" w:space="0" w:color="000000"/>
+              <w:bottom w:val="single" w:sz="6" w:space="0" w:color="000000"/>
+              <w:right w:val="single" w:sz="6" w:space="0" w:color="000000"/>
+            </w:tcBorders>
+            <w:tcMar>
+              <w:top w:w="60" w:type="dxa"/>
+              <w:left w:w="90" w:type="dxa"/>
+              <w:bottom w:w="60" w:type="dxa"/>
+              <w:right w:w="90" w:type="dxa"/>
+            </w:tcMar>
+            <w:vAlign w:val="center"/>
+            <w:hideMark/>
+          </w:tcPr>
+          <w:p>
+            <w:pPr>
+              <w:spacing w:after="180"/>
+              <w:rPr>
+                <w:rFonts w:ascii="Arial" w:eastAsia="Times New Roman" w:hAnsi="Arial" w:cs="Arial"/>
+                <w:sz w:val="22"/>
+              </w:rPr>
+            </w:pPr>
+            <w:r>
+              <w:rPr>
+                <w:rFonts w:ascii="Arial" w:eastAsia="Times New Roman" w:hAnsi="Arial" w:cs="Arial"/>
+                <w:sz w:val="22"/>
+              </w:rPr>
+              <w:t>Entry</w:t>
+            </w:r>
+          </w:p>
+        </w:tc>
+      </w:tr>
+      <w:tr>
+        <w:tc>
+          <w:tcPr>
+            <w:tcW w:w="0" w:type="auto"/>
+            <w:tcBorders>
+              <w:top w:val="single" w:sz="6" w:space="0" w:color="000000"/>
+              <w:left w:val="single" w:sz="6" w:space="0" w:color="000000"/>
+              <w:bottom w:val="single" w:sz="6" w:space="0" w:color="000000"/>
+              <w:right w:val="single" w:sz="6" w:space="0" w:color="000000"/>
+            </w:tcBorders>
+            <w:tcMar>
+              <w:top w:w="60" w:type="dxa"/>
+              <w:left w:w="90" w:type="dxa"/>
+              <w:bottom w:w="60" w:type="dxa"/>
+              <w:right w:w="90" w:type="dxa"/>
+            </w:tcMar>
+            <w:vAlign w:val="center"/>
+            <w:hideMark/>
+          </w:tcPr>
+          <w:p>
+            <w:pPr>
+              <w:spacing w:after="180"/>
+              <w:rPr>
+                <w:rFonts w:ascii="Arial" w:eastAsia="Times New Roman" w:hAnsi="Arial" w:cs="Arial"/>
+                <w:sz w:val="22"/>
+              </w:rPr>
+            </w:pPr>
+            <w:r>
+              <w:rPr>
+                <w:rFonts w:ascii="Arial" w:eastAsia="Times New Roman" w:hAnsi="Arial" w:cs="Arial"/>
+                <w:sz w:val="22"/>
+              </w:rPr>
+              <w:t>N1</w:t>
+            </w:r>
+          </w:p>
+        </w:tc>
+        <w:tc>
+          <w:tcPr>
+            <w:tcW w:w="0" w:type="auto"/>
+            <w:tcBorders>
+              <w:top w:val="single" w:sz="6" w:space="0" w:color="000000"/>
+              <w:left w:val="single" w:sz="6" w:space="0" w:color="000000"/>
+              <w:bottom w:val="single" w:sz="6" w:space="0" w:color="000000"/>
+              <w:right w:val="single" w:sz="6" w:space="0" w:color="000000"/>
+            </w:tcBorders>
+            <w:tcMar>
+              <w:top w:w="60" w:type="dxa"/>
+              <w:left w:w="90" w:type="dxa"/>
+              <w:bottom w:w="60" w:type="dxa"/>
+              <w:right w:w="90" w:type="dxa"/>
+            </w:tcMar>
+            <w:vAlign w:val="center"/>
+            <w:hideMark/>
+          </w:tcPr>
+          <w:p>
+            <w:pPr>
+              <w:spacing w:after="180"/>
+              <w:rPr>
+                <w:rFonts w:ascii="Arial" w:eastAsia="Times New Roman" w:hAnsi="Arial" w:cs="Arial"/>
+                <w:sz w:val="22"/>
+              </w:rPr>
+            </w:pPr>
+            <w:r>
+              <w:rPr>
+                <w:rFonts w:ascii="Arial" w:eastAsia="Times New Roman" w:hAnsi="Arial" w:cs="Arial"/>
+                <w:sz w:val="22"/>
+              </w:rPr>
+              <w:t>D1: items == null || items.isEmpty()</w:t>
+            </w:r>
+          </w:p>
+        </w:tc>
+      </w:tr>
+      <w:tr>
+        <w:tc>
+          <w:tcPr>
+            <w:tcW w:w="0" w:type="auto"/>
+            <w:tcBorders>
+              <w:top w:val="single" w:sz="6" w:space="0" w:color="000000"/>
+              <w:left w:val="single" w:sz="6" w:space="0" w:color="000000"/>
+              <w:bottom w:val="single" w:sz="6" w:space="0" w:color="000000"/>
+              <w:right w:val="single" w:sz="6" w:space="0" w:color="000000"/>
+            </w:tcBorders>
+            <w:tcMar>
+              <w:top w:w="60" w:type="dxa"/>
+              <w:left w:w="90" w:type="dxa"/>
+              <w:bottom w:w="60" w:type="dxa"/>
+              <w:right w:w="90" w:type="dxa"/>
+            </w:tcMar>
+            <w:vAlign w:val="center"/>
+            <w:hideMark/>
+          </w:tcPr>
+          <w:p>
+            <w:pPr>
+              <w:spacing w:after="180"/>
+              <w:rPr>
+                <w:rFonts w:ascii="Arial" w:eastAsia="Times New Roman" w:hAnsi="Arial" w:cs="Arial"/>
+                <w:sz w:val="22"/>
+              </w:rPr>
+            </w:pPr>
+            <w:r>
+              <w:rPr>
+                <w:rFonts w:ascii="Arial" w:eastAsia="Times New Roman" w:hAnsi="Arial" w:cs="Arial"/>
+                <w:sz w:val="22"/>
+              </w:rPr>
+              <w:t>N2</w:t>
+            </w:r>
+          </w:p>
+        </w:tc>
+        <w:tc>
+          <w:tcPr>
+            <w:tcW w:w="0" w:type="auto"/>
+            <w:tcBorders>
+              <w:top w:val="single" w:sz="6" w:space="0" w:color="000000"/>
+              <w:left w:val="single" w:sz="6" w:space="0" w:color="000000"/>
+              <w:bottom w:val="single" w:sz="6" w:space="0" w:color="000000"/>
+              <w:right w:val="single" w:sz="6" w:space="0" w:color="000000"/>
+            </w:tcBorders>
+            <w:tcMar>
+              <w:top w:w="60" w:type="dxa"/>
+              <w:left w:w="90" w:type="dxa"/>
+              <w:bottom w:w="60" w:type="dxa"/>
+              <w:right w:w="90" w:type="dxa"/>
+            </w:tcMar>
+            <w:vAlign w:val="center"/>
+            <w:hideMark/>
+          </w:tcPr>
+          <w:p>
+            <w:pPr>
+              <w:spacing w:after="180"/>
+              <w:rPr>
+                <w:rFonts w:ascii="Arial" w:eastAsia="Times New Roman" w:hAnsi="Arial" w:cs="Arial"/>
+                <w:sz w:val="22"/>
+              </w:rPr>
+            </w:pPr>
+            <w:r>
+              <w:rPr>
+                <w:rFonts w:ascii="Arial" w:eastAsia="Times New Roman" w:hAnsi="Arial" w:cs="Arial"/>
+                <w:sz w:val="22"/>
+              </w:rPr>
+              <w:t>Throw "Gio hang trong"</w:t>
+            </w:r>
+          </w:p>
+        </w:tc>
+      </w:tr>
+      <w:tr>
+        <w:tc>
+          <w:tcPr>
+            <w:tcW w:w="0" w:type="auto"/>
+            <w:tcBorders>
+              <w:top w:val="single" w:sz="6" w:space="0" w:color="000000"/>
+              <w:left w:val="single" w:sz="6" w:space="0" w:color="000000"/>
+              <w:bottom w:val="single" w:sz="6" w:space="0" w:color="000000"/>
+              <w:right w:val="single" w:sz="6" w:space="0" w:color="000000"/>
+            </w:tcBorders>
+            <w:tcMar>
+              <w:top w:w="60" w:type="dxa"/>
+              <w:left w:w="90" w:type="dxa"/>
+              <w:bottom w:w="60" w:type="dxa"/>
+              <w:right w:w="90" w:type="dxa"/>
+            </w:tcMar>
+            <w:vAlign w:val="center"/>
+            <w:hideMark/>
+          </w:tcPr>
+          <w:p>
+            <w:pPr>
+              <w:spacing w:after="180"/>
+              <w:rPr>
+                <w:rFonts w:ascii="Arial" w:eastAsia="Times New Roman" w:hAnsi="Arial" w:cs="Arial"/>
+                <w:sz w:val="22"/>
+              </w:rPr>
+            </w:pPr>
+            <w:r>
+              <w:rPr>
+                <w:rFonts w:ascii="Arial" w:eastAsia="Times New Roman" w:hAnsi="Arial" w:cs="Arial"/>
+                <w:sz w:val="22"/>
+              </w:rPr>
+              <w:t>N3</w:t>
+            </w:r>
+          </w:p>
+        </w:tc>
+        <w:tc>
+          <w:tcPr>
+            <w:tcW w:w="0" w:type="auto"/>
+            <w:tcBorders>
+              <w:top w:val="single" w:sz="6" w:space="0" w:color="000000"/>
+              <w:left w:val="single" w:sz="6" w:space="0" w:color="000000"/>
+              <w:bottom w:val="single" w:sz="6" w:space="0" w:color="000000"/>
+              <w:right w:val="single" w:sz="6" w:space="0" w:color="000000"/>
+            </w:tcBorders>
+            <w:tcMar>
+              <w:top w:w="60" w:type="dxa"/>
+              <w:left w:w="90" w:type="dxa"/>
+              <w:bottom w:w="60" w:type="dxa"/>
+              <w:right w:w="90" w:type="dxa"/>
+            </w:tcMar>
+            <w:vAlign w:val="center"/>
+            <w:hideMark/>
+          </w:tcPr>
+          <w:p>
+            <w:pPr>
+              <w:spacing w:after="180"/>
+              <w:rPr>
+                <w:rFonts w:ascii="Arial" w:eastAsia="Times New Roman" w:hAnsi="Arial" w:cs="Arial"/>
+                <w:sz w:val="22"/>
+              </w:rPr>
+            </w:pPr>
+            <w:r>
+              <w:rPr>
+                <w:rFonts w:ascii="Arial" w:eastAsia="Times New Roman" w:hAnsi="Arial" w:cs="Arial"/>
+                <w:sz w:val="22"/>
+              </w:rPr>
+              <w:t>Tính subtotal</w:t>
+            </w:r>
+          </w:p>
+        </w:tc>
+      </w:tr>
+      <w:tr>
+        <w:tc>
+          <w:tcPr>
+            <w:tcW w:w="0" w:type="auto"/>
+            <w:tcBorders>
+              <w:top w:val="single" w:sz="6" w:space="0" w:color="000000"/>
+              <w:left w:val="single" w:sz="6" w:space="0" w:color="000000"/>
+              <w:bottom w:val="single" w:sz="6" w:space="0" w:color="000000"/>
+              <w:right w:val="single" w:sz="6" w:space="0" w:color="000000"/>
+            </w:tcBorders>
+            <w:tcMar>
+              <w:top w:w="60" w:type="dxa"/>
+              <w:left w:w="90" w:type="dxa"/>
+              <w:bottom w:w="60" w:type="dxa"/>
+              <w:right w:w="90" w:type="dxa"/>
+            </w:tcMar>
+            <w:vAlign w:val="center"/>
+            <w:hideMark/>
+          </w:tcPr>
+          <w:p>
+            <w:pPr>
+              <w:spacing w:after="180"/>
+              <w:rPr>
+                <w:rFonts w:ascii="Arial" w:eastAsia="Times New Roman" w:hAnsi="Arial" w:cs="Arial"/>
+                <w:sz w:val="22"/>
+              </w:rPr>
+            </w:pPr>
+            <w:r>
+              <w:rPr>
+                <w:rFonts w:ascii="Arial" w:eastAsia="Times New Roman" w:hAnsi="Arial" w:cs="Arial"/>
+                <w:sz w:val="22"/>
+              </w:rPr>
+              <w:t>N4</w:t>
+            </w:r>
+          </w:p>
+        </w:tc>
+        <w:tc>
+          <w:tcPr>
+            <w:tcW w:w="0" w:type="auto"/>
+            <w:tcBorders>
+              <w:top w:val="single" w:sz="6" w:space="0" w:color="000000"/>
+              <w:left w:val="single" w:sz="6" w:space="0" w:color="000000"/>
+              <w:bottom w:val="single" w:sz="6" w:space="0" w:color="000000"/>
+              <w:right w:val="single" w:sz="6" w:space="0" w:color="000000"/>
+            </w:tcBorders>
+            <w:tcMar>
+              <w:top w:w="60" w:type="dxa"/>
+              <w:left w:w="90" w:type="dxa"/>
+              <w:bottom w:w="60" w:type="dxa"/>
+              <w:right w:w="90" w:type="dxa"/>
+            </w:tcMar>
+            <w:vAlign w:val="center"/>
+            <w:hideMark/>
+          </w:tcPr>
+          <w:p>
+            <w:pPr>
+              <w:spacing w:after="180"/>
+              <w:rPr>
+                <w:rFonts w:ascii="Arial" w:eastAsia="Times New Roman" w:hAnsi="Arial" w:cs="Arial"/>
+                <w:sz w:val="22"/>
+              </w:rPr>
+            </w:pPr>
+            <w:r>
+              <w:rPr>
+                <w:rFonts w:ascii="Arial" w:eastAsia="Times New Roman" w:hAnsi="Arial" w:cs="Arial"/>
+                <w:sz w:val="22"/>
+              </w:rPr>
+              <w:t>D2: couponCode != null &amp;&amp; !couponCode.isEmpty()</w:t>
+            </w:r>
+          </w:p>
+        </w:tc>
+      </w:tr>
+      <w:tr>
+        <w:tc>
+          <w:tcPr>
+            <w:tcW w:w="0" w:type="auto"/>
+            <w:tcBorders>
+              <w:top w:val="single" w:sz="6" w:space="0" w:color="000000"/>
+              <w:left w:val="single" w:sz="6" w:space="0" w:color="000000"/>
+              <w:bottom w:val="single" w:sz="6" w:space="0" w:color="000000"/>
+              <w:right w:val="single" w:sz="6" w:space="0" w:color="000000"/>
+            </w:tcBorders>
+            <w:tcMar>
+              <w:top w:w="60" w:type="dxa"/>
+              <w:left w:w="90" w:type="dxa"/>
+              <w:bottom w:w="60" w:type="dxa"/>
+              <w:right w:w="90" w:type="dxa"/>
+            </w:tcMar>
+            <w:vAlign w:val="center"/>
+            <w:hideMark/>
+          </w:tcPr>
+          <w:p>
+            <w:pPr>
+              <w:spacing w:after="180"/>
+              <w:rPr>
+                <w:rFonts w:ascii="Arial" w:eastAsia="Times New Roman" w:hAnsi="Arial" w:cs="Arial"/>
+                <w:sz w:val="22"/>
+              </w:rPr>
+            </w:pPr>
+            <w:r>
+              <w:rPr>
+                <w:rFonts w:ascii="Arial" w:eastAsia="Times New Roman" w:hAnsi="Arial" w:cs="Arial"/>
+                <w:sz w:val="22"/>
+              </w:rPr>
+              <w:t>N5</w:t>
+            </w:r>
+          </w:p>
+        </w:tc>
+        <w:tc>
+          <w:tcPr>
+            <w:tcW w:w="0" w:type="auto"/>
+            <w:tcBorders>
+              <w:top w:val="single" w:sz="6" w:space="0" w:color="000000"/>
+              <w:left w:val="single" w:sz="6" w:space="0" w:color="000000"/>
+              <w:bottom w:val="single" w:sz="6" w:space="0" w:color="000000"/>
+              <w:right w:val="single" w:sz="6" w:space="0" w:color="000000"/>
+            </w:tcBorders>
+            <w:tcMar>
+              <w:top w:w="60" w:type="dxa"/>
+              <w:left w:w="90" w:type="dxa"/>
+              <w:bottom w:w="60" w:type="dxa"/>
+              <w:right w:w="90" w:type="dxa"/>
+            </w:tcMar>
+            <w:vAlign w:val="center"/>
+            <w:hideMark/>
+          </w:tcPr>
+          <w:p>
+            <w:pPr>
+              <w:spacing w:after="180"/>
+              <w:rPr>
+                <w:rFonts w:ascii="Arial" w:eastAsia="Times New Roman" w:hAnsi="Arial" w:cs="Arial"/>
+                <w:sz w:val="22"/>
+              </w:rPr>
+            </w:pPr>
+            <w:r>
+              <w:rPr>
+                <w:rFonts w:ascii="Arial" w:eastAsia="Times New Roman" w:hAnsi="Arial" w:cs="Arial"/>
+                <w:sz w:val="22"/>
+              </w:rPr>
+              <w:t>D3: couponCode == "SALE10"</w:t>
+            </w:r>
+          </w:p>
+        </w:tc>
+      </w:tr>
+      <w:tr>
+        <w:tc>
+          <w:tcPr>
+            <w:tcW w:w="0" w:type="auto"/>
+            <w:tcBorders>
+              <w:top w:val="single" w:sz="6" w:space="0" w:color="000000"/>
+              <w:left w:val="single" w:sz="6" w:space="0" w:color="000000"/>
+              <w:bottom w:val="single" w:sz="6" w:space="0" w:color="000000"/>
+              <w:right w:val="single" w:sz="6" w:space="0" w:color="000000"/>
+            </w:tcBorders>
+            <w:tcMar>
+              <w:top w:w="60" w:type="dxa"/>
+              <w:left w:w="90" w:type="dxa"/>
+              <w:bottom w:w="60" w:type="dxa"/>
+              <w:right w:w="90" w:type="dxa"/>
+            </w:tcMar>
+            <w:vAlign w:val="center"/>
+            <w:hideMark/>
+          </w:tcPr>
+          <w:p>
+            <w:pPr>
+              <w:spacing w:after="180"/>
+              <w:rPr>
+                <w:rFonts w:ascii="Arial" w:eastAsia="Times New Roman" w:hAnsi="Arial" w:cs="Arial"/>
+                <w:sz w:val="22"/>
+              </w:rPr>
+            </w:pPr>
+            <w:r>
+              <w:rPr>
+                <w:rFonts w:ascii="Arial" w:eastAsia="Times New Roman" w:hAnsi="Arial" w:cs="Arial"/>
+                <w:sz w:val="22"/>
+              </w:rPr>
+              <w:t>N6</w:t>
+            </w:r>
+          </w:p>
+        </w:tc>
+        <w:tc>
+          <w:tcPr>
+            <w:tcW w:w="0" w:type="auto"/>
+            <w:tcBorders>
+              <w:top w:val="single" w:sz="6" w:space="0" w:color="000000"/>
+              <w:left w:val="single" w:sz="6" w:space="0" w:color="000000"/>
+              <w:bottom w:val="single" w:sz="6" w:space="0" w:color="000000"/>
+              <w:right w:val="single" w:sz="6" w:space="0" w:color="000000"/>
+            </w:tcBorders>
+            <w:tcMar>
+              <w:top w:w="60" w:type="dxa"/>
+              <w:left w:w="90" w:type="dxa"/>
+              <w:bottom w:w="60" w:type="dxa"/>
+              <w:right w:w="90" w:type="dxa"/>
+            </w:tcMar>
+            <w:vAlign w:val="center"/>
+            <w:hideMark/>
+          </w:tcPr>
+          <w:p>
+            <w:pPr>
+              <w:spacing w:after="180"/>
+              <w:rPr>
+                <w:rFonts w:ascii="Arial" w:eastAsia="Times New Roman" w:hAnsi="Arial" w:cs="Arial"/>
+                <w:sz w:val="22"/>
+              </w:rPr>
+            </w:pPr>
+            <w:r>
+              <w:rPr>
+                <w:rFonts w:ascii="Arial" w:eastAsia="Times New Roman" w:hAnsi="Arial" w:cs="Arial"/>
+                <w:sz w:val="22"/>
+              </w:rPr>
+              <w:t>discount = subtotal * 0.10</w:t>
+            </w:r>
+          </w:p>
+        </w:tc>
+      </w:tr>
+      <w:tr>
+        <w:tc>
+          <w:tcPr>
+            <w:tcW w:w="0" w:type="auto"/>
+            <w:tcBorders>
+              <w:top w:val="single" w:sz="6" w:space="0" w:color="000000"/>
+              <w:left w:val="single" w:sz="6" w:space="0" w:color="000000"/>
+              <w:bottom w:val="single" w:sz="6" w:space="0" w:color="000000"/>
+              <w:right w:val="single" w:sz="6" w:space="0" w:color="000000"/>
+            </w:tcBorders>
+            <w:tcMar>
+              <w:top w:w="60" w:type="dxa"/>
+              <w:left w:w="90" w:type="dxa"/>
+              <w:bottom w:w="60" w:type="dxa"/>
+              <w:right w:w="90" w:type="dxa"/>
+            </w:tcMar>
+            <w:vAlign w:val="center"/>
+            <w:hideMark/>
+          </w:tcPr>
+          <w:p>
+            <w:pPr>
+              <w:spacing w:after="180"/>
+              <w:rPr>
+                <w:rFonts w:ascii="Arial" w:eastAsia="Times New Roman" w:hAnsi="Arial" w:cs="Arial"/>
+                <w:sz w:val="22"/>
+              </w:rPr>
+            </w:pPr>
+            <w:r>
+              <w:rPr>
+                <w:rFonts w:ascii="Arial" w:eastAsia="Times New Roman" w:hAnsi="Arial" w:cs="Arial"/>
+                <w:sz w:val="22"/>
+              </w:rPr>
+              <w:t>N7</w:t>
+            </w:r>
+          </w:p>
+        </w:tc>
+        <w:tc>
+          <w:tcPr>
+            <w:tcW w:w="0" w:type="auto"/>
+            <w:tcBorders>
+              <w:top w:val="single" w:sz="6" w:space="0" w:color="000000"/>
+              <w:left w:val="single" w:sz="6" w:space="0" w:color="000000"/>
+              <w:bottom w:val="single" w:sz="6" w:space="0" w:color="000000"/>
+              <w:right w:val="single" w:sz="6" w:space="0" w:color="000000"/>
+            </w:tcBorders>
+            <w:tcMar>
+              <w:top w:w="60" w:type="dxa"/>
+              <w:left w:w="90" w:type="dxa"/>
+              <w:bottom w:w="60" w:type="dxa"/>
+              <w:right w:w="90" w:type="dxa"/>
+            </w:tcMar>
+            <w:vAlign w:val="center"/>
+            <w:hideMark/>
+          </w:tcPr>
+          <w:p>
+            <w:pPr>
+              <w:spacing w:after="180"/>
+              <w:rPr>
+                <w:rFonts w:ascii="Arial" w:eastAsia="Times New Roman" w:hAnsi="Arial" w:cs="Arial"/>
+                <w:sz w:val="22"/>
+              </w:rPr>
+            </w:pPr>
+            <w:r>
+              <w:rPr>
+                <w:rFonts w:ascii="Arial" w:eastAsia="Times New Roman" w:hAnsi="Arial" w:cs="Arial"/>
+                <w:sz w:val="22"/>
+              </w:rPr>
+              <w:t>D4: couponCode == "SALE20"</w:t>
+            </w:r>
+          </w:p>
+        </w:tc>
+      </w:tr>
+      <w:tr>
+        <w:tc>
+          <w:tcPr>
+            <w:tcW w:w="0" w:type="auto"/>
+            <w:tcBorders>
+              <w:top w:val="single" w:sz="6" w:space="0" w:color="000000"/>
+              <w:left w:val="single" w:sz="6" w:space="0" w:color="000000"/>
+              <w:bottom w:val="single" w:sz="6" w:space="0" w:color="000000"/>
+              <w:right w:val="single" w:sz="6" w:space="0" w:color="000000"/>
+            </w:tcBorders>
+            <w:tcMar>
+              <w:top w:w="60" w:type="dxa"/>
+              <w:left w:w="90" w:type="dxa"/>
+              <w:bottom w:w="60" w:type="dxa"/>
+              <w:right w:w="90" w:type="dxa"/>
+            </w:tcMar>
+            <w:vAlign w:val="center"/>
+            <w:hideMark/>
+          </w:tcPr>
+          <w:p>
+            <w:pPr>
+              <w:spacing w:after="180"/>
+              <w:rPr>
+                <w:rFonts w:ascii="Arial" w:eastAsia="Times New Roman" w:hAnsi="Arial" w:cs="Arial"/>
+                <w:sz w:val="22"/>
+              </w:rPr>
+            </w:pPr>
+            <w:r>
+              <w:rPr>
+                <w:rFonts w:ascii="Arial" w:eastAsia="Times New Roman" w:hAnsi="Arial" w:cs="Arial"/>
+                <w:sz w:val="22"/>
+              </w:rPr>
+              <w:t>N8</w:t>
+            </w:r>
+          </w:p>
+        </w:tc>
+        <w:tc>
+          <w:tcPr>
+            <w:tcW w:w="0" w:type="auto"/>
+            <w:tcBorders>
+              <w:top w:val="single" w:sz="6" w:space="0" w:color="000000"/>
+              <w:left w:val="single" w:sz="6" w:space="0" w:color="000000"/>
+              <w:bottom w:val="single" w:sz="6" w:space="0" w:color="000000"/>
+              <w:right w:val="single" w:sz="6" w:space="0" w:color="000000"/>
+            </w:tcBorders>
+            <w:tcMar>
+              <w:top w:w="60" w:type="dxa"/>
+              <w:left w:w="90" w:type="dxa"/>
+              <w:bottom w:w="60" w:type="dxa"/>
+              <w:right w:w="90" w:type="dxa"/>
+            </w:tcMar>
+            <w:vAlign w:val="center"/>
+            <w:hideMark/>
+          </w:tcPr>
+          <w:p>
+            <w:pPr>
+              <w:spacing w:after="180"/>
+              <w:rPr>
+                <w:rFonts w:ascii="Arial" w:eastAsia="Times New Roman" w:hAnsi="Arial" w:cs="Arial"/>
+                <w:sz w:val="22"/>
+              </w:rPr>
+            </w:pPr>
+            <w:r>
+              <w:rPr>
+                <w:rFonts w:ascii="Arial" w:eastAsia="Times New Roman" w:hAnsi="Arial" w:cs="Arial"/>
+                <w:sz w:val="22"/>
+              </w:rPr>
+              <w:t>discount = subtotal * 0.20</w:t>
+            </w:r>
+          </w:p>
+        </w:tc>
+      </w:tr>
+      <w:tr>
+        <w:tc>
+          <w:tcPr>
+            <w:tcW w:w="0" w:type="auto"/>
+            <w:tcBorders>
+              <w:top w:val="single" w:sz="6" w:space="0" w:color="000000"/>
+              <w:left w:val="single" w:sz="6" w:space="0" w:color="000000"/>
+              <w:bottom w:val="single" w:sz="6" w:space="0" w:color="000000"/>
+              <w:right w:val="single" w:sz="6" w:space="0" w:color="000000"/>
+            </w:tcBorders>
+            <w:tcMar>
+              <w:top w:w="60" w:type="dxa"/>
+              <w:left w:w="90" w:type="dxa"/>
+              <w:bottom w:w="60" w:type="dxa"/>
+              <w:right w:w="90" w:type="dxa"/>
+            </w:tcMar>
+            <w:vAlign w:val="center"/>
+            <w:hideMark/>
+          </w:tcPr>
+          <w:p>
+            <w:pPr>
+              <w:spacing w:after="180"/>
+              <w:rPr>
+                <w:rFonts w:ascii="Arial" w:eastAsia="Times New Roman" w:hAnsi="Arial" w:cs="Arial"/>
+                <w:sz w:val="22"/>
+              </w:rPr>
+            </w:pPr>
+            <w:r>
+              <w:rPr>
+                <w:rFonts w:ascii="Arial" w:eastAsia="Times New Roman" w:hAnsi="Arial" w:cs="Arial"/>
+                <w:sz w:val="22"/>
+              </w:rPr>
+              <w:t>N9</w:t>
+            </w:r>
+          </w:p>
+        </w:tc>
+        <w:tc>
+          <w:tcPr>
+            <w:tcW w:w="0" w:type="auto"/>
+            <w:tcBorders>
+              <w:top w:val="single" w:sz="6" w:space="0" w:color="000000"/>
+              <w:left w:val="single" w:sz="6" w:space="0" w:color="000000"/>
+              <w:bottom w:val="single" w:sz="6" w:space="0" w:color="000000"/>
+              <w:right w:val="single" w:sz="6" w:space="0" w:color="000000"/>
+            </w:tcBorders>
+            <w:tcMar>
+              <w:top w:w="60" w:type="dxa"/>
+              <w:left w:w="90" w:type="dxa"/>
+              <w:bottom w:w="60" w:type="dxa"/>
+              <w:right w:w="90" w:type="dxa"/>
+            </w:tcMar>
+            <w:vAlign w:val="center"/>
+            <w:hideMark/>
+          </w:tcPr>
+          <w:p>
+            <w:pPr>
+              <w:spacing w:after="180"/>
+              <w:rPr>
+                <w:rFonts w:ascii="Arial" w:eastAsia="Times New Roman" w:hAnsi="Arial" w:cs="Arial"/>
+                <w:sz w:val="22"/>
+              </w:rPr>
+            </w:pPr>
+            <w:r>
+              <w:rPr>
+                <w:rFonts w:ascii="Arial" w:eastAsia="Times New Roman" w:hAnsi="Arial" w:cs="Arial"/>
+                <w:sz w:val="22"/>
+              </w:rPr>
+              <w:t>Throw "Ma giam gia khong hop le"</w:t>
+            </w:r>
+          </w:p>
+        </w:tc>
+      </w:tr>
+      <w:tr>
+        <w:tc>
+          <w:tcPr>
+            <w:tcW w:w="0" w:type="auto"/>
+            <w:tcBorders>
+              <w:top w:val="single" w:sz="6" w:space="0" w:color="000000"/>
+              <w:left w:val="single" w:sz="6" w:space="0" w:color="000000"/>
+              <w:bottom w:val="single" w:sz="6" w:space="0" w:color="000000"/>
+              <w:right w:val="single" w:sz="6" w:space="0" w:color="000000"/>
+            </w:tcBorders>
+            <w:tcMar>
+              <w:top w:w="60" w:type="dxa"/>
+              <w:left w:w="90" w:type="dxa"/>
+              <w:bottom w:w="60" w:type="dxa"/>
+              <w:right w:w="90" w:type="dxa"/>
+            </w:tcMar>
+            <w:vAlign w:val="center"/>
+            <w:hideMark/>
+          </w:tcPr>
+          <w:p>
+            <w:pPr>
+              <w:spacing w:after="180"/>
+              <w:rPr>
+                <w:rFonts w:ascii="Arial" w:eastAsia="Times New Roman" w:hAnsi="Arial" w:cs="Arial"/>
+                <w:sz w:val="22"/>
+              </w:rPr>
+            </w:pPr>
+            <w:r>
+              <w:rPr>
+                <w:rFonts w:ascii="Arial" w:eastAsia="Times New Roman" w:hAnsi="Arial" w:cs="Arial"/>
+                <w:sz w:val="22"/>
+              </w:rPr>
+              <w:t>N10</w:t>
+            </w:r>
+          </w:p>
+        </w:tc>
+        <w:tc>
+          <w:tcPr>
+            <w:tcW w:w="0" w:type="auto"/>
+            <w:tcBorders>
+              <w:top w:val="single" w:sz="6" w:space="0" w:color="000000"/>
+              <w:left w:val="single" w:sz="6" w:space="0" w:color="000000"/>
+              <w:bottom w:val="single" w:sz="6" w:space="0" w:color="000000"/>
+              <w:right w:val="single" w:sz="6" w:space="0" w:color="000000"/>
+            </w:tcBorders>
+            <w:tcMar>
+              <w:top w:w="60" w:type="dxa"/>
+              <w:left w:w="90" w:type="dxa"/>
+              <w:bottom w:w="60" w:type="dxa"/>
+              <w:right w:w="90" w:type="dxa"/>
+            </w:tcMar>
+            <w:vAlign w:val="center"/>
+            <w:hideMark/>
+          </w:tcPr>
+          <w:p>
+            <w:pPr>
+              <w:spacing w:after="180"/>
+              <w:rPr>
+                <w:rFonts w:ascii="Arial" w:eastAsia="Times New Roman" w:hAnsi="Arial" w:cs="Arial"/>
+                <w:sz w:val="22"/>
+              </w:rPr>
+            </w:pPr>
+            <w:r>
+              <w:rPr>
+                <w:rFonts w:ascii="Arial" w:eastAsia="Times New Roman" w:hAnsi="Arial" w:cs="Arial"/>
+                <w:sz w:val="22"/>
+              </w:rPr>
+              <w:t>D5: memberLevel == "GOLD"</w:t>
+            </w:r>
+          </w:p>
+        </w:tc>
+      </w:tr>
+      <w:tr>
+        <w:tc>
+          <w:tcPr>
+            <w:tcW w:w="0" w:type="auto"/>
+            <w:tcBorders>
+              <w:top w:val="single" w:sz="6" w:space="0" w:color="000000"/>
+              <w:left w:val="single" w:sz="6" w:space="0" w:color="000000"/>
+              <w:bottom w:val="single" w:sz="6" w:space="0" w:color="000000"/>
+              <w:right w:val="single" w:sz="6" w:space="0" w:color="000000"/>
+            </w:tcBorders>
+            <w:tcMar>
+              <w:top w:w="60" w:type="dxa"/>
+              <w:left w:w="90" w:type="dxa"/>
+              <w:bottom w:w="60" w:type="dxa"/>
+              <w:right w:w="90" w:type="dxa"/>
+            </w:tcMar>
+            <w:vAlign w:val="center"/>
+            <w:hideMark/>
+          </w:tcPr>
+          <w:p>
+            <w:pPr>
+              <w:spacing w:after="180"/>
+              <w:rPr>
+                <w:rFonts w:ascii="Arial" w:eastAsia="Times New Roman" w:hAnsi="Arial" w:cs="Arial"/>
+                <w:sz w:val="22"/>
+              </w:rPr>
+            </w:pPr>
+            <w:r>
+              <w:rPr>
+                <w:rFonts w:ascii="Arial" w:eastAsia="Times New Roman" w:hAnsi="Arial" w:cs="Arial"/>
+                <w:sz w:val="22"/>
+              </w:rPr>
+              <w:t>N11</w:t>
+            </w:r>
+          </w:p>
+        </w:tc>
+        <w:tc>
+          <w:tcPr>
+            <w:tcW w:w="0" w:type="auto"/>
+            <w:tcBorders>
+              <w:top w:val="single" w:sz="6" w:space="0" w:color="000000"/>
+              <w:left w:val="single" w:sz="6" w:space="0" w:color="000000"/>
+              <w:bottom w:val="single" w:sz="6" w:space="0" w:color="000000"/>
+              <w:right w:val="single" w:sz="6" w:space="0" w:color="000000"/>
+            </w:tcBorders>
+            <w:tcMar>
+              <w:top w:w="60" w:type="dxa"/>
+              <w:left w:w="90" w:type="dxa"/>
+              <w:bottom w:w="60" w:type="dxa"/>
+              <w:right w:w="90" w:type="dxa"/>
+            </w:tcMar>
+            <w:vAlign w:val="center"/>
+            <w:hideMark/>
+          </w:tcPr>
+          <w:p>
+            <w:pPr>
+              <w:spacing w:after="180"/>
+              <w:rPr>
+                <w:rFonts w:ascii="Arial" w:eastAsia="Times New Roman" w:hAnsi="Arial" w:cs="Arial"/>
+                <w:sz w:val="22"/>
+              </w:rPr>
+            </w:pPr>
+            <w:r>
+              <w:rPr>
+                <w:rFonts w:ascii="Arial" w:eastAsia="Times New Roman" w:hAnsi="Arial" w:cs="Arial"/>
+                <w:sz w:val="22"/>
+              </w:rPr>
+              <w:t>memberDiscount = (subtotal - discount) * 0.05</w:t>
+            </w:r>
+          </w:p>
+        </w:tc>
+      </w:tr>
+      <w:tr>
+        <w:tc>
+          <w:tcPr>
+            <w:tcW w:w="0" w:type="auto"/>
+            <w:tcBorders>
+              <w:top w:val="single" w:sz="6" w:space="0" w:color="000000"/>
+              <w:left w:val="single" w:sz="6" w:space="0" w:color="000000"/>
+              <w:bottom w:val="single" w:sz="6" w:space="0" w:color="000000"/>
+              <w:right w:val="single" w:sz="6" w:space="0" w:color="000000"/>
+            </w:tcBorders>
+            <w:tcMar>
+              <w:top w:w="60" w:type="dxa"/>
+              <w:left w:w="90" w:type="dxa"/>
+              <w:bottom w:w="60" w:type="dxa"/>
+              <w:right w:w="90" w:type="dxa"/>
+            </w:tcMar>
+            <w:vAlign w:val="center"/>
+            <w:hideMark/>
+          </w:tcPr>
+          <w:p>
+            <w:pPr>
+              <w:spacing w:after="180"/>
+              <w:rPr>
+                <w:rFonts w:ascii="Arial" w:eastAsia="Times New Roman" w:hAnsi="Arial" w:cs="Arial"/>
+                <w:sz w:val="22"/>
+              </w:rPr>
+            </w:pPr>
+            <w:r>
+              <w:rPr>
+                <w:rFonts w:ascii="Arial" w:eastAsia="Times New Roman" w:hAnsi="Arial" w:cs="Arial"/>
+                <w:sz w:val="22"/>
+              </w:rPr>
+              <w:lastRenderedPageBreak/>
+              <w:t>N12</w:t>
+            </w:r>
+          </w:p>
+        </w:tc>
+        <w:tc>
+          <w:tcPr>
+            <w:tcW w:w="0" w:type="auto"/>
+            <w:tcBorders>
+              <w:top w:val="single" w:sz="6" w:space="0" w:color="000000"/>
+              <w:left w:val="single" w:sz="6" w:space="0" w:color="000000"/>
+              <w:bottom w:val="single" w:sz="6" w:space="0" w:color="000000"/>
+              <w:right w:val="single" w:sz="6" w:space="0" w:color="000000"/>
+            </w:tcBorders>
+            <w:tcMar>
+              <w:top w:w="60" w:type="dxa"/>
+              <w:left w:w="90" w:type="dxa"/>
+              <w:bottom w:w="60" w:type="dxa"/>
+              <w:right w:w="90" w:type="dxa"/>
+            </w:tcMar>
+            <w:vAlign w:val="center"/>
+            <w:hideMark/>
+          </w:tcPr>
+          <w:p>
+            <w:pPr>
+              <w:spacing w:after="180"/>
+              <w:rPr>
+                <w:rFonts w:ascii="Arial" w:eastAsia="Times New Roman" w:hAnsi="Arial" w:cs="Arial"/>
+                <w:sz w:val="22"/>
+              </w:rPr>
+            </w:pPr>
+            <w:r>
+              <w:rPr>
+                <w:rFonts w:ascii="Arial" w:eastAsia="Times New Roman" w:hAnsi="Arial" w:cs="Arial"/>
+                <w:sz w:val="22"/>
+              </w:rPr>
+              <w:t>D6: memberLevel == "PLATINUM"</w:t>
+            </w:r>
+          </w:p>
+        </w:tc>
+      </w:tr>
+      <w:tr>
+        <w:tc>
+          <w:tcPr>
+            <w:tcW w:w="0" w:type="auto"/>
+            <w:tcBorders>
+              <w:top w:val="single" w:sz="6" w:space="0" w:color="000000"/>
+              <w:left w:val="single" w:sz="6" w:space="0" w:color="000000"/>
+              <w:bottom w:val="single" w:sz="6" w:space="0" w:color="000000"/>
+              <w:right w:val="single" w:sz="6" w:space="0" w:color="000000"/>
+            </w:tcBorders>
+            <w:tcMar>
+              <w:top w:w="60" w:type="dxa"/>
+              <w:left w:w="90" w:type="dxa"/>
+              <w:bottom w:w="60" w:type="dxa"/>
+              <w:right w:w="90" w:type="dxa"/>
+            </w:tcMar>
+            <w:vAlign w:val="center"/>
+            <w:hideMark/>
+          </w:tcPr>
+          <w:p>
+            <w:pPr>
+              <w:spacing w:after="180"/>
+              <w:rPr>
+                <w:rFonts w:ascii="Arial" w:eastAsia="Times New Roman" w:hAnsi="Arial" w:cs="Arial"/>
+                <w:sz w:val="22"/>
+              </w:rPr>
+            </w:pPr>
+            <w:r>
+              <w:rPr>
+                <w:rFonts w:ascii="Arial" w:eastAsia="Times New Roman" w:hAnsi="Arial" w:cs="Arial"/>
+                <w:sz w:val="22"/>
+              </w:rPr>
+              <w:t>N13</w:t>
+            </w:r>
+          </w:p>
+        </w:tc>
+        <w:tc>
+          <w:tcPr>
+            <w:tcW w:w="0" w:type="auto"/>
+            <w:tcBorders>
+              <w:top w:val="single" w:sz="6" w:space="0" w:color="000000"/>
+              <w:left w:val="single" w:sz="6" w:space="0" w:color="000000"/>
+              <w:bottom w:val="single" w:sz="6" w:space="0" w:color="000000"/>
+              <w:right w:val="single" w:sz="6" w:space="0" w:color="000000"/>
+            </w:tcBorders>
+            <w:tcMar>
+              <w:top w:w="60" w:type="dxa"/>
+              <w:left w:w="90" w:type="dxa"/>
+              <w:bottom w:w="60" w:type="dxa"/>
+              <w:right w:w="90" w:type="dxa"/>
+            </w:tcMar>
+            <w:vAlign w:val="center"/>
+            <w:hideMark/>
+          </w:tcPr>
+          <w:p>
+            <w:pPr>
+              <w:spacing w:after="180"/>
+              <w:rPr>
+                <w:rFonts w:ascii="Arial" w:eastAsia="Times New Roman" w:hAnsi="Arial" w:cs="Arial"/>
+                <w:sz w:val="22"/>
+              </w:rPr>
+            </w:pPr>
+            <w:r>
+              <w:rPr>
+                <w:rFonts w:ascii="Arial" w:eastAsia="Times New Roman" w:hAnsi="Arial" w:cs="Arial"/>
+                <w:sz w:val="22"/>
+              </w:rPr>
+              <w:t>memberDiscount = (subtotal - discount) * 0.10</w:t>
+            </w:r>
+          </w:p>
+        </w:tc>
+      </w:tr>
+      <w:tr>
+        <w:tc>
+          <w:tcPr>
+            <w:tcW w:w="0" w:type="auto"/>
+            <w:tcBorders>
+              <w:top w:val="single" w:sz="6" w:space="0" w:color="000000"/>
+              <w:left w:val="single" w:sz="6" w:space="0" w:color="000000"/>
+              <w:bottom w:val="single" w:sz="6" w:space="0" w:color="000000"/>
+              <w:right w:val="single" w:sz="6" w:space="0" w:color="000000"/>
+            </w:tcBorders>
+            <w:tcMar>
+              <w:top w:w="60" w:type="dxa"/>
+              <w:left w:w="90" w:type="dxa"/>
+              <w:bottom w:w="60" w:type="dxa"/>
+              <w:right w:w="90" w:type="dxa"/>
+            </w:tcMar>
+            <w:vAlign w:val="center"/>
+            <w:hideMark/>
+          </w:tcPr>
+          <w:p>
+            <w:pPr>
+              <w:spacing w:after="180"/>
+              <w:rPr>
+                <w:rFonts w:ascii="Arial" w:eastAsia="Times New Roman" w:hAnsi="Arial" w:cs="Arial"/>
+                <w:sz w:val="22"/>
+              </w:rPr>
+            </w:pPr>
+            <w:r>
+              <w:rPr>
+                <w:rFonts w:ascii="Arial" w:eastAsia="Times New Roman" w:hAnsi="Arial" w:cs="Arial"/>
+                <w:sz w:val="22"/>
+              </w:rPr>
+              <w:t>N14</w:t>
+            </w:r>
+          </w:p>
+        </w:tc>
+        <w:tc>
+          <w:tcPr>
+            <w:tcW w:w="0" w:type="auto"/>
+            <w:tcBorders>
+              <w:top w:val="single" w:sz="6" w:space="0" w:color="000000"/>
+              <w:left w:val="single" w:sz="6" w:space="0" w:color="000000"/>
+              <w:bottom w:val="single" w:sz="6" w:space="0" w:color="000000"/>
+              <w:right w:val="single" w:sz="6" w:space="0" w:color="000000"/>
+            </w:tcBorders>
+            <w:tcMar>
+              <w:top w:w="60" w:type="dxa"/>
+              <w:left w:w="90" w:type="dxa"/>
+              <w:bottom w:w="60" w:type="dxa"/>
+              <w:right w:w="90" w:type="dxa"/>
+            </w:tcMar>
+            <w:vAlign w:val="center"/>
+            <w:hideMark/>
+          </w:tcPr>
+          <w:p>
+            <w:pPr>
+              <w:spacing w:after="180"/>
+              <w:rPr>
+                <w:rFonts w:ascii="Arial" w:eastAsia="Times New Roman" w:hAnsi="Arial" w:cs="Arial"/>
+                <w:sz w:val="22"/>
+              </w:rPr>
+            </w:pPr>
+            <w:r>
+              <w:rPr>
+                <w:rFonts w:ascii="Arial" w:eastAsia="Times New Roman" w:hAnsi="Arial" w:cs="Arial"/>
+                <w:sz w:val="22"/>
+              </w:rPr>
+              <w:t>Tính total = subtotal - discount - memberDiscount</w:t>
+            </w:r>
+          </w:p>
+        </w:tc>
+      </w:tr>
+      <w:tr>
+        <w:tc>
+          <w:tcPr>
+            <w:tcW w:w="0" w:type="auto"/>
+            <w:tcBorders>
+              <w:top w:val="single" w:sz="6" w:space="0" w:color="000000"/>
+              <w:left w:val="single" w:sz="6" w:space="0" w:color="000000"/>
+              <w:bottom w:val="single" w:sz="6" w:space="0" w:color="000000"/>
+              <w:right w:val="single" w:sz="6" w:space="0" w:color="000000"/>
+            </w:tcBorders>
+            <w:tcMar>
+              <w:top w:w="60" w:type="dxa"/>
+              <w:left w:w="90" w:type="dxa"/>
+              <w:bottom w:w="60" w:type="dxa"/>
+              <w:right w:w="90" w:type="dxa"/>
+            </w:tcMar>
+            <w:vAlign w:val="center"/>
+            <w:hideMark/>
+          </w:tcPr>
+          <w:p>
+            <w:pPr>
+              <w:spacing w:after="180"/>
+              <w:rPr>
+                <w:rFonts w:ascii="Arial" w:eastAsia="Times New Roman" w:hAnsi="Arial" w:cs="Arial"/>
+                <w:sz w:val="22"/>
+              </w:rPr>
+            </w:pPr>
+            <w:r>
+              <w:rPr>
+                <w:rFonts w:ascii="Arial" w:eastAsia="Times New Roman" w:hAnsi="Arial" w:cs="Arial"/>
+                <w:sz w:val="22"/>
+              </w:rPr>
+              <w:t>N15</w:t>
+            </w:r>
+          </w:p>
+        </w:tc>
+        <w:tc>
+          <w:tcPr>
+            <w:tcW w:w="0" w:type="auto"/>
+            <w:tcBorders>
+              <w:top w:val="single" w:sz="6" w:space="0" w:color="000000"/>
+              <w:left w:val="single" w:sz="6" w:space="0" w:color="000000"/>
+              <w:bottom w:val="single" w:sz="6" w:space="0" w:color="000000"/>
+              <w:right w:val="single" w:sz="6" w:space="0" w:color="000000"/>
+            </w:tcBorders>
+            <w:tcMar>
+              <w:top w:w="60" w:type="dxa"/>
+              <w:left w:w="90" w:type="dxa"/>
+              <w:bottom w:w="60" w:type="dxa"/>
+              <w:right w:w="90" w:type="dxa"/>
+            </w:tcMar>
+            <w:vAlign w:val="center"/>
+            <w:hideMark/>
+          </w:tcPr>
+          <w:p>
+            <w:pPr>
+              <w:spacing w:after="180"/>
+              <w:rPr>
+                <w:rFonts w:ascii="Arial" w:eastAsia="Times New Roman" w:hAnsi="Arial" w:cs="Arial"/>
+                <w:sz w:val="22"/>
+              </w:rPr>
+            </w:pPr>
+            <w:r>
+              <w:rPr>
+                <w:rFonts w:ascii="Arial" w:eastAsia="Times New Roman" w:hAnsi="Arial" w:cs="Arial"/>
+                <w:sz w:val="22"/>
+              </w:rPr>
+              <w:t>D7: total &lt; 500000</w:t>
+            </w:r>
+          </w:p>
+        </w:tc>
+      </w:tr>
+      <w:tr>
+        <w:tc>
+          <w:tcPr>
+            <w:tcW w:w="0" w:type="auto"/>
+            <w:tcBorders>
+              <w:top w:val="single" w:sz="6" w:space="0" w:color="000000"/>
+              <w:left w:val="single" w:sz="6" w:space="0" w:color="000000"/>
+              <w:bottom w:val="single" w:sz="6" w:space="0" w:color="000000"/>
+              <w:right w:val="single" w:sz="6" w:space="0" w:color="000000"/>
+            </w:tcBorders>
+            <w:tcMar>
+              <w:top w:w="60" w:type="dxa"/>
+              <w:left w:w="90" w:type="dxa"/>
+              <w:bottom w:w="60" w:type="dxa"/>
+              <w:right w:w="90" w:type="dxa"/>
+            </w:tcMar>
+            <w:vAlign w:val="center"/>
+            <w:hideMark/>
+          </w:tcPr>
+          <w:p>
+            <w:pPr>
+              <w:spacing w:after="180"/>
+              <w:rPr>
+                <w:rFonts w:ascii="Arial" w:eastAsia="Times New Roman" w:hAnsi="Arial" w:cs="Arial"/>
+                <w:sz w:val="22"/>
+              </w:rPr>
+            </w:pPr>
+            <w:r>
+              <w:rPr>
+                <w:rFonts w:ascii="Arial" w:eastAsia="Times New Roman" w:hAnsi="Arial" w:cs="Arial"/>
+                <w:sz w:val="22"/>
+              </w:rPr>
+              <w:t>N16</w:t>
+            </w:r>
+          </w:p>
+        </w:tc>
+        <w:tc>
+          <w:tcPr>
+            <w:tcW w:w="0" w:type="auto"/>
+            <w:tcBorders>
+              <w:top w:val="single" w:sz="6" w:space="0" w:color="000000"/>
+              <w:left w:val="single" w:sz="6" w:space="0" w:color="000000"/>
+              <w:bottom w:val="single" w:sz="6" w:space="0" w:color="000000"/>
+              <w:right w:val="single" w:sz="6" w:space="0" w:color="000000"/>
+            </w:tcBorders>
+            <w:tcMar>
+              <w:top w:w="60" w:type="dxa"/>
+              <w:left w:w="90" w:type="dxa"/>
+              <w:bottom w:w="60" w:type="dxa"/>
+              <w:right w:w="90" w:type="dxa"/>
+            </w:tcMar>
+            <w:vAlign w:val="center"/>
+            <w:hideMark/>
+          </w:tcPr>
+          <w:p>
+            <w:pPr>
+              <w:spacing w:after="180"/>
+              <w:rPr>
+                <w:rFonts w:ascii="Arial" w:eastAsia="Times New Roman" w:hAnsi="Arial" w:cs="Arial"/>
+                <w:sz w:val="22"/>
+              </w:rPr>
+            </w:pPr>
+            <w:r>
+              <w:rPr>
+                <w:rFonts w:ascii="Arial" w:eastAsia="Times New Roman" w:hAnsi="Arial" w:cs="Arial"/>
+                <w:sz w:val="22"/>
+              </w:rPr>
+              <w:t>D8: paymentMethod != "COD"</w:t>
+            </w:r>
+          </w:p>
+        </w:tc>
+      </w:tr>
+      <w:tr>
+        <w:tc>
+          <w:tcPr>
+            <w:tcW w:w="0" w:type="auto"/>
+            <w:tcBorders>
+              <w:top w:val="single" w:sz="6" w:space="0" w:color="000000"/>
+              <w:left w:val="single" w:sz="6" w:space="0" w:color="000000"/>
+              <w:bottom w:val="single" w:sz="6" w:space="0" w:color="000000"/>
+              <w:right w:val="single" w:sz="6" w:space="0" w:color="000000"/>
+            </w:tcBorders>
+            <w:tcMar>
+              <w:top w:w="60" w:type="dxa"/>
+              <w:left w:w="90" w:type="dxa"/>
+              <w:bottom w:w="60" w:type="dxa"/>
+              <w:right w:w="90" w:type="dxa"/>
+            </w:tcMar>
+            <w:vAlign w:val="center"/>
+            <w:hideMark/>
+          </w:tcPr>
+          <w:p>
+            <w:pPr>
+              <w:spacing w:after="180"/>
+              <w:rPr>
+                <w:rFonts w:ascii="Arial" w:eastAsia="Times New Roman" w:hAnsi="Arial" w:cs="Arial"/>
+                <w:sz w:val="22"/>
+              </w:rPr>
+            </w:pPr>
+            <w:r>
+              <w:rPr>
+                <w:rFonts w:ascii="Arial" w:eastAsia="Times New Roman" w:hAnsi="Arial" w:cs="Arial"/>
+                <w:sz w:val="22"/>
+              </w:rPr>
+              <w:t>N17</w:t>
+            </w:r>
+          </w:p>
+        </w:tc>
+        <w:tc>
+          <w:tcPr>
+            <w:tcW w:w="0" w:type="auto"/>
+            <w:tcBorders>
+              <w:top w:val="single" w:sz="6" w:space="0" w:color="000000"/>
+              <w:left w:val="single" w:sz="6" w:space="0" w:color="000000"/>
+              <w:bottom w:val="single" w:sz="6" w:space="0" w:color="000000"/>
+              <w:right w:val="single" w:sz="6" w:space="0" w:color="000000"/>
+            </w:tcBorders>
+            <w:tcMar>
+              <w:top w:w="60" w:type="dxa"/>
+              <w:left w:w="90" w:type="dxa"/>
+              <w:bottom w:w="60" w:type="dxa"/>
+              <w:right w:w="90" w:type="dxa"/>
+            </w:tcMar>
+            <w:vAlign w:val="center"/>
+            <w:hideMark/>
+          </w:tcPr>
+          <w:p>
+            <w:pPr>
+              <w:spacing w:after="180"/>
+              <w:rPr>
+                <w:rFonts w:ascii="Arial" w:eastAsia="Times New Roman" w:hAnsi="Arial" w:cs="Arial"/>
+                <w:sz w:val="22"/>
+              </w:rPr>
+            </w:pPr>
+            <w:r>
+              <w:rPr>
+                <w:rFonts w:ascii="Arial" w:eastAsia="Times New Roman" w:hAnsi="Arial" w:cs="Arial"/>
+                <w:sz w:val="22"/>
+              </w:rPr>
+              <w:t>total += 10000 (online)</w:t>
+            </w:r>
+          </w:p>
+        </w:tc>
+      </w:tr>
+      <w:tr>
+        <w:tc>
+          <w:tcPr>
+            <w:tcW w:w="0" w:type="auto"/>
+            <w:tcBorders>
+              <w:top w:val="single" w:sz="6" w:space="0" w:color="000000"/>
+              <w:left w:val="single" w:sz="6" w:space="0" w:color="000000"/>
+              <w:bottom w:val="single" w:sz="6" w:space="0" w:color="000000"/>
+              <w:right w:val="single" w:sz="6" w:space="0" w:color="000000"/>
+            </w:tcBorders>
+            <w:tcMar>
+              <w:top w:w="60" w:type="dxa"/>
+              <w:left w:w="90" w:type="dxa"/>
+              <w:bottom w:w="60" w:type="dxa"/>
+              <w:right w:w="90" w:type="dxa"/>
+            </w:tcMar>
+            <w:vAlign w:val="center"/>
+            <w:hideMark/>
+          </w:tcPr>
+          <w:p>
+            <w:pPr>
+              <w:spacing w:after="180"/>
+              <w:rPr>
+                <w:rFonts w:ascii="Arial" w:eastAsia="Times New Roman" w:hAnsi="Arial" w:cs="Arial"/>
+                <w:sz w:val="22"/>
+              </w:rPr>
+            </w:pPr>
+            <w:r>
+              <w:rPr>
+                <w:rFonts w:ascii="Arial" w:eastAsia="Times New Roman" w:hAnsi="Arial" w:cs="Arial"/>
+                <w:sz w:val="22"/>
+              </w:rPr>
+              <w:t>N18</w:t>
+            </w:r>
+          </w:p>
+        </w:tc>
+        <w:tc>
+          <w:tcPr>
+            <w:tcW w:w="0" w:type="auto"/>
+            <w:tcBorders>
+              <w:top w:val="single" w:sz="6" w:space="0" w:color="000000"/>
+              <w:left w:val="single" w:sz="6" w:space="0" w:color="000000"/>
+              <w:bottom w:val="single" w:sz="6" w:space="0" w:color="000000"/>
+              <w:right w:val="single" w:sz="6" w:space="0" w:color="000000"/>
+            </w:tcBorders>
+            <w:tcMar>
+              <w:top w:w="60" w:type="dxa"/>
+              <w:left w:w="90" w:type="dxa"/>
+              <w:bottom w:w="60" w:type="dxa"/>
+              <w:right w:w="90" w:type="dxa"/>
+            </w:tcMar>
+            <w:vAlign w:val="center"/>
+            <w:hideMark/>
+          </w:tcPr>
+          <w:p>
+            <w:pPr>
+              <w:spacing w:after="180"/>
+              <w:rPr>
+                <w:rFonts w:ascii="Arial" w:eastAsia="Times New Roman" w:hAnsi="Arial" w:cs="Arial"/>
+                <w:sz w:val="22"/>
+              </w:rPr>
+            </w:pPr>
+            <w:r>
+              <w:rPr>
+                <w:rFonts w:ascii="Arial" w:eastAsia="Times New Roman" w:hAnsi="Arial" w:cs="Arial"/>
+                <w:sz w:val="22"/>
+              </w:rPr>
+              <w:t>total += 20000 (COD)</w:t>
+            </w:r>
+          </w:p>
+        </w:tc>
+      </w:tr>
+      <w:tr>
+        <w:tc>
+          <w:tcPr>
+            <w:tcW w:w="0" w:type="auto"/>
+            <w:tcBorders>
+              <w:top w:val="single" w:sz="6" w:space="0" w:color="000000"/>
+              <w:left w:val="single" w:sz="6" w:space="0" w:color="000000"/>
+              <w:bottom w:val="single" w:sz="6" w:space="0" w:color="000000"/>
+              <w:right w:val="single" w:sz="6" w:space="0" w:color="000000"/>
+            </w:tcBorders>
+            <w:tcMar>
+              <w:top w:w="60" w:type="dxa"/>
+              <w:left w:w="90" w:type="dxa"/>
+              <w:bottom w:w="60" w:type="dxa"/>
+              <w:right w:w="90" w:type="dxa"/>
+            </w:tcMar>
+            <w:vAlign w:val="center"/>
+            <w:hideMark/>
+          </w:tcPr>
+          <w:p>
+            <w:pPr>
+              <w:spacing w:after="180"/>
+              <w:rPr>
+                <w:rFonts w:ascii="Arial" w:eastAsia="Times New Roman" w:hAnsi="Arial" w:cs="Arial"/>
+                <w:sz w:val="22"/>
+              </w:rPr>
+            </w:pPr>
+            <w:r>
+              <w:rPr>
+                <w:rFonts w:ascii="Arial" w:eastAsia="Times New Roman" w:hAnsi="Arial" w:cs="Arial"/>
+                <w:sz w:val="22"/>
+              </w:rPr>
+              <w:t>N19</w:t>
+            </w:r>
+          </w:p>
+        </w:tc>
+        <w:tc>
+          <w:tcPr>
+            <w:tcW w:w="0" w:type="auto"/>
+            <w:tcBorders>
+              <w:top w:val="single" w:sz="6" w:space="0" w:color="000000"/>
+              <w:left w:val="single" w:sz="6" w:space="0" w:color="000000"/>
+              <w:bottom w:val="single" w:sz="6" w:space="0" w:color="000000"/>
+              <w:right w:val="single" w:sz="6" w:space="0" w:color="000000"/>
+            </w:tcBorders>
+            <w:tcMar>
+              <w:top w:w="60" w:type="dxa"/>
+              <w:left w:w="90" w:type="dxa"/>
+              <w:bottom w:w="60" w:type="dxa"/>
+              <w:right w:w="90" w:type="dxa"/>
+            </w:tcMar>
+            <w:vAlign w:val="center"/>
+            <w:hideMark/>
+          </w:tcPr>
+          <w:p>
+            <w:pPr>
+              <w:spacing w:after="180"/>
+              <w:rPr>
+                <w:rFonts w:ascii="Arial" w:eastAsia="Times New Roman" w:hAnsi="Arial" w:cs="Arial"/>
+                <w:sz w:val="22"/>
+              </w:rPr>
+            </w:pPr>
+            <w:r>
+              <w:rPr>
+                <w:rFonts w:ascii="Arial" w:eastAsia="Times New Roman" w:hAnsi="Arial" w:cs="Arial"/>
+                <w:sz w:val="22"/>
+              </w:rPr>
+              <w:t>Return total</w:t>
+            </w:r>
+          </w:p>
+        </w:tc>
+      </w:tr>
+    </w:tbl>
+    <w:p/>
+    <w:p>
+      <w:r>
+        <w:drawing>
+          <wp:inline distT="0" distB="0" distL="0" distR="0" wp14:anchorId="1C69255D" wp14:editId="2FC59147">
+            <wp:extent cx="4972050" cy="5082516"/>
+            <wp:effectExtent l="19050" t="19050" r="19050" b="23495"/>
+            <wp:docPr id="236395294" name="Picture 1"/>
+            <wp:cNvGraphicFramePr>
+              <a:graphicFrameLocks xmlns:a="http://schemas.openxmlformats.org/drawingml/2006/main" noChangeAspect="1"/>
+            </wp:cNvGraphicFramePr>
+            <a:graphic xmlns:a="http://schemas.openxmlformats.org/drawingml/2006/main">
+              <a:graphicData uri="http://schemas.openxmlformats.org/drawingml/2006/picture">
+                <pic:pic xmlns:pic="http://schemas.openxmlformats.org/drawingml/2006/picture">
+                  <pic:nvPicPr>
+                    <pic:cNvPr id="236395294" name=""/>
+                    <pic:cNvPicPr/>
+                  </pic:nvPicPr>
+                  <pic:blipFill>
+                    <a:blip r:embed="rId44"/>
+                    <a:stretch>
+                      <a:fillRect/>
+                    </a:stretch>
+                  </pic:blipFill>
+                  <pic:spPr>
+                    <a:xfrm>
+                      <a:off x="0" y="0"/>
+                      <a:ext cx="4974789" cy="5085316"/>
+                    </a:xfrm>
+                    <a:prstGeom prst="rect">
+                      <a:avLst/>
+                    </a:prstGeom>
+                    <a:ln>
+                      <a:solidFill>
+                        <a:schemeClr val="tx1"/>
+                      </a:solidFill>
+                    </a:ln>
+                  </pic:spPr>
+                </pic:pic>
+              </a:graphicData>
+            </a:graphic>
+          </wp:inline>
+        </w:drawing>
+      </w:r>
+    </w:p>
+    <w:p>
+      <w:r>
+        <w:lastRenderedPageBreak/>
+        <w:drawing>
+          <wp:inline distT="0" distB="0" distL="0" distR="0" wp14:anchorId="07E89580" wp14:editId="03851031">
+            <wp:extent cx="5859145" cy="7790180"/>
+            <wp:effectExtent l="19050" t="19050" r="27305" b="20320"/>
+            <wp:docPr id="1530167078" name="Picture 1"/>
+            <wp:cNvGraphicFramePr>
+              <a:graphicFrameLocks xmlns:a="http://schemas.openxmlformats.org/drawingml/2006/main" noChangeAspect="1"/>
+            </wp:cNvGraphicFramePr>
+            <a:graphic xmlns:a="http://schemas.openxmlformats.org/drawingml/2006/main">
+              <a:graphicData uri="http://schemas.openxmlformats.org/drawingml/2006/picture">
+                <pic:pic xmlns:pic="http://schemas.openxmlformats.org/drawingml/2006/picture">
+                  <pic:nvPicPr>
+                    <pic:cNvPr id="1530167078" name=""/>
+                    <pic:cNvPicPr/>
+                  </pic:nvPicPr>
+                  <pic:blipFill>
+                    <a:blip r:embed="rId45"/>
+                    <a:stretch>
+                      <a:fillRect/>
+                    </a:stretch>
+                  </pic:blipFill>
+                  <pic:spPr>
+                    <a:xfrm>
+                      <a:off x="0" y="0"/>
+                      <a:ext cx="5859145" cy="7790180"/>
+                    </a:xfrm>
+                    <a:prstGeom prst="rect">
+                      <a:avLst/>
+                    </a:prstGeom>
+                    <a:ln>
+                      <a:solidFill>
+                        <a:schemeClr val="tx1"/>
+                      </a:solidFill>
+                    </a:ln>
+                  </pic:spPr>
+                </pic:pic>
+              </a:graphicData>
+            </a:graphic>
+          </wp:inline>
+        </w:drawing>
+      </w:r>
+    </w:p>
+    <w:p>
+      <w:r>
+        <w:t>• Tính Cyclomatic Complexity (CC) bằng 2 cách: E-N+2P và đếm decision</w:t>
+      </w:r>
+    </w:p>
+    <w:p>
+      <w:pPr>
+        <w:rPr>
+          <w:b/>
+          <w:bCs/>
+          <w:sz w:val="36"/>
+          <w:szCs w:val="36"/>
+        </w:rPr>
+      </w:pPr>
+      <w:r>
+        <w:rPr>
+          <w:b/>
+          <w:bCs/>
+        </w:rPr>
+        <w:t xml:space="preserve">1. </w:t>
+      </w:r>
+      <w:r>
+        <w:rPr>
+          <w:b/>
+          <w:bCs/>
+        </w:rPr>
+        <w:t>Cyclomatic Complexity (CC)</w:t>
+      </w:r>
+    </w:p>
+    <w:p>
+      <w:pPr>
+        <w:rPr>
+          <w:b/>
+          <w:bCs/>
+        </w:rPr>
+      </w:pPr>
+      <w:r>
+        <w:rPr>
+          <w:b/>
+          <w:bCs/>
+        </w:rPr>
+        <w:t>1</w:t>
+      </w:r>
+      <w:r>
+        <w:rPr>
+          <w:b/>
+          <w:bCs/>
+        </w:rPr>
+        <w:t>.1. Đếm theo số decision</w:t>
+      </w:r>
+    </w:p>
+    <w:p>
+      <w:pPr>
+        <w:rPr>
+          <w:sz w:val="22"/>
+        </w:rPr>
+      </w:pPr>
+      <w:r>
+        <w:rPr>
+          <w:sz w:val="22"/>
+        </w:rPr>
+        <w:t>D1: items == null || items.isEmpty()</w:t>
+      </w:r>
+    </w:p>
+    <w:p>
+      <w:pPr>
+        <w:rPr>
+          <w:sz w:val="22"/>
+        </w:rPr>
+      </w:pPr>
+      <w:r>
+        <w:rPr>
+          <w:sz w:val="22"/>
+        </w:rPr>
+        <w:t>D2: couponCode != null &amp;&amp; !couponCode.isEmpty()</w:t>
+      </w:r>
+    </w:p>
+    <w:p>
+      <w:pPr>
+        <w:rPr>
+          <w:sz w:val="22"/>
+        </w:rPr>
+      </w:pPr>
+      <w:r>
+        <w:rPr>
+          <w:sz w:val="22"/>
+        </w:rPr>
+        <w:lastRenderedPageBreak/>
+        <w:t>D3: couponCode.equals("SALE10")</w:t>
+      </w:r>
+    </w:p>
+    <w:p>
+      <w:pPr>
+        <w:rPr>
+          <w:sz w:val="22"/>
+        </w:rPr>
+      </w:pPr>
+      <w:r>
+        <w:rPr>
+          <w:sz w:val="22"/>
+        </w:rPr>
+        <w:t>D4: couponCode.equals("SALE20")</w:t>
+      </w:r>
+    </w:p>
+    <w:p>
+      <w:pPr>
+        <w:rPr>
+          <w:sz w:val="22"/>
+        </w:rPr>
+      </w:pPr>
+      <w:r>
+        <w:rPr>
+          <w:sz w:val="22"/>
+        </w:rPr>
+        <w:t>D5: memberLevel.equals("GOLD")</w:t>
+      </w:r>
+    </w:p>
+    <w:p>
+      <w:pPr>
+        <w:rPr>
+          <w:sz w:val="22"/>
+        </w:rPr>
+      </w:pPr>
+      <w:r>
+        <w:rPr>
+          <w:sz w:val="22"/>
+        </w:rPr>
+        <w:t>D6: memberLevel.equals("PLATINUM")</w:t>
+      </w:r>
+    </w:p>
+    <w:p>
+      <w:pPr>
+        <w:rPr>
+          <w:sz w:val="22"/>
+        </w:rPr>
+      </w:pPr>
+      <w:r>
+        <w:rPr>
+          <w:sz w:val="22"/>
+        </w:rPr>
+        <w:t>D7: total &lt; 500_000</w:t>
+      </w:r>
+    </w:p>
+    <w:p>
+      <w:pPr>
+        <w:rPr>
+          <w:sz w:val="22"/>
+        </w:rPr>
+      </w:pPr>
+      <w:r>
+        <w:rPr>
+          <w:sz w:val="22"/>
+        </w:rPr>
+        <w:t>D8: !paymentMethod.equals("COD")</w:t>
+      </w:r>
+    </w:p>
+    <w:p>
+      <w:pPr>
+        <w:rPr>
+          <w:rFonts w:eastAsiaTheme="minorEastAsia"/>
+          <w:sz w:val="22"/>
+        </w:rPr>
+      </w:pPr>
+      <w:r>
+        <w:rPr>
+          <w:sz w:val="22"/>
+        </w:rPr>
+        <w:t xml:space="preserve">Số decision D = 8 </w:t>
+      </w:r>
+      <w:r>
+        <w:rPr>
+          <w:rFonts w:ascii="Cambria Math" w:hAnsi="Cambria Math" w:cs="Cambria Math"/>
+          <w:sz w:val="22"/>
+        </w:rPr>
+        <w:t>⇒</w:t>
+      </w:r>
+      <w:r>
+        <w:rPr>
+          <w:sz w:val="22"/>
+        </w:rPr>
+        <w:t xml:space="preserve"> Cyclomatic Complexity CC = D + 1 = </w:t>
+      </w:r>
+      <w:r>
+        <w:rPr>
+          <w:b/>
+          <w:bCs/>
+          <w:sz w:val="22"/>
+        </w:rPr>
+        <w:t>9</w:t>
+      </w:r>
+      <w:r>
+        <w:rPr>
+          <w:sz w:val="22"/>
+        </w:rPr>
+        <w:t>.</w:t>
+      </w:r>
+    </w:p>
+    <w:p>
+      <w:pPr>
+        <w:rPr>
+          <w:b/>
+          <w:bCs/>
+          <w:sz w:val="27"/>
+          <w:szCs w:val="27"/>
+        </w:rPr>
+      </w:pPr>
+      <w:r>
+        <w:rPr>
+          <w:b/>
+          <w:bCs/>
+        </w:rPr>
+        <w:t>1</w:t>
+      </w:r>
+      <w:r>
+        <w:rPr>
+          <w:b/>
+          <w:bCs/>
+        </w:rPr>
+        <w:t>.2. Tính theo E - N + 2P</w:t>
+      </w:r>
+    </w:p>
+    <w:p>
+      <w:pPr>
+        <w:rPr>
+          <w:rFonts w:eastAsiaTheme="minorEastAsia"/>
+          <w:sz w:val="22"/>
+        </w:rPr>
+      </w:pPr>
+      <w:r>
+        <w:rPr>
+          <w:sz w:val="22"/>
+        </w:rPr>
+        <w:t>Giả sử:</w:t>
+      </w:r>
+    </w:p>
+    <w:p>
+      <w:pPr>
+        <w:rPr>
+          <w:sz w:val="22"/>
+        </w:rPr>
+      </w:pPr>
+      <w:r>
+        <w:rPr>
+          <w:sz w:val="22"/>
+        </w:rPr>
+        <w:t>N = 20 node (N0..N19)</w:t>
+      </w:r>
+    </w:p>
+    <w:p>
+      <w:pPr>
+        <w:rPr>
+          <w:sz w:val="22"/>
+        </w:rPr>
+      </w:pPr>
+      <w:r>
+        <w:rPr>
+          <w:sz w:val="22"/>
+        </w:rPr>
+        <w:t>E = 27 cạnh (E1..E18 + các cạnh không gắn nhãn trong Mermaid)</w:t>
+      </w:r>
+    </w:p>
+    <w:p>
+      <w:pPr>
+        <w:rPr>
+          <w:sz w:val="22"/>
+        </w:rPr>
+      </w:pPr>
+      <w:r>
+        <w:rPr>
+          <w:sz w:val="22"/>
+        </w:rPr>
+        <w:t>P = 1 (1 thành phần liên thông)</w:t>
+      </w:r>
+    </w:p>
+    <w:p>
+      <w:pPr>
+        <w:rPr>
+          <w:rFonts w:eastAsiaTheme="minorEastAsia"/>
+          <w:sz w:val="22"/>
+        </w:rPr>
+      </w:pPr>
+      <w:r>
+        <w:rPr>
+          <w:sz w:val="22"/>
+        </w:rPr>
+        <w:t xml:space="preserve">CC = E - N + 2P = 27 - 20 + 2*1 = 9 </w:t>
+      </w:r>
+      <w:r>
+        <w:rPr>
+          <w:rFonts w:ascii="Cambria Math" w:hAnsi="Cambria Math" w:cs="Cambria Math"/>
+          <w:sz w:val="22"/>
+        </w:rPr>
+        <w:t>⇒</w:t>
+      </w:r>
+      <w:r>
+        <w:rPr>
+          <w:sz w:val="22"/>
+        </w:rPr>
+        <w:t xml:space="preserve"> </w:t>
+      </w:r>
+      <w:r>
+        <w:rPr>
+          <w:b/>
+          <w:bCs/>
+          <w:sz w:val="22"/>
+        </w:rPr>
+        <w:t>trùng với cách đếm decision</w:t>
+      </w:r>
+      <w:r>
+        <w:rPr>
+          <w:sz w:val="22"/>
+        </w:rPr>
+        <w:t>.</w:t>
+      </w:r>
+    </w:p>
+    <w:p>
+      <w:r>
+        <w:t>• Liệt kê tất cả đường cơ sở (Basis Path). Với mỗi đường, ghi rõ dữ liệu test</w:t>
+      </w:r>
+    </w:p>
+    <w:tbl>
+      <w:tblPr>
+        <w:tblW w:w="5000" w:type="pct"/>
+        <w:tblCellMar>
+          <w:top w:w="15" w:type="dxa"/>
+          <w:left w:w="15" w:type="dxa"/>
+          <w:bottom w:w="15" w:type="dxa"/>
+          <w:right w:w="15" w:type="dxa"/>
+        </w:tblCellMar>
+        <w:tblLook w:val="04A0" w:firstRow="1" w:lastRow="0" w:firstColumn="1" w:lastColumn="0" w:noHBand="0" w:noVBand="1"/>
+      </w:tblPr>
+      <w:tblGrid>
+        <w:gridCol w:w="537"/>
+        <w:gridCol w:w="8674"/>
+      </w:tblGrid>
+      <w:tr>
+        <w:tc>
+          <w:tcPr>
+            <w:tcW w:w="500" w:type="pct"/>
+            <w:tcBorders>
+              <w:top w:val="single" w:sz="6" w:space="0" w:color="000000"/>
+              <w:left w:val="single" w:sz="6" w:space="0" w:color="000000"/>
+              <w:bottom w:val="single" w:sz="6" w:space="0" w:color="000000"/>
+              <w:right w:val="single" w:sz="6" w:space="0" w:color="000000"/>
+            </w:tcBorders>
+            <w:shd w:val="clear" w:color="auto" w:fill="E0EEF8"/>
+            <w:tcMar>
+              <w:top w:w="60" w:type="dxa"/>
+              <w:left w:w="90" w:type="dxa"/>
+              <w:bottom w:w="60" w:type="dxa"/>
+              <w:right w:w="90" w:type="dxa"/>
+            </w:tcMar>
+            <w:vAlign w:val="center"/>
+            <w:hideMark/>
+          </w:tcPr>
+          <w:p>
+            <w:pPr>
+              <w:spacing w:after="180"/>
+              <w:jc w:val="center"/>
+              <w:rPr>
+                <w:rFonts w:ascii="Arial" w:eastAsia="Times New Roman" w:hAnsi="Arial" w:cs="Arial"/>
+                <w:b/>
+                <w:bCs/>
+                <w:sz w:val="22"/>
+              </w:rPr>
+            </w:pPr>
+            <w:r>
+              <w:rPr>
+                <w:rFonts w:ascii="Arial" w:eastAsia="Times New Roman" w:hAnsi="Arial" w:cs="Arial"/>
+                <w:b/>
+                <w:bCs/>
+                <w:sz w:val="22"/>
+              </w:rPr>
+              <w:t>TC</w:t>
+            </w:r>
+          </w:p>
+        </w:tc>
+        <w:tc>
+          <w:tcPr>
+            <w:tcW w:w="4500" w:type="pct"/>
+            <w:tcBorders>
+              <w:top w:val="single" w:sz="6" w:space="0" w:color="000000"/>
+              <w:left w:val="single" w:sz="6" w:space="0" w:color="000000"/>
+              <w:bottom w:val="single" w:sz="6" w:space="0" w:color="000000"/>
+              <w:right w:val="single" w:sz="6" w:space="0" w:color="000000"/>
+            </w:tcBorders>
+            <w:shd w:val="clear" w:color="auto" w:fill="E0EEF8"/>
+            <w:tcMar>
+              <w:top w:w="60" w:type="dxa"/>
+              <w:left w:w="90" w:type="dxa"/>
+              <w:bottom w:w="60" w:type="dxa"/>
+              <w:right w:w="90" w:type="dxa"/>
+            </w:tcMar>
+            <w:vAlign w:val="center"/>
+            <w:hideMark/>
+          </w:tcPr>
+          <w:p>
+            <w:pPr>
+              <w:spacing w:after="180"/>
+              <w:jc w:val="center"/>
+              <w:rPr>
+                <w:rFonts w:ascii="Arial" w:eastAsia="Times New Roman" w:hAnsi="Arial" w:cs="Arial"/>
+                <w:b/>
+                <w:bCs/>
+                <w:sz w:val="22"/>
+              </w:rPr>
+            </w:pPr>
+            <w:r>
+              <w:rPr>
+                <w:rFonts w:ascii="Arial" w:eastAsia="Times New Roman" w:hAnsi="Arial" w:cs="Arial"/>
+                <w:b/>
+                <w:bCs/>
+                <w:sz w:val="22"/>
+              </w:rPr>
+              <w:t>Đường đi (node)</w:t>
+            </w:r>
+          </w:p>
+        </w:tc>
+      </w:tr>
+      <w:tr>
+        <w:tc>
+          <w:tcPr>
+            <w:tcW w:w="0" w:type="auto"/>
+            <w:tcBorders>
+              <w:top w:val="single" w:sz="6" w:space="0" w:color="000000"/>
+              <w:left w:val="single" w:sz="6" w:space="0" w:color="000000"/>
+              <w:bottom w:val="single" w:sz="6" w:space="0" w:color="000000"/>
+              <w:right w:val="single" w:sz="6" w:space="0" w:color="000000"/>
+            </w:tcBorders>
+            <w:tcMar>
+              <w:top w:w="60" w:type="dxa"/>
+              <w:left w:w="90" w:type="dxa"/>
+              <w:bottom w:w="60" w:type="dxa"/>
+              <w:right w:w="90" w:type="dxa"/>
+            </w:tcMar>
+            <w:vAlign w:val="center"/>
+            <w:hideMark/>
+          </w:tcPr>
+          <w:p>
+            <w:pPr>
+              <w:spacing w:after="180"/>
+              <w:jc w:val="left"/>
+              <w:rPr>
+                <w:rFonts w:ascii="Arial" w:eastAsia="Times New Roman" w:hAnsi="Arial" w:cs="Arial"/>
+                <w:sz w:val="22"/>
+              </w:rPr>
+            </w:pPr>
+            <w:r>
+              <w:rPr>
+                <w:rFonts w:ascii="Arial" w:eastAsia="Times New Roman" w:hAnsi="Arial" w:cs="Arial"/>
+                <w:sz w:val="22"/>
+              </w:rPr>
+              <w:t>BP1</w:t>
+            </w:r>
+          </w:p>
+        </w:tc>
+        <w:tc>
+          <w:tcPr>
+            <w:tcW w:w="0" w:type="auto"/>
+            <w:tcBorders>
+              <w:top w:val="single" w:sz="6" w:space="0" w:color="000000"/>
+              <w:left w:val="single" w:sz="6" w:space="0" w:color="000000"/>
+              <w:bottom w:val="single" w:sz="6" w:space="0" w:color="000000"/>
+              <w:right w:val="single" w:sz="6" w:space="0" w:color="000000"/>
+            </w:tcBorders>
+            <w:tcMar>
+              <w:top w:w="60" w:type="dxa"/>
+              <w:left w:w="90" w:type="dxa"/>
+              <w:bottom w:w="60" w:type="dxa"/>
+              <w:right w:w="90" w:type="dxa"/>
+            </w:tcMar>
+            <w:vAlign w:val="center"/>
+            <w:hideMark/>
+          </w:tcPr>
+          <w:p>
+            <w:pPr>
+              <w:spacing w:after="180"/>
+              <w:rPr>
+                <w:rFonts w:ascii="Arial" w:eastAsia="Times New Roman" w:hAnsi="Arial" w:cs="Arial"/>
+                <w:sz w:val="22"/>
+              </w:rPr>
+            </w:pPr>
+            <w:r>
+              <w:rPr>
+                <w:rFonts w:ascii="Arial" w:eastAsia="Times New Roman" w:hAnsi="Arial" w:cs="Arial"/>
+                <w:sz w:val="22"/>
+              </w:rPr>
+              <w:t>N0→N1(T)→N2</w:t>
+            </w:r>
+          </w:p>
+        </w:tc>
+      </w:tr>
+      <w:tr>
+        <w:tc>
+          <w:tcPr>
+            <w:tcW w:w="0" w:type="auto"/>
+            <w:tcBorders>
+              <w:top w:val="single" w:sz="6" w:space="0" w:color="000000"/>
+              <w:left w:val="single" w:sz="6" w:space="0" w:color="000000"/>
+              <w:bottom w:val="single" w:sz="6" w:space="0" w:color="000000"/>
+              <w:right w:val="single" w:sz="6" w:space="0" w:color="000000"/>
+            </w:tcBorders>
+            <w:tcMar>
+              <w:top w:w="60" w:type="dxa"/>
+              <w:left w:w="90" w:type="dxa"/>
+              <w:bottom w:w="60" w:type="dxa"/>
+              <w:right w:w="90" w:type="dxa"/>
+            </w:tcMar>
+            <w:vAlign w:val="center"/>
+            <w:hideMark/>
+          </w:tcPr>
+          <w:p>
+            <w:pPr>
+              <w:spacing w:after="180"/>
+              <w:rPr>
+                <w:rFonts w:ascii="Arial" w:eastAsia="Times New Roman" w:hAnsi="Arial" w:cs="Arial"/>
+                <w:sz w:val="22"/>
+              </w:rPr>
+            </w:pPr>
+            <w:r>
+              <w:rPr>
+                <w:rFonts w:ascii="Arial" w:eastAsia="Times New Roman" w:hAnsi="Arial" w:cs="Arial"/>
+                <w:sz w:val="22"/>
+              </w:rPr>
+              <w:t>BP2</w:t>
+            </w:r>
+          </w:p>
+        </w:tc>
+        <w:tc>
+          <w:tcPr>
+            <w:tcW w:w="0" w:type="auto"/>
+            <w:tcBorders>
+              <w:top w:val="single" w:sz="6" w:space="0" w:color="000000"/>
+              <w:left w:val="single" w:sz="6" w:space="0" w:color="000000"/>
+              <w:bottom w:val="single" w:sz="6" w:space="0" w:color="000000"/>
+              <w:right w:val="single" w:sz="6" w:space="0" w:color="000000"/>
+            </w:tcBorders>
+            <w:tcMar>
+              <w:top w:w="60" w:type="dxa"/>
+              <w:left w:w="90" w:type="dxa"/>
+              <w:bottom w:w="60" w:type="dxa"/>
+              <w:right w:w="90" w:type="dxa"/>
+            </w:tcMar>
+            <w:vAlign w:val="center"/>
+            <w:hideMark/>
+          </w:tcPr>
+          <w:p>
+            <w:pPr>
+              <w:spacing w:after="180"/>
+              <w:rPr>
+                <w:rFonts w:ascii="Arial" w:eastAsia="Times New Roman" w:hAnsi="Arial" w:cs="Arial"/>
+                <w:sz w:val="22"/>
+              </w:rPr>
+            </w:pPr>
+            <w:r>
+              <w:rPr>
+                <w:rFonts w:ascii="Arial" w:eastAsia="Times New Roman" w:hAnsi="Arial" w:cs="Arial"/>
+                <w:sz w:val="22"/>
+              </w:rPr>
+              <w:t>N0→N1(F)→N3→N4(F)→N10(F)→N12(F)→N14→N15(F)→N19</w:t>
+            </w:r>
+          </w:p>
+        </w:tc>
+      </w:tr>
+      <w:tr>
+        <w:tc>
+          <w:tcPr>
+            <w:tcW w:w="0" w:type="auto"/>
+            <w:tcBorders>
+              <w:top w:val="single" w:sz="6" w:space="0" w:color="000000"/>
+              <w:left w:val="single" w:sz="6" w:space="0" w:color="000000"/>
+              <w:bottom w:val="single" w:sz="6" w:space="0" w:color="000000"/>
+              <w:right w:val="single" w:sz="6" w:space="0" w:color="000000"/>
+            </w:tcBorders>
+            <w:tcMar>
+              <w:top w:w="60" w:type="dxa"/>
+              <w:left w:w="90" w:type="dxa"/>
+              <w:bottom w:w="60" w:type="dxa"/>
+              <w:right w:w="90" w:type="dxa"/>
+            </w:tcMar>
+            <w:vAlign w:val="center"/>
+            <w:hideMark/>
+          </w:tcPr>
+          <w:p>
+            <w:pPr>
+              <w:spacing w:after="180"/>
+              <w:rPr>
+                <w:rFonts w:ascii="Arial" w:eastAsia="Times New Roman" w:hAnsi="Arial" w:cs="Arial"/>
+                <w:sz w:val="22"/>
+              </w:rPr>
+            </w:pPr>
+            <w:r>
+              <w:rPr>
+                <w:rFonts w:ascii="Arial" w:eastAsia="Times New Roman" w:hAnsi="Arial" w:cs="Arial"/>
+                <w:sz w:val="22"/>
+              </w:rPr>
+              <w:t>BP3</w:t>
+            </w:r>
+          </w:p>
+        </w:tc>
+        <w:tc>
+          <w:tcPr>
+            <w:tcW w:w="0" w:type="auto"/>
+            <w:tcBorders>
+              <w:top w:val="single" w:sz="6" w:space="0" w:color="000000"/>
+              <w:left w:val="single" w:sz="6" w:space="0" w:color="000000"/>
+              <w:bottom w:val="single" w:sz="6" w:space="0" w:color="000000"/>
+              <w:right w:val="single" w:sz="6" w:space="0" w:color="000000"/>
+            </w:tcBorders>
+            <w:tcMar>
+              <w:top w:w="60" w:type="dxa"/>
+              <w:left w:w="90" w:type="dxa"/>
+              <w:bottom w:w="60" w:type="dxa"/>
+              <w:right w:w="90" w:type="dxa"/>
+            </w:tcMar>
+            <w:vAlign w:val="center"/>
+            <w:hideMark/>
+          </w:tcPr>
+          <w:p>
+            <w:pPr>
+              <w:spacing w:after="180"/>
+              <w:rPr>
+                <w:rFonts w:ascii="Arial" w:eastAsia="Times New Roman" w:hAnsi="Arial" w:cs="Arial"/>
+                <w:sz w:val="22"/>
+              </w:rPr>
+            </w:pPr>
+            <w:r>
+              <w:rPr>
+                <w:rFonts w:ascii="Arial" w:eastAsia="Times New Roman" w:hAnsi="Arial" w:cs="Arial"/>
+                <w:sz w:val="22"/>
+              </w:rPr>
+              <w:t>N0→N1(F)→N3→N4(T)→N5(T)→N6→N10(F)→N12(F)→N14→N15(T)→N16(F)→N18→N19</w:t>
+            </w:r>
+          </w:p>
+        </w:tc>
+      </w:tr>
+      <w:tr>
+        <w:tc>
+          <w:tcPr>
+            <w:tcW w:w="0" w:type="auto"/>
+            <w:tcBorders>
+              <w:top w:val="single" w:sz="6" w:space="0" w:color="000000"/>
+              <w:left w:val="single" w:sz="6" w:space="0" w:color="000000"/>
+              <w:bottom w:val="single" w:sz="6" w:space="0" w:color="000000"/>
+              <w:right w:val="single" w:sz="6" w:space="0" w:color="000000"/>
+            </w:tcBorders>
+            <w:tcMar>
+              <w:top w:w="60" w:type="dxa"/>
+              <w:left w:w="90" w:type="dxa"/>
+              <w:bottom w:w="60" w:type="dxa"/>
+              <w:right w:w="90" w:type="dxa"/>
+            </w:tcMar>
+            <w:vAlign w:val="center"/>
+            <w:hideMark/>
+          </w:tcPr>
+          <w:p>
+            <w:pPr>
+              <w:spacing w:after="180"/>
+              <w:rPr>
+                <w:rFonts w:ascii="Arial" w:eastAsia="Times New Roman" w:hAnsi="Arial" w:cs="Arial"/>
+                <w:sz w:val="22"/>
+              </w:rPr>
+            </w:pPr>
+            <w:r>
+              <w:rPr>
+                <w:rFonts w:ascii="Arial" w:eastAsia="Times New Roman" w:hAnsi="Arial" w:cs="Arial"/>
+                <w:sz w:val="22"/>
+              </w:rPr>
+              <w:t>BP4</w:t>
+            </w:r>
+          </w:p>
+        </w:tc>
+        <w:tc>
+          <w:tcPr>
+            <w:tcW w:w="0" w:type="auto"/>
+            <w:tcBorders>
+              <w:top w:val="single" w:sz="6" w:space="0" w:color="000000"/>
+              <w:left w:val="single" w:sz="6" w:space="0" w:color="000000"/>
+              <w:bottom w:val="single" w:sz="6" w:space="0" w:color="000000"/>
+              <w:right w:val="single" w:sz="6" w:space="0" w:color="000000"/>
+            </w:tcBorders>
+            <w:tcMar>
+              <w:top w:w="60" w:type="dxa"/>
+              <w:left w:w="90" w:type="dxa"/>
+              <w:bottom w:w="60" w:type="dxa"/>
+              <w:right w:w="90" w:type="dxa"/>
+            </w:tcMar>
+            <w:vAlign w:val="center"/>
+            <w:hideMark/>
+          </w:tcPr>
+          <w:p>
+            <w:pPr>
+              <w:spacing w:after="180"/>
+              <w:rPr>
+                <w:rFonts w:ascii="Arial" w:eastAsia="Times New Roman" w:hAnsi="Arial" w:cs="Arial"/>
+                <w:sz w:val="22"/>
+              </w:rPr>
+            </w:pPr>
+            <w:r>
+              <w:rPr>
+                <w:rFonts w:ascii="Arial" w:eastAsia="Times New Roman" w:hAnsi="Arial" w:cs="Arial"/>
+                <w:sz w:val="22"/>
+              </w:rPr>
+              <w:t>N0→N1(F)→N3→N4(T)→N5(F)→N7(T)→N8→N10(F)→N12(F)→N14→N15(T)→N16(T)→N17→N19</w:t>
+            </w:r>
+          </w:p>
+        </w:tc>
+      </w:tr>
+      <w:tr>
+        <w:tc>
+          <w:tcPr>
+            <w:tcW w:w="0" w:type="auto"/>
+            <w:tcBorders>
+              <w:top w:val="single" w:sz="6" w:space="0" w:color="000000"/>
+              <w:left w:val="single" w:sz="6" w:space="0" w:color="000000"/>
+              <w:bottom w:val="single" w:sz="6" w:space="0" w:color="000000"/>
+              <w:right w:val="single" w:sz="6" w:space="0" w:color="000000"/>
+            </w:tcBorders>
+            <w:tcMar>
+              <w:top w:w="60" w:type="dxa"/>
+              <w:left w:w="90" w:type="dxa"/>
+              <w:bottom w:w="60" w:type="dxa"/>
+              <w:right w:w="90" w:type="dxa"/>
+            </w:tcMar>
+            <w:vAlign w:val="center"/>
+            <w:hideMark/>
+          </w:tcPr>
+          <w:p>
+            <w:pPr>
+              <w:spacing w:after="180"/>
+              <w:rPr>
+                <w:rFonts w:ascii="Arial" w:eastAsia="Times New Roman" w:hAnsi="Arial" w:cs="Arial"/>
+                <w:sz w:val="22"/>
+              </w:rPr>
+            </w:pPr>
+            <w:r>
+              <w:rPr>
+                <w:rFonts w:ascii="Arial" w:eastAsia="Times New Roman" w:hAnsi="Arial" w:cs="Arial"/>
+                <w:sz w:val="22"/>
+              </w:rPr>
+              <w:t>BP5</w:t>
+            </w:r>
+          </w:p>
+        </w:tc>
+        <w:tc>
+          <w:tcPr>
+            <w:tcW w:w="0" w:type="auto"/>
+            <w:tcBorders>
+              <w:top w:val="single" w:sz="6" w:space="0" w:color="000000"/>
+              <w:left w:val="single" w:sz="6" w:space="0" w:color="000000"/>
+              <w:bottom w:val="single" w:sz="6" w:space="0" w:color="000000"/>
+              <w:right w:val="single" w:sz="6" w:space="0" w:color="000000"/>
+            </w:tcBorders>
+            <w:tcMar>
+              <w:top w:w="60" w:type="dxa"/>
+              <w:left w:w="90" w:type="dxa"/>
+              <w:bottom w:w="60" w:type="dxa"/>
+              <w:right w:w="90" w:type="dxa"/>
+            </w:tcMar>
+            <w:vAlign w:val="center"/>
+            <w:hideMark/>
+          </w:tcPr>
+          <w:p>
+            <w:pPr>
+              <w:spacing w:after="180"/>
+              <w:rPr>
+                <w:rFonts w:ascii="Arial" w:eastAsia="Times New Roman" w:hAnsi="Arial" w:cs="Arial"/>
+                <w:sz w:val="22"/>
+              </w:rPr>
+            </w:pPr>
+            <w:r>
+              <w:rPr>
+                <w:rFonts w:ascii="Arial" w:eastAsia="Times New Roman" w:hAnsi="Arial" w:cs="Arial"/>
+                <w:sz w:val="22"/>
+              </w:rPr>
+              <w:t>N0→N1(F)→N3→N4(T)→N5(F)→N7(F)→N9</w:t>
+            </w:r>
+          </w:p>
+        </w:tc>
+      </w:tr>
+      <w:tr>
+        <w:tc>
+          <w:tcPr>
+            <w:tcW w:w="0" w:type="auto"/>
+            <w:tcBorders>
+              <w:top w:val="single" w:sz="6" w:space="0" w:color="000000"/>
+              <w:left w:val="single" w:sz="6" w:space="0" w:color="000000"/>
+              <w:bottom w:val="single" w:sz="6" w:space="0" w:color="000000"/>
+              <w:right w:val="single" w:sz="6" w:space="0" w:color="000000"/>
+            </w:tcBorders>
+            <w:tcMar>
+              <w:top w:w="60" w:type="dxa"/>
+              <w:left w:w="90" w:type="dxa"/>
+              <w:bottom w:w="60" w:type="dxa"/>
+              <w:right w:w="90" w:type="dxa"/>
+            </w:tcMar>
+            <w:vAlign w:val="center"/>
+            <w:hideMark/>
+          </w:tcPr>
+          <w:p>
+            <w:pPr>
+              <w:spacing w:after="180"/>
+              <w:rPr>
+                <w:rFonts w:ascii="Arial" w:eastAsia="Times New Roman" w:hAnsi="Arial" w:cs="Arial"/>
+                <w:sz w:val="22"/>
+              </w:rPr>
+            </w:pPr>
+            <w:r>
+              <w:rPr>
+                <w:rFonts w:ascii="Arial" w:eastAsia="Times New Roman" w:hAnsi="Arial" w:cs="Arial"/>
+                <w:sz w:val="22"/>
+              </w:rPr>
+              <w:t>BP6</w:t>
+            </w:r>
+          </w:p>
+        </w:tc>
+        <w:tc>
+          <w:tcPr>
+            <w:tcW w:w="0" w:type="auto"/>
+            <w:tcBorders>
+              <w:top w:val="single" w:sz="6" w:space="0" w:color="000000"/>
+              <w:left w:val="single" w:sz="6" w:space="0" w:color="000000"/>
+              <w:bottom w:val="single" w:sz="6" w:space="0" w:color="000000"/>
+              <w:right w:val="single" w:sz="6" w:space="0" w:color="000000"/>
+            </w:tcBorders>
+            <w:tcMar>
+              <w:top w:w="60" w:type="dxa"/>
+              <w:left w:w="90" w:type="dxa"/>
+              <w:bottom w:w="60" w:type="dxa"/>
+              <w:right w:w="90" w:type="dxa"/>
+            </w:tcMar>
+            <w:vAlign w:val="center"/>
+            <w:hideMark/>
+          </w:tcPr>
+          <w:p>
+            <w:pPr>
+              <w:spacing w:after="180"/>
+              <w:rPr>
+                <w:rFonts w:ascii="Arial" w:eastAsia="Times New Roman" w:hAnsi="Arial" w:cs="Arial"/>
+                <w:sz w:val="22"/>
+              </w:rPr>
+            </w:pPr>
+            <w:r>
+              <w:rPr>
+                <w:rFonts w:ascii="Arial" w:eastAsia="Times New Roman" w:hAnsi="Arial" w:cs="Arial"/>
+                <w:sz w:val="22"/>
+              </w:rPr>
+              <w:t>N0→N1(F)→N3→N4(F)→N10(T)→N11→N14→N15(T)→N16(F)→N18→N19</w:t>
+            </w:r>
+          </w:p>
+        </w:tc>
+      </w:tr>
+      <w:tr>
+        <w:tc>
+          <w:tcPr>
+            <w:tcW w:w="0" w:type="auto"/>
+            <w:tcBorders>
+              <w:top w:val="single" w:sz="6" w:space="0" w:color="000000"/>
+              <w:left w:val="single" w:sz="6" w:space="0" w:color="000000"/>
+              <w:bottom w:val="single" w:sz="6" w:space="0" w:color="000000"/>
+              <w:right w:val="single" w:sz="6" w:space="0" w:color="000000"/>
+            </w:tcBorders>
+            <w:tcMar>
+              <w:top w:w="60" w:type="dxa"/>
+              <w:left w:w="90" w:type="dxa"/>
+              <w:bottom w:w="60" w:type="dxa"/>
+              <w:right w:w="90" w:type="dxa"/>
+            </w:tcMar>
+            <w:vAlign w:val="center"/>
+            <w:hideMark/>
+          </w:tcPr>
+          <w:p>
+            <w:pPr>
+              <w:spacing w:after="180"/>
+              <w:rPr>
+                <w:rFonts w:ascii="Arial" w:eastAsia="Times New Roman" w:hAnsi="Arial" w:cs="Arial"/>
+                <w:sz w:val="22"/>
+              </w:rPr>
+            </w:pPr>
+            <w:r>
+              <w:rPr>
+                <w:rFonts w:ascii="Arial" w:eastAsia="Times New Roman" w:hAnsi="Arial" w:cs="Arial"/>
+                <w:sz w:val="22"/>
+              </w:rPr>
+              <w:t>BP7</w:t>
+            </w:r>
+          </w:p>
+        </w:tc>
+        <w:tc>
+          <w:tcPr>
+            <w:tcW w:w="0" w:type="auto"/>
+            <w:tcBorders>
+              <w:top w:val="single" w:sz="6" w:space="0" w:color="000000"/>
+              <w:left w:val="single" w:sz="6" w:space="0" w:color="000000"/>
+              <w:bottom w:val="single" w:sz="6" w:space="0" w:color="000000"/>
+              <w:right w:val="single" w:sz="6" w:space="0" w:color="000000"/>
+            </w:tcBorders>
+            <w:tcMar>
+              <w:top w:w="60" w:type="dxa"/>
+              <w:left w:w="90" w:type="dxa"/>
+              <w:bottom w:w="60" w:type="dxa"/>
+              <w:right w:w="90" w:type="dxa"/>
+            </w:tcMar>
+            <w:vAlign w:val="center"/>
+            <w:hideMark/>
+          </w:tcPr>
+          <w:p>
+            <w:pPr>
+              <w:spacing w:after="180"/>
+              <w:rPr>
+                <w:rFonts w:ascii="Arial" w:eastAsia="Times New Roman" w:hAnsi="Arial" w:cs="Arial"/>
+                <w:sz w:val="22"/>
+              </w:rPr>
+            </w:pPr>
+            <w:r>
+              <w:rPr>
+                <w:rFonts w:ascii="Arial" w:eastAsia="Times New Roman" w:hAnsi="Arial" w:cs="Arial"/>
+                <w:sz w:val="22"/>
+              </w:rPr>
+              <w:t>N0→N1(F)→N3→N4(T)→N5(T)→N6→N10(F)→N12(T)→N13→N14→N15(F)→N19</w:t>
+            </w:r>
+          </w:p>
+        </w:tc>
+      </w:tr>
+      <w:tr>
+        <w:tc>
+          <w:tcPr>
+            <w:tcW w:w="0" w:type="auto"/>
+            <w:tcBorders>
+              <w:top w:val="single" w:sz="6" w:space="0" w:color="000000"/>
+              <w:left w:val="single" w:sz="6" w:space="0" w:color="000000"/>
+              <w:bottom w:val="single" w:sz="6" w:space="0" w:color="000000"/>
+              <w:right w:val="single" w:sz="6" w:space="0" w:color="000000"/>
+            </w:tcBorders>
+            <w:tcMar>
+              <w:top w:w="60" w:type="dxa"/>
+              <w:left w:w="90" w:type="dxa"/>
+              <w:bottom w:w="60" w:type="dxa"/>
+              <w:right w:w="90" w:type="dxa"/>
+            </w:tcMar>
+            <w:vAlign w:val="center"/>
+            <w:hideMark/>
+          </w:tcPr>
+          <w:p>
+            <w:pPr>
+              <w:spacing w:after="180"/>
+              <w:rPr>
+                <w:rFonts w:ascii="Arial" w:eastAsia="Times New Roman" w:hAnsi="Arial" w:cs="Arial"/>
+                <w:sz w:val="22"/>
+              </w:rPr>
+            </w:pPr>
+            <w:r>
+              <w:rPr>
+                <w:rFonts w:ascii="Arial" w:eastAsia="Times New Roman" w:hAnsi="Arial" w:cs="Arial"/>
+                <w:sz w:val="22"/>
+              </w:rPr>
+              <w:t>BP8</w:t>
+            </w:r>
+          </w:p>
+        </w:tc>
+        <w:tc>
+          <w:tcPr>
+            <w:tcW w:w="0" w:type="auto"/>
+            <w:tcBorders>
+              <w:top w:val="single" w:sz="6" w:space="0" w:color="000000"/>
+              <w:left w:val="single" w:sz="6" w:space="0" w:color="000000"/>
+              <w:bottom w:val="single" w:sz="6" w:space="0" w:color="000000"/>
+              <w:right w:val="single" w:sz="6" w:space="0" w:color="000000"/>
+            </w:tcBorders>
+            <w:tcMar>
+              <w:top w:w="60" w:type="dxa"/>
+              <w:left w:w="90" w:type="dxa"/>
+              <w:bottom w:w="60" w:type="dxa"/>
+              <w:right w:w="90" w:type="dxa"/>
+            </w:tcMar>
+            <w:vAlign w:val="center"/>
+            <w:hideMark/>
+          </w:tcPr>
+          <w:p>
+            <w:pPr>
+              <w:spacing w:after="180"/>
+              <w:rPr>
+                <w:rFonts w:ascii="Arial" w:eastAsia="Times New Roman" w:hAnsi="Arial" w:cs="Arial"/>
+                <w:sz w:val="22"/>
+              </w:rPr>
+            </w:pPr>
+            <w:r>
+              <w:rPr>
+                <w:rFonts w:ascii="Arial" w:eastAsia="Times New Roman" w:hAnsi="Arial" w:cs="Arial"/>
+                <w:sz w:val="22"/>
+              </w:rPr>
+              <w:t>N0→N1(F)→N3→N4(F)→N10(F)→N12(F)→N14→N15(T)→N16(T)→N17→N19</w:t>
+            </w:r>
+          </w:p>
+        </w:tc>
+      </w:tr>
+      <w:tr>
+        <w:tc>
+          <w:tcPr>
+            <w:tcW w:w="0" w:type="auto"/>
+            <w:tcBorders>
+              <w:top w:val="single" w:sz="6" w:space="0" w:color="000000"/>
+              <w:left w:val="single" w:sz="6" w:space="0" w:color="000000"/>
+              <w:bottom w:val="single" w:sz="6" w:space="0" w:color="000000"/>
+              <w:right w:val="single" w:sz="6" w:space="0" w:color="000000"/>
+            </w:tcBorders>
+            <w:tcMar>
+              <w:top w:w="60" w:type="dxa"/>
+              <w:left w:w="90" w:type="dxa"/>
+              <w:bottom w:w="60" w:type="dxa"/>
+              <w:right w:w="90" w:type="dxa"/>
+            </w:tcMar>
+            <w:vAlign w:val="center"/>
+            <w:hideMark/>
+          </w:tcPr>
+          <w:p>
+            <w:pPr>
+              <w:spacing w:after="180"/>
+              <w:rPr>
+                <w:rFonts w:ascii="Arial" w:eastAsia="Times New Roman" w:hAnsi="Arial" w:cs="Arial"/>
+                <w:sz w:val="22"/>
+              </w:rPr>
+            </w:pPr>
+            <w:r>
+              <w:rPr>
+                <w:rFonts w:ascii="Arial" w:eastAsia="Times New Roman" w:hAnsi="Arial" w:cs="Arial"/>
+                <w:sz w:val="22"/>
+              </w:rPr>
+              <w:lastRenderedPageBreak/>
+              <w:t>BP9</w:t>
+            </w:r>
+          </w:p>
+        </w:tc>
+        <w:tc>
+          <w:tcPr>
+            <w:tcW w:w="0" w:type="auto"/>
+            <w:tcBorders>
+              <w:top w:val="single" w:sz="6" w:space="0" w:color="000000"/>
+              <w:left w:val="single" w:sz="6" w:space="0" w:color="000000"/>
+              <w:bottom w:val="single" w:sz="6" w:space="0" w:color="000000"/>
+              <w:right w:val="single" w:sz="6" w:space="0" w:color="000000"/>
+            </w:tcBorders>
+            <w:tcMar>
+              <w:top w:w="60" w:type="dxa"/>
+              <w:left w:w="90" w:type="dxa"/>
+              <w:bottom w:w="60" w:type="dxa"/>
+              <w:right w:w="90" w:type="dxa"/>
+            </w:tcMar>
+            <w:vAlign w:val="center"/>
+            <w:hideMark/>
+          </w:tcPr>
+          <w:p>
+            <w:pPr>
+              <w:spacing w:after="180"/>
+              <w:rPr>
+                <w:rFonts w:ascii="Arial" w:eastAsia="Times New Roman" w:hAnsi="Arial" w:cs="Arial"/>
+                <w:sz w:val="22"/>
+              </w:rPr>
+            </w:pPr>
+            <w:r>
+              <w:rPr>
+                <w:rFonts w:ascii="Arial" w:eastAsia="Times New Roman" w:hAnsi="Arial" w:cs="Arial"/>
+                <w:sz w:val="22"/>
+              </w:rPr>
+              <w:t>N0→N1(F)→N3→N4(F)→N10(F)→N12(F)→N14→N15(T)→N16(F)→N18→N19</w:t>
+            </w:r>
+          </w:p>
+        </w:tc>
+      </w:tr>
+    </w:tbl>
+    <w:p/>
+    <w:p>
+      <w:r>
+        <w:t>• Chọn điều kiện D2&amp;&amp;D3 (coupon), thực hiện phân tích MC/DC đầy đủ</w:t>
+      </w:r>
+    </w:p>
+    <w:p>
+      <w:pPr>
+        <w:rPr>
+          <w:b/>
+          <w:bCs/>
+          <w:sz w:val="36"/>
+          <w:szCs w:val="36"/>
+        </w:rPr>
+      </w:pPr>
+      <w:r>
+        <w:rPr>
+          <w:b/>
+          <w:bCs/>
+        </w:rPr>
+        <w:t>1. Phân tích MC/DC cho điều kiện coupon (D2 &amp; D3)</w:t>
+      </w:r>
+    </w:p>
+    <w:p>
+      <w:pPr>
+        <w:rPr>
+          <w:b/>
+          <w:bCs/>
+        </w:rPr>
+      </w:pPr>
+      <w:r>
+        <w:rPr>
+          <w:b/>
+          <w:bCs/>
+        </w:rPr>
+        <w:t>1.1. Biểu thức và điều kiện nguyên tử</w:t>
+      </w:r>
+    </w:p>
+    <w:p>
+      <w:pPr>
+        <w:rPr>
+          <w:rFonts w:eastAsiaTheme="minorEastAsia"/>
+          <w:sz w:val="22"/>
+        </w:rPr>
+      </w:pPr>
+      <w:r>
+        <w:rPr>
+          <w:sz w:val="22"/>
+        </w:rPr>
+        <w:t>Xét logic "áp dụng giảm giá 10%" cho mã SALE10:</w:t>
+      </w:r>
+    </w:p>
+    <w:p>
+      <w:pPr>
+        <w:rPr>
+          <w:sz w:val="22"/>
+        </w:rPr>
+      </w:pPr>
+      <w:r>
+        <w:rPr>
+          <w:sz w:val="22"/>
+        </w:rPr>
+        <w:t>A: couponCode != null</w:t>
+      </w:r>
+    </w:p>
+    <w:p>
+      <w:pPr>
+        <w:rPr>
+          <w:sz w:val="22"/>
+        </w:rPr>
+      </w:pPr>
+      <w:r>
+        <w:rPr>
+          <w:sz w:val="22"/>
+        </w:rPr>
+        <w:t>B: !couponCode.isEmpty()</w:t>
+      </w:r>
+    </w:p>
+    <w:p>
+      <w:pPr>
+        <w:rPr>
+          <w:sz w:val="22"/>
+        </w:rPr>
+      </w:pPr>
+      <w:r>
+        <w:rPr>
+          <w:sz w:val="22"/>
+        </w:rPr>
+        <w:t>C: couponCode.equals("SALE10")</w:t>
+      </w:r>
+    </w:p>
+    <w:p>
+      <w:pPr>
+        <w:rPr>
+          <w:rFonts w:eastAsiaTheme="minorEastAsia"/>
+          <w:sz w:val="22"/>
+        </w:rPr>
+      </w:pPr>
+      <w:r>
+        <w:rPr>
+          <w:sz w:val="22"/>
+        </w:rPr>
+        <w:t xml:space="preserve">Biểu thức tổng quát: </w:t>
+      </w:r>
+      <w:r>
+        <w:rPr>
+          <w:b/>
+          <w:bCs/>
+          <w:sz w:val="22"/>
+        </w:rPr>
+        <w:t xml:space="preserve">P = A </w:t>
+      </w:r>
+      <w:r>
+        <w:rPr>
+          <w:rFonts w:ascii="Cambria Math" w:hAnsi="Cambria Math" w:cs="Cambria Math"/>
+          <w:b/>
+          <w:bCs/>
+          <w:sz w:val="22"/>
+        </w:rPr>
+        <w:t>∧</w:t>
+      </w:r>
+      <w:r>
+        <w:rPr>
+          <w:b/>
+          <w:bCs/>
+          <w:sz w:val="22"/>
+        </w:rPr>
+        <w:t xml:space="preserve"> B </w:t>
+      </w:r>
+      <w:r>
+        <w:rPr>
+          <w:rFonts w:ascii="Cambria Math" w:hAnsi="Cambria Math" w:cs="Cambria Math"/>
+          <w:b/>
+          <w:bCs/>
+          <w:sz w:val="22"/>
+        </w:rPr>
+        <w:t>∧</w:t>
+      </w:r>
+      <w:r>
+        <w:rPr>
+          <w:b/>
+          <w:bCs/>
+          <w:sz w:val="22"/>
+        </w:rPr>
+        <w:t xml:space="preserve"> C</w:t>
+      </w:r>
+      <w:r>
+        <w:rPr>
+          <w:sz w:val="22"/>
+        </w:rPr>
+        <w:t xml:space="preserve"> (chỉ khi P=True mới áp dụng giảm 10%).</w:t>
+      </w:r>
+    </w:p>
+    <w:p>
+      <w:pPr>
+        <w:rPr>
+          <w:b/>
+          <w:bCs/>
+          <w:sz w:val="27"/>
+          <w:szCs w:val="27"/>
+        </w:rPr>
+      </w:pPr>
+      <w:r>
+        <w:rPr>
+          <w:b/>
+          <w:bCs/>
+        </w:rPr>
+        <w:t>1.2. Bảng giá trị chân lý rút gọn</w:t>
+      </w:r>
+    </w:p>
+    <w:tbl>
+      <w:tblPr>
+        <w:tblW w:w="5000" w:type="pct"/>
+        <w:tblCellMar>
+          <w:top w:w="15" w:type="dxa"/>
+          <w:left w:w="15" w:type="dxa"/>
+          <w:bottom w:w="15" w:type="dxa"/>
+          <w:right w:w="15" w:type="dxa"/>
+        </w:tblCellMar>
+        <w:tblLook w:val="04A0" w:firstRow="1" w:lastRow="0" w:firstColumn="1" w:lastColumn="0" w:noHBand="0" w:noVBand="1"/>
+      </w:tblPr>
+      <w:tblGrid>
+        <w:gridCol w:w="790"/>
+        <w:gridCol w:w="552"/>
+        <w:gridCol w:w="532"/>
+        <w:gridCol w:w="552"/>
+        <w:gridCol w:w="3647"/>
+        <w:gridCol w:w="3138"/>
+      </w:tblGrid>
+      <w:tr>
+        <w:tc>
+          <w:tcPr>
+            <w:tcW w:w="0" w:type="auto"/>
+            <w:tcBorders>
+              <w:top w:val="single" w:sz="6" w:space="0" w:color="000000"/>
+              <w:left w:val="single" w:sz="6" w:space="0" w:color="000000"/>
+              <w:bottom w:val="single" w:sz="6" w:space="0" w:color="000000"/>
+              <w:right w:val="single" w:sz="6" w:space="0" w:color="000000"/>
+            </w:tcBorders>
+            <w:shd w:val="clear" w:color="auto" w:fill="E0EEF8"/>
+            <w:tcMar>
+              <w:top w:w="60" w:type="dxa"/>
+              <w:left w:w="90" w:type="dxa"/>
+              <w:bottom w:w="60" w:type="dxa"/>
+              <w:right w:w="90" w:type="dxa"/>
+            </w:tcMar>
+            <w:vAlign w:val="center"/>
+            <w:hideMark/>
+          </w:tcPr>
+          <w:p>
+            <w:pPr>
+              <w:rPr>
+                <w:b/>
+                <w:bCs/>
+                <w:sz w:val="22"/>
+              </w:rPr>
+            </w:pPr>
+            <w:r>
+              <w:rPr>
+                <w:b/>
+                <w:bCs/>
+                <w:sz w:val="22"/>
+              </w:rPr>
+              <w:t>TC</w:t>
+            </w:r>
+          </w:p>
+        </w:tc>
+        <w:tc>
+          <w:tcPr>
+            <w:tcW w:w="0" w:type="auto"/>
+            <w:tcBorders>
+              <w:top w:val="single" w:sz="6" w:space="0" w:color="000000"/>
+              <w:left w:val="single" w:sz="6" w:space="0" w:color="000000"/>
+              <w:bottom w:val="single" w:sz="6" w:space="0" w:color="000000"/>
+              <w:right w:val="single" w:sz="6" w:space="0" w:color="000000"/>
+            </w:tcBorders>
+            <w:shd w:val="clear" w:color="auto" w:fill="E0EEF8"/>
+            <w:tcMar>
+              <w:top w:w="60" w:type="dxa"/>
+              <w:left w:w="90" w:type="dxa"/>
+              <w:bottom w:w="60" w:type="dxa"/>
+              <w:right w:w="90" w:type="dxa"/>
+            </w:tcMar>
+            <w:vAlign w:val="center"/>
+            <w:hideMark/>
+          </w:tcPr>
+          <w:p>
+            <w:pPr>
+              <w:rPr>
+                <w:b/>
+                <w:bCs/>
+                <w:sz w:val="22"/>
+              </w:rPr>
+            </w:pPr>
+            <w:r>
+              <w:rPr>
+                <w:b/>
+                <w:bCs/>
+                <w:sz w:val="22"/>
+              </w:rPr>
+              <w:t>A</w:t>
+            </w:r>
+          </w:p>
+        </w:tc>
+        <w:tc>
+          <w:tcPr>
+            <w:tcW w:w="0" w:type="auto"/>
+            <w:tcBorders>
+              <w:top w:val="single" w:sz="6" w:space="0" w:color="000000"/>
+              <w:left w:val="single" w:sz="6" w:space="0" w:color="000000"/>
+              <w:bottom w:val="single" w:sz="6" w:space="0" w:color="000000"/>
+              <w:right w:val="single" w:sz="6" w:space="0" w:color="000000"/>
+            </w:tcBorders>
+            <w:shd w:val="clear" w:color="auto" w:fill="E0EEF8"/>
+            <w:tcMar>
+              <w:top w:w="60" w:type="dxa"/>
+              <w:left w:w="90" w:type="dxa"/>
+              <w:bottom w:w="60" w:type="dxa"/>
+              <w:right w:w="90" w:type="dxa"/>
+            </w:tcMar>
+            <w:vAlign w:val="center"/>
+            <w:hideMark/>
+          </w:tcPr>
+          <w:p>
+            <w:pPr>
+              <w:rPr>
+                <w:b/>
+                <w:bCs/>
+                <w:sz w:val="22"/>
+              </w:rPr>
+            </w:pPr>
+            <w:r>
+              <w:rPr>
+                <w:b/>
+                <w:bCs/>
+                <w:sz w:val="22"/>
+              </w:rPr>
+              <w:t>B</w:t>
+            </w:r>
+          </w:p>
+        </w:tc>
+        <w:tc>
+          <w:tcPr>
+            <w:tcW w:w="0" w:type="auto"/>
+            <w:tcBorders>
+              <w:top w:val="single" w:sz="6" w:space="0" w:color="000000"/>
+              <w:left w:val="single" w:sz="6" w:space="0" w:color="000000"/>
+              <w:bottom w:val="single" w:sz="6" w:space="0" w:color="000000"/>
+              <w:right w:val="single" w:sz="6" w:space="0" w:color="000000"/>
+            </w:tcBorders>
+            <w:shd w:val="clear" w:color="auto" w:fill="E0EEF8"/>
+            <w:tcMar>
+              <w:top w:w="60" w:type="dxa"/>
+              <w:left w:w="90" w:type="dxa"/>
+              <w:bottom w:w="60" w:type="dxa"/>
+              <w:right w:w="90" w:type="dxa"/>
+            </w:tcMar>
+            <w:vAlign w:val="center"/>
+            <w:hideMark/>
+          </w:tcPr>
+          <w:p>
+            <w:pPr>
+              <w:rPr>
+                <w:b/>
+                <w:bCs/>
+                <w:sz w:val="22"/>
+              </w:rPr>
+            </w:pPr>
+            <w:r>
+              <w:rPr>
+                <w:b/>
+                <w:bCs/>
+                <w:sz w:val="22"/>
+              </w:rPr>
+              <w:t>C</w:t>
+            </w:r>
+          </w:p>
+        </w:tc>
+        <w:tc>
+          <w:tcPr>
+            <w:tcW w:w="0" w:type="auto"/>
+            <w:tcBorders>
+              <w:top w:val="single" w:sz="6" w:space="0" w:color="000000"/>
+              <w:left w:val="single" w:sz="6" w:space="0" w:color="000000"/>
+              <w:bottom w:val="single" w:sz="6" w:space="0" w:color="000000"/>
+              <w:right w:val="single" w:sz="6" w:space="0" w:color="000000"/>
+            </w:tcBorders>
+            <w:shd w:val="clear" w:color="auto" w:fill="E0EEF8"/>
+            <w:tcMar>
+              <w:top w:w="60" w:type="dxa"/>
+              <w:left w:w="90" w:type="dxa"/>
+              <w:bottom w:w="60" w:type="dxa"/>
+              <w:right w:w="90" w:type="dxa"/>
+            </w:tcMar>
+            <w:vAlign w:val="center"/>
+            <w:hideMark/>
+          </w:tcPr>
+          <w:p>
+            <w:pPr>
+              <w:rPr>
+                <w:b/>
+                <w:bCs/>
+                <w:sz w:val="22"/>
+              </w:rPr>
+            </w:pPr>
+            <w:r>
+              <w:rPr>
+                <w:b/>
+                <w:bCs/>
+                <w:sz w:val="22"/>
+              </w:rPr>
+              <w:t>P (áp dụng SALE10?)</w:t>
+            </w:r>
+          </w:p>
+        </w:tc>
+        <w:tc>
+          <w:tcPr>
+            <w:tcW w:w="0" w:type="auto"/>
+            <w:tcBorders>
+              <w:top w:val="single" w:sz="6" w:space="0" w:color="000000"/>
+              <w:left w:val="single" w:sz="6" w:space="0" w:color="000000"/>
+              <w:bottom w:val="single" w:sz="6" w:space="0" w:color="000000"/>
+              <w:right w:val="single" w:sz="6" w:space="0" w:color="000000"/>
+            </w:tcBorders>
+            <w:shd w:val="clear" w:color="auto" w:fill="E0EEF8"/>
+            <w:tcMar>
+              <w:top w:w="60" w:type="dxa"/>
+              <w:left w:w="90" w:type="dxa"/>
+              <w:bottom w:w="60" w:type="dxa"/>
+              <w:right w:w="90" w:type="dxa"/>
+            </w:tcMar>
+            <w:vAlign w:val="center"/>
+            <w:hideMark/>
+          </w:tcPr>
+          <w:p>
+            <w:pPr>
+              <w:rPr>
+                <w:b/>
+                <w:bCs/>
+                <w:sz w:val="22"/>
+              </w:rPr>
+            </w:pPr>
+            <w:r>
+              <w:rPr>
+                <w:b/>
+                <w:bCs/>
+                <w:sz w:val="22"/>
+              </w:rPr>
+              <w:t>Gợi ý couponCode</w:t>
+            </w:r>
+          </w:p>
+        </w:tc>
+      </w:tr>
+      <w:tr>
+        <w:tc>
+          <w:tcPr>
+            <w:tcW w:w="0" w:type="auto"/>
+            <w:tcBorders>
+              <w:top w:val="single" w:sz="6" w:space="0" w:color="000000"/>
+              <w:left w:val="single" w:sz="6" w:space="0" w:color="000000"/>
+              <w:bottom w:val="single" w:sz="6" w:space="0" w:color="000000"/>
+              <w:right w:val="single" w:sz="6" w:space="0" w:color="000000"/>
+            </w:tcBorders>
+            <w:tcMar>
+              <w:top w:w="60" w:type="dxa"/>
+              <w:left w:w="90" w:type="dxa"/>
+              <w:bottom w:w="60" w:type="dxa"/>
+              <w:right w:w="90" w:type="dxa"/>
+            </w:tcMar>
+            <w:vAlign w:val="center"/>
+            <w:hideMark/>
+          </w:tcPr>
+          <w:p>
+            <w:pPr>
+              <w:rPr>
+                <w:sz w:val="22"/>
+              </w:rPr>
+            </w:pPr>
+            <w:r>
+              <w:rPr>
+                <w:sz w:val="22"/>
+              </w:rPr>
+              <w:t>T1</w:t>
+            </w:r>
+          </w:p>
+        </w:tc>
+        <w:tc>
+          <w:tcPr>
+            <w:tcW w:w="0" w:type="auto"/>
+            <w:tcBorders>
+              <w:top w:val="single" w:sz="6" w:space="0" w:color="000000"/>
+              <w:left w:val="single" w:sz="6" w:space="0" w:color="000000"/>
+              <w:bottom w:val="single" w:sz="6" w:space="0" w:color="000000"/>
+              <w:right w:val="single" w:sz="6" w:space="0" w:color="000000"/>
+            </w:tcBorders>
+            <w:tcMar>
+              <w:top w:w="60" w:type="dxa"/>
+              <w:left w:w="90" w:type="dxa"/>
+              <w:bottom w:w="60" w:type="dxa"/>
+              <w:right w:w="90" w:type="dxa"/>
+            </w:tcMar>
+            <w:vAlign w:val="center"/>
+            <w:hideMark/>
+          </w:tcPr>
+          <w:p>
+            <w:pPr>
+              <w:rPr>
+                <w:sz w:val="22"/>
+              </w:rPr>
+            </w:pPr>
+            <w:r>
+              <w:rPr>
+                <w:sz w:val="22"/>
+              </w:rPr>
+              <w:t>F</w:t>
+            </w:r>
+          </w:p>
+        </w:tc>
+        <w:tc>
+          <w:tcPr>
+            <w:tcW w:w="0" w:type="auto"/>
+            <w:tcBorders>
+              <w:top w:val="single" w:sz="6" w:space="0" w:color="000000"/>
+              <w:left w:val="single" w:sz="6" w:space="0" w:color="000000"/>
+              <w:bottom w:val="single" w:sz="6" w:space="0" w:color="000000"/>
+              <w:right w:val="single" w:sz="6" w:space="0" w:color="000000"/>
+            </w:tcBorders>
+            <w:tcMar>
+              <w:top w:w="60" w:type="dxa"/>
+              <w:left w:w="90" w:type="dxa"/>
+              <w:bottom w:w="60" w:type="dxa"/>
+              <w:right w:w="90" w:type="dxa"/>
+            </w:tcMar>
+            <w:vAlign w:val="center"/>
+            <w:hideMark/>
+          </w:tcPr>
+          <w:p>
+            <w:pPr>
+              <w:rPr>
+                <w:sz w:val="22"/>
+              </w:rPr>
+            </w:pPr>
+            <w:r>
+              <w:rPr>
+                <w:sz w:val="22"/>
+              </w:rPr>
+              <w:t>T</w:t>
+            </w:r>
+          </w:p>
+        </w:tc>
+        <w:tc>
+          <w:tcPr>
+            <w:tcW w:w="0" w:type="auto"/>
+            <w:tcBorders>
+              <w:top w:val="single" w:sz="6" w:space="0" w:color="000000"/>
+              <w:left w:val="single" w:sz="6" w:space="0" w:color="000000"/>
+              <w:bottom w:val="single" w:sz="6" w:space="0" w:color="000000"/>
+              <w:right w:val="single" w:sz="6" w:space="0" w:color="000000"/>
+            </w:tcBorders>
+            <w:tcMar>
+              <w:top w:w="60" w:type="dxa"/>
+              <w:left w:w="90" w:type="dxa"/>
+              <w:bottom w:w="60" w:type="dxa"/>
+              <w:right w:w="90" w:type="dxa"/>
+            </w:tcMar>
+            <w:vAlign w:val="center"/>
+            <w:hideMark/>
+          </w:tcPr>
+          <w:p>
+            <w:pPr>
+              <w:rPr>
+                <w:sz w:val="22"/>
+              </w:rPr>
+            </w:pPr>
+            <w:r>
+              <w:rPr>
+                <w:sz w:val="22"/>
+              </w:rPr>
+              <w:t>T</w:t>
+            </w:r>
+          </w:p>
+        </w:tc>
+        <w:tc>
+          <w:tcPr>
+            <w:tcW w:w="0" w:type="auto"/>
+            <w:tcBorders>
+              <w:top w:val="single" w:sz="6" w:space="0" w:color="000000"/>
+              <w:left w:val="single" w:sz="6" w:space="0" w:color="000000"/>
+              <w:bottom w:val="single" w:sz="6" w:space="0" w:color="000000"/>
+              <w:right w:val="single" w:sz="6" w:space="0" w:color="000000"/>
+            </w:tcBorders>
+            <w:tcMar>
+              <w:top w:w="60" w:type="dxa"/>
+              <w:left w:w="90" w:type="dxa"/>
+              <w:bottom w:w="60" w:type="dxa"/>
+              <w:right w:w="90" w:type="dxa"/>
+            </w:tcMar>
+            <w:vAlign w:val="center"/>
+            <w:hideMark/>
+          </w:tcPr>
+          <w:p>
+            <w:pPr>
+              <w:rPr>
+                <w:sz w:val="22"/>
+              </w:rPr>
+            </w:pPr>
+            <w:r>
+              <w:rPr>
+                <w:sz w:val="22"/>
+              </w:rPr>
+              <w:t>F</w:t>
+            </w:r>
+          </w:p>
+        </w:tc>
+        <w:tc>
+          <w:tcPr>
+            <w:tcW w:w="0" w:type="auto"/>
+            <w:tcBorders>
+              <w:top w:val="single" w:sz="6" w:space="0" w:color="000000"/>
+              <w:left w:val="single" w:sz="6" w:space="0" w:color="000000"/>
+              <w:bottom w:val="single" w:sz="6" w:space="0" w:color="000000"/>
+              <w:right w:val="single" w:sz="6" w:space="0" w:color="000000"/>
+            </w:tcBorders>
+            <w:tcMar>
+              <w:top w:w="60" w:type="dxa"/>
+              <w:left w:w="90" w:type="dxa"/>
+              <w:bottom w:w="60" w:type="dxa"/>
+              <w:right w:w="90" w:type="dxa"/>
+            </w:tcMar>
+            <w:vAlign w:val="center"/>
+            <w:hideMark/>
+          </w:tcPr>
+          <w:p>
+            <w:pPr>
+              <w:rPr>
+                <w:sz w:val="22"/>
+              </w:rPr>
+            </w:pPr>
+            <w:r>
+              <w:rPr>
+                <w:sz w:val="22"/>
+              </w:rPr>
+              <w:t>null</w:t>
+            </w:r>
+          </w:p>
+        </w:tc>
+      </w:tr>
+      <w:tr>
+        <w:tc>
+          <w:tcPr>
+            <w:tcW w:w="0" w:type="auto"/>
+            <w:tcBorders>
+              <w:top w:val="single" w:sz="6" w:space="0" w:color="000000"/>
+              <w:left w:val="single" w:sz="6" w:space="0" w:color="000000"/>
+              <w:bottom w:val="single" w:sz="6" w:space="0" w:color="000000"/>
+              <w:right w:val="single" w:sz="6" w:space="0" w:color="000000"/>
+            </w:tcBorders>
+            <w:tcMar>
+              <w:top w:w="60" w:type="dxa"/>
+              <w:left w:w="90" w:type="dxa"/>
+              <w:bottom w:w="60" w:type="dxa"/>
+              <w:right w:w="90" w:type="dxa"/>
+            </w:tcMar>
+            <w:vAlign w:val="center"/>
+            <w:hideMark/>
+          </w:tcPr>
+          <w:p>
+            <w:pPr>
+              <w:rPr>
+                <w:sz w:val="22"/>
+              </w:rPr>
+            </w:pPr>
+            <w:r>
+              <w:rPr>
+                <w:sz w:val="22"/>
+              </w:rPr>
+              <w:t>T2</w:t>
+            </w:r>
+          </w:p>
+        </w:tc>
+        <w:tc>
+          <w:tcPr>
+            <w:tcW w:w="0" w:type="auto"/>
+            <w:tcBorders>
+              <w:top w:val="single" w:sz="6" w:space="0" w:color="000000"/>
+              <w:left w:val="single" w:sz="6" w:space="0" w:color="000000"/>
+              <w:bottom w:val="single" w:sz="6" w:space="0" w:color="000000"/>
+              <w:right w:val="single" w:sz="6" w:space="0" w:color="000000"/>
+            </w:tcBorders>
+            <w:tcMar>
+              <w:top w:w="60" w:type="dxa"/>
+              <w:left w:w="90" w:type="dxa"/>
+              <w:bottom w:w="60" w:type="dxa"/>
+              <w:right w:w="90" w:type="dxa"/>
+            </w:tcMar>
+            <w:vAlign w:val="center"/>
+            <w:hideMark/>
+          </w:tcPr>
+          <w:p>
+            <w:pPr>
+              <w:rPr>
+                <w:sz w:val="22"/>
+              </w:rPr>
+            </w:pPr>
+            <w:r>
+              <w:rPr>
+                <w:sz w:val="22"/>
+              </w:rPr>
+              <w:t>T</w:t>
+            </w:r>
+          </w:p>
+        </w:tc>
+        <w:tc>
+          <w:tcPr>
+            <w:tcW w:w="0" w:type="auto"/>
+            <w:tcBorders>
+              <w:top w:val="single" w:sz="6" w:space="0" w:color="000000"/>
+              <w:left w:val="single" w:sz="6" w:space="0" w:color="000000"/>
+              <w:bottom w:val="single" w:sz="6" w:space="0" w:color="000000"/>
+              <w:right w:val="single" w:sz="6" w:space="0" w:color="000000"/>
+            </w:tcBorders>
+            <w:tcMar>
+              <w:top w:w="60" w:type="dxa"/>
+              <w:left w:w="90" w:type="dxa"/>
+              <w:bottom w:w="60" w:type="dxa"/>
+              <w:right w:w="90" w:type="dxa"/>
+            </w:tcMar>
+            <w:vAlign w:val="center"/>
+            <w:hideMark/>
+          </w:tcPr>
+          <w:p>
+            <w:pPr>
+              <w:rPr>
+                <w:sz w:val="22"/>
+              </w:rPr>
+            </w:pPr>
+            <w:r>
+              <w:rPr>
+                <w:sz w:val="22"/>
+              </w:rPr>
+              <w:t>F</w:t>
+            </w:r>
+          </w:p>
+        </w:tc>
+        <w:tc>
+          <w:tcPr>
+            <w:tcW w:w="0" w:type="auto"/>
+            <w:tcBorders>
+              <w:top w:val="single" w:sz="6" w:space="0" w:color="000000"/>
+              <w:left w:val="single" w:sz="6" w:space="0" w:color="000000"/>
+              <w:bottom w:val="single" w:sz="6" w:space="0" w:color="000000"/>
+              <w:right w:val="single" w:sz="6" w:space="0" w:color="000000"/>
+            </w:tcBorders>
+            <w:tcMar>
+              <w:top w:w="60" w:type="dxa"/>
+              <w:left w:w="90" w:type="dxa"/>
+              <w:bottom w:w="60" w:type="dxa"/>
+              <w:right w:w="90" w:type="dxa"/>
+            </w:tcMar>
+            <w:vAlign w:val="center"/>
+            <w:hideMark/>
+          </w:tcPr>
+          <w:p>
+            <w:pPr>
+              <w:rPr>
+                <w:sz w:val="22"/>
+              </w:rPr>
+            </w:pPr>
+            <w:r>
+              <w:rPr>
+                <w:sz w:val="22"/>
+              </w:rPr>
+              <w:t>T</w:t>
+            </w:r>
+          </w:p>
+        </w:tc>
+        <w:tc>
+          <w:tcPr>
+            <w:tcW w:w="0" w:type="auto"/>
+            <w:tcBorders>
+              <w:top w:val="single" w:sz="6" w:space="0" w:color="000000"/>
+              <w:left w:val="single" w:sz="6" w:space="0" w:color="000000"/>
+              <w:bottom w:val="single" w:sz="6" w:space="0" w:color="000000"/>
+              <w:right w:val="single" w:sz="6" w:space="0" w:color="000000"/>
+            </w:tcBorders>
+            <w:tcMar>
+              <w:top w:w="60" w:type="dxa"/>
+              <w:left w:w="90" w:type="dxa"/>
+              <w:bottom w:w="60" w:type="dxa"/>
+              <w:right w:w="90" w:type="dxa"/>
+            </w:tcMar>
+            <w:vAlign w:val="center"/>
+            <w:hideMark/>
+          </w:tcPr>
+          <w:p>
+            <w:pPr>
+              <w:rPr>
+                <w:sz w:val="22"/>
+              </w:rPr>
+            </w:pPr>
+            <w:r>
+              <w:rPr>
+                <w:sz w:val="22"/>
+              </w:rPr>
+              <w:t>F</w:t>
+            </w:r>
+          </w:p>
+        </w:tc>
+        <w:tc>
+          <w:tcPr>
+            <w:tcW w:w="0" w:type="auto"/>
+            <w:tcBorders>
+              <w:top w:val="single" w:sz="6" w:space="0" w:color="000000"/>
+              <w:left w:val="single" w:sz="6" w:space="0" w:color="000000"/>
+              <w:bottom w:val="single" w:sz="6" w:space="0" w:color="000000"/>
+              <w:right w:val="single" w:sz="6" w:space="0" w:color="000000"/>
+            </w:tcBorders>
+            <w:tcMar>
+              <w:top w:w="60" w:type="dxa"/>
+              <w:left w:w="90" w:type="dxa"/>
+              <w:bottom w:w="60" w:type="dxa"/>
+              <w:right w:w="90" w:type="dxa"/>
+            </w:tcMar>
+            <w:vAlign w:val="center"/>
+            <w:hideMark/>
+          </w:tcPr>
+          <w:p>
+            <w:pPr>
+              <w:rPr>
+                <w:sz w:val="22"/>
+              </w:rPr>
+            </w:pPr>
+            <w:r>
+              <w:rPr>
+                <w:sz w:val="22"/>
+              </w:rPr>
+              <w:t>"" (empty)</w:t>
+            </w:r>
+          </w:p>
+        </w:tc>
+      </w:tr>
+      <w:tr>
+        <w:tc>
+          <w:tcPr>
+            <w:tcW w:w="0" w:type="auto"/>
+            <w:tcBorders>
+              <w:top w:val="single" w:sz="6" w:space="0" w:color="000000"/>
+              <w:left w:val="single" w:sz="6" w:space="0" w:color="000000"/>
+              <w:bottom w:val="single" w:sz="6" w:space="0" w:color="000000"/>
+              <w:right w:val="single" w:sz="6" w:space="0" w:color="000000"/>
+            </w:tcBorders>
+            <w:tcMar>
+              <w:top w:w="60" w:type="dxa"/>
+              <w:left w:w="90" w:type="dxa"/>
+              <w:bottom w:w="60" w:type="dxa"/>
+              <w:right w:w="90" w:type="dxa"/>
+            </w:tcMar>
+            <w:vAlign w:val="center"/>
+            <w:hideMark/>
+          </w:tcPr>
+          <w:p>
+            <w:pPr>
+              <w:rPr>
+                <w:sz w:val="22"/>
+              </w:rPr>
+            </w:pPr>
+            <w:r>
+              <w:rPr>
+                <w:sz w:val="22"/>
+              </w:rPr>
+              <w:t>T3</w:t>
+            </w:r>
+          </w:p>
+        </w:tc>
+        <w:tc>
+          <w:tcPr>
+            <w:tcW w:w="0" w:type="auto"/>
+            <w:tcBorders>
+              <w:top w:val="single" w:sz="6" w:space="0" w:color="000000"/>
+              <w:left w:val="single" w:sz="6" w:space="0" w:color="000000"/>
+              <w:bottom w:val="single" w:sz="6" w:space="0" w:color="000000"/>
+              <w:right w:val="single" w:sz="6" w:space="0" w:color="000000"/>
+            </w:tcBorders>
+            <w:tcMar>
+              <w:top w:w="60" w:type="dxa"/>
+              <w:left w:w="90" w:type="dxa"/>
+              <w:bottom w:w="60" w:type="dxa"/>
+              <w:right w:w="90" w:type="dxa"/>
+            </w:tcMar>
+            <w:vAlign w:val="center"/>
+            <w:hideMark/>
+          </w:tcPr>
+          <w:p>
+            <w:pPr>
+              <w:rPr>
+                <w:sz w:val="22"/>
+              </w:rPr>
+            </w:pPr>
+            <w:r>
+              <w:rPr>
+                <w:sz w:val="22"/>
+              </w:rPr>
+              <w:t>T</w:t>
+            </w:r>
+          </w:p>
+        </w:tc>
+        <w:tc>
+          <w:tcPr>
+            <w:tcW w:w="0" w:type="auto"/>
+            <w:tcBorders>
+              <w:top w:val="single" w:sz="6" w:space="0" w:color="000000"/>
+              <w:left w:val="single" w:sz="6" w:space="0" w:color="000000"/>
+              <w:bottom w:val="single" w:sz="6" w:space="0" w:color="000000"/>
+              <w:right w:val="single" w:sz="6" w:space="0" w:color="000000"/>
+            </w:tcBorders>
+            <w:tcMar>
+              <w:top w:w="60" w:type="dxa"/>
+              <w:left w:w="90" w:type="dxa"/>
+              <w:bottom w:w="60" w:type="dxa"/>
+              <w:right w:w="90" w:type="dxa"/>
+            </w:tcMar>
+            <w:vAlign w:val="center"/>
+            <w:hideMark/>
+          </w:tcPr>
+          <w:p>
+            <w:pPr>
+              <w:rPr>
+                <w:sz w:val="22"/>
+              </w:rPr>
+            </w:pPr>
+            <w:r>
+              <w:rPr>
+                <w:sz w:val="22"/>
+              </w:rPr>
+              <w:t>T</w:t>
+            </w:r>
+          </w:p>
+        </w:tc>
+        <w:tc>
+          <w:tcPr>
+            <w:tcW w:w="0" w:type="auto"/>
+            <w:tcBorders>
+              <w:top w:val="single" w:sz="6" w:space="0" w:color="000000"/>
+              <w:left w:val="single" w:sz="6" w:space="0" w:color="000000"/>
+              <w:bottom w:val="single" w:sz="6" w:space="0" w:color="000000"/>
+              <w:right w:val="single" w:sz="6" w:space="0" w:color="000000"/>
+            </w:tcBorders>
+            <w:tcMar>
+              <w:top w:w="60" w:type="dxa"/>
+              <w:left w:w="90" w:type="dxa"/>
+              <w:bottom w:w="60" w:type="dxa"/>
+              <w:right w:w="90" w:type="dxa"/>
+            </w:tcMar>
+            <w:vAlign w:val="center"/>
+            <w:hideMark/>
+          </w:tcPr>
+          <w:p>
+            <w:pPr>
+              <w:rPr>
+                <w:sz w:val="22"/>
+              </w:rPr>
+            </w:pPr>
+            <w:r>
+              <w:rPr>
+                <w:sz w:val="22"/>
+              </w:rPr>
+              <w:t>F</w:t>
+            </w:r>
+          </w:p>
+        </w:tc>
+        <w:tc>
+          <w:tcPr>
+            <w:tcW w:w="0" w:type="auto"/>
+            <w:tcBorders>
+              <w:top w:val="single" w:sz="6" w:space="0" w:color="000000"/>
+              <w:left w:val="single" w:sz="6" w:space="0" w:color="000000"/>
+              <w:bottom w:val="single" w:sz="6" w:space="0" w:color="000000"/>
+              <w:right w:val="single" w:sz="6" w:space="0" w:color="000000"/>
+            </w:tcBorders>
+            <w:tcMar>
+              <w:top w:w="60" w:type="dxa"/>
+              <w:left w:w="90" w:type="dxa"/>
+              <w:bottom w:w="60" w:type="dxa"/>
+              <w:right w:w="90" w:type="dxa"/>
+            </w:tcMar>
+            <w:vAlign w:val="center"/>
+            <w:hideMark/>
+          </w:tcPr>
+          <w:p>
+            <w:pPr>
+              <w:rPr>
+                <w:sz w:val="22"/>
+              </w:rPr>
+            </w:pPr>
+            <w:r>
+              <w:rPr>
+                <w:sz w:val="22"/>
+              </w:rPr>
+              <w:t>F</w:t>
+            </w:r>
+          </w:p>
+        </w:tc>
+        <w:tc>
+          <w:tcPr>
+            <w:tcW w:w="0" w:type="auto"/>
+            <w:tcBorders>
+              <w:top w:val="single" w:sz="6" w:space="0" w:color="000000"/>
+              <w:left w:val="single" w:sz="6" w:space="0" w:color="000000"/>
+              <w:bottom w:val="single" w:sz="6" w:space="0" w:color="000000"/>
+              <w:right w:val="single" w:sz="6" w:space="0" w:color="000000"/>
+            </w:tcBorders>
+            <w:tcMar>
+              <w:top w:w="60" w:type="dxa"/>
+              <w:left w:w="90" w:type="dxa"/>
+              <w:bottom w:w="60" w:type="dxa"/>
+              <w:right w:w="90" w:type="dxa"/>
+            </w:tcMar>
+            <w:vAlign w:val="center"/>
+            <w:hideMark/>
+          </w:tcPr>
+          <w:p>
+            <w:pPr>
+              <w:rPr>
+                <w:sz w:val="22"/>
+              </w:rPr>
+            </w:pPr>
+            <w:r>
+              <w:rPr>
+                <w:sz w:val="22"/>
+              </w:rPr>
+              <w:t>"SALE20"</w:t>
+            </w:r>
+          </w:p>
+        </w:tc>
+      </w:tr>
+      <w:tr>
+        <w:tc>
+          <w:tcPr>
+            <w:tcW w:w="0" w:type="auto"/>
+            <w:tcBorders>
+              <w:top w:val="single" w:sz="6" w:space="0" w:color="000000"/>
+              <w:left w:val="single" w:sz="6" w:space="0" w:color="000000"/>
+              <w:bottom w:val="single" w:sz="6" w:space="0" w:color="000000"/>
+              <w:right w:val="single" w:sz="6" w:space="0" w:color="000000"/>
+            </w:tcBorders>
+            <w:tcMar>
+              <w:top w:w="60" w:type="dxa"/>
+              <w:left w:w="90" w:type="dxa"/>
+              <w:bottom w:w="60" w:type="dxa"/>
+              <w:right w:w="90" w:type="dxa"/>
+            </w:tcMar>
+            <w:vAlign w:val="center"/>
+            <w:hideMark/>
+          </w:tcPr>
+          <w:p>
+            <w:pPr>
+              <w:rPr>
+                <w:sz w:val="22"/>
+              </w:rPr>
+            </w:pPr>
+            <w:r>
+              <w:rPr>
+                <w:sz w:val="22"/>
+              </w:rPr>
+              <w:t>T4</w:t>
+            </w:r>
+          </w:p>
+        </w:tc>
+        <w:tc>
+          <w:tcPr>
+            <w:tcW w:w="0" w:type="auto"/>
+            <w:tcBorders>
+              <w:top w:val="single" w:sz="6" w:space="0" w:color="000000"/>
+              <w:left w:val="single" w:sz="6" w:space="0" w:color="000000"/>
+              <w:bottom w:val="single" w:sz="6" w:space="0" w:color="000000"/>
+              <w:right w:val="single" w:sz="6" w:space="0" w:color="000000"/>
+            </w:tcBorders>
+            <w:tcMar>
+              <w:top w:w="60" w:type="dxa"/>
+              <w:left w:w="90" w:type="dxa"/>
+              <w:bottom w:w="60" w:type="dxa"/>
+              <w:right w:w="90" w:type="dxa"/>
+            </w:tcMar>
+            <w:vAlign w:val="center"/>
+            <w:hideMark/>
+          </w:tcPr>
+          <w:p>
+            <w:pPr>
+              <w:rPr>
+                <w:sz w:val="22"/>
+              </w:rPr>
+            </w:pPr>
+            <w:r>
+              <w:rPr>
+                <w:sz w:val="22"/>
+              </w:rPr>
+              <w:t>T</w:t>
+            </w:r>
+          </w:p>
+        </w:tc>
+        <w:tc>
+          <w:tcPr>
+            <w:tcW w:w="0" w:type="auto"/>
+            <w:tcBorders>
+              <w:top w:val="single" w:sz="6" w:space="0" w:color="000000"/>
+              <w:left w:val="single" w:sz="6" w:space="0" w:color="000000"/>
+              <w:bottom w:val="single" w:sz="6" w:space="0" w:color="000000"/>
+              <w:right w:val="single" w:sz="6" w:space="0" w:color="000000"/>
+            </w:tcBorders>
+            <w:tcMar>
+              <w:top w:w="60" w:type="dxa"/>
+              <w:left w:w="90" w:type="dxa"/>
+              <w:bottom w:w="60" w:type="dxa"/>
+              <w:right w:w="90" w:type="dxa"/>
+            </w:tcMar>
+            <w:vAlign w:val="center"/>
+            <w:hideMark/>
+          </w:tcPr>
+          <w:p>
+            <w:pPr>
+              <w:rPr>
+                <w:sz w:val="22"/>
+              </w:rPr>
+            </w:pPr>
+            <w:r>
+              <w:rPr>
+                <w:sz w:val="22"/>
+              </w:rPr>
+              <w:t>T</w:t>
+            </w:r>
+          </w:p>
+        </w:tc>
+        <w:tc>
+          <w:tcPr>
+            <w:tcW w:w="0" w:type="auto"/>
+            <w:tcBorders>
+              <w:top w:val="single" w:sz="6" w:space="0" w:color="000000"/>
+              <w:left w:val="single" w:sz="6" w:space="0" w:color="000000"/>
+              <w:bottom w:val="single" w:sz="6" w:space="0" w:color="000000"/>
+              <w:right w:val="single" w:sz="6" w:space="0" w:color="000000"/>
+            </w:tcBorders>
+            <w:tcMar>
+              <w:top w:w="60" w:type="dxa"/>
+              <w:left w:w="90" w:type="dxa"/>
+              <w:bottom w:w="60" w:type="dxa"/>
+              <w:right w:w="90" w:type="dxa"/>
+            </w:tcMar>
+            <w:vAlign w:val="center"/>
+            <w:hideMark/>
+          </w:tcPr>
+          <w:p>
+            <w:pPr>
+              <w:rPr>
+                <w:sz w:val="22"/>
+              </w:rPr>
+            </w:pPr>
+            <w:r>
+              <w:rPr>
+                <w:sz w:val="22"/>
+              </w:rPr>
+              <w:t>T</w:t>
+            </w:r>
+          </w:p>
+        </w:tc>
+        <w:tc>
+          <w:tcPr>
+            <w:tcW w:w="0" w:type="auto"/>
+            <w:tcBorders>
+              <w:top w:val="single" w:sz="6" w:space="0" w:color="000000"/>
+              <w:left w:val="single" w:sz="6" w:space="0" w:color="000000"/>
+              <w:bottom w:val="single" w:sz="6" w:space="0" w:color="000000"/>
+              <w:right w:val="single" w:sz="6" w:space="0" w:color="000000"/>
+            </w:tcBorders>
+            <w:tcMar>
+              <w:top w:w="60" w:type="dxa"/>
+              <w:left w:w="90" w:type="dxa"/>
+              <w:bottom w:w="60" w:type="dxa"/>
+              <w:right w:w="90" w:type="dxa"/>
+            </w:tcMar>
+            <w:vAlign w:val="center"/>
+            <w:hideMark/>
+          </w:tcPr>
+          <w:p>
+            <w:pPr>
+              <w:rPr>
+                <w:sz w:val="22"/>
+              </w:rPr>
+            </w:pPr>
+            <w:r>
+              <w:rPr>
+                <w:sz w:val="22"/>
+              </w:rPr>
+              <w:t>T</w:t>
+            </w:r>
+          </w:p>
+        </w:tc>
+        <w:tc>
+          <w:tcPr>
+            <w:tcW w:w="0" w:type="auto"/>
+            <w:tcBorders>
+              <w:top w:val="single" w:sz="6" w:space="0" w:color="000000"/>
+              <w:left w:val="single" w:sz="6" w:space="0" w:color="000000"/>
+              <w:bottom w:val="single" w:sz="6" w:space="0" w:color="000000"/>
+              <w:right w:val="single" w:sz="6" w:space="0" w:color="000000"/>
+            </w:tcBorders>
+            <w:tcMar>
+              <w:top w:w="60" w:type="dxa"/>
+              <w:left w:w="90" w:type="dxa"/>
+              <w:bottom w:w="60" w:type="dxa"/>
+              <w:right w:w="90" w:type="dxa"/>
+            </w:tcMar>
+            <w:vAlign w:val="center"/>
+            <w:hideMark/>
+          </w:tcPr>
+          <w:p>
+            <w:pPr>
+              <w:rPr>
+                <w:sz w:val="22"/>
+              </w:rPr>
+            </w:pPr>
+            <w:r>
+              <w:rPr>
+                <w:sz w:val="22"/>
+              </w:rPr>
+              <w:t>"SALE10"</w:t>
+            </w:r>
+          </w:p>
+        </w:tc>
+      </w:tr>
+    </w:tbl>
+    <w:p>
+      <w:pPr>
+        <w:rPr>
+          <w:b/>
+          <w:bCs/>
+          <w:sz w:val="27"/>
+          <w:szCs w:val="27"/>
+        </w:rPr>
+      </w:pPr>
+      <w:r>
+        <w:rPr>
+          <w:b/>
+          <w:bCs/>
+        </w:rPr>
+        <w:t>1.3. Bộ test MC/DC tối thiểu</w:t>
+      </w:r>
+    </w:p>
+    <w:p>
+      <w:pPr>
+        <w:rPr>
+          <w:sz w:val="22"/>
+        </w:rPr>
+      </w:pPr>
+      <w:r>
+        <w:rPr>
+          <w:sz w:val="22"/>
+        </w:rPr>
+        <w:t>Cặp độc lập cho A: so sánh (T4) và (T1) – chỉ thay đổi A (T↔F), B,C đều True; P thay đổi T↔F.</w:t>
+      </w:r>
+    </w:p>
+    <w:p>
+      <w:pPr>
+        <w:rPr>
+          <w:sz w:val="22"/>
+        </w:rPr>
+      </w:pPr>
+      <w:r>
+        <w:rPr>
+          <w:sz w:val="22"/>
+        </w:rPr>
+        <w:t>Cặp độc lập cho B: so sánh (T4) và (T2) – chỉ thay đổi B (T↔F); P thay đổi T↔F.</w:t>
+      </w:r>
+    </w:p>
+    <w:p>
+      <w:pPr>
+        <w:rPr>
+          <w:sz w:val="22"/>
+        </w:rPr>
+      </w:pPr>
+      <w:r>
+        <w:rPr>
+          <w:sz w:val="22"/>
+        </w:rPr>
+        <w:t>Cặp độc lập cho C: so sánh (T4) và (T3) – chỉ thay đổi C (T↔F); P thay đổi T↔F.</w:t>
+      </w:r>
+    </w:p>
+    <w:p>
+      <w:pPr>
+        <w:rPr>
+          <w:rFonts w:eastAsiaTheme="minorEastAsia"/>
+          <w:sz w:val="22"/>
+        </w:rPr>
+      </w:pPr>
+      <w:r>
+        <w:rPr>
+          <w:sz w:val="22"/>
+        </w:rPr>
+        <w:t xml:space="preserve">Vậy bộ test MC/DC tối thiểu gồm 4 test: </w:t>
+      </w:r>
+      <w:r>
+        <w:rPr>
+          <w:b/>
+          <w:bCs/>
+          <w:sz w:val="22"/>
+        </w:rPr>
+        <w:t>{T1, T2, T3, T4}</w:t>
+      </w:r>
+      <w:r>
+        <w:rPr>
+          <w:sz w:val="22"/>
+        </w:rPr>
+        <w:t xml:space="preserve">. Trong class TestNG </w:t>
+      </w:r>
+      <w:r>
+        <w:rPr>
+          <w:rStyle w:val="HTMLCode"/>
+        </w:rPr>
+        <w:t>OrderProcessorTest</w:t>
+      </w:r>
+      <w:r>
+        <w:rPr>
+          <w:sz w:val="22"/>
+        </w:rPr>
+        <w:t>, các test:</w:t>
+      </w:r>
+    </w:p>
+    <w:p>
+      <w:pPr>
+        <w:rPr>
+          <w:sz w:val="22"/>
+        </w:rPr>
+      </w:pPr>
+      <w:r>
+        <w:rPr>
+          <w:rStyle w:val="HTMLCode"/>
+        </w:rPr>
+        <w:t>testMcdc_AFalse_BTrue_CTrue</w:t>
+      </w:r>
+      <w:r>
+        <w:rPr>
+          <w:sz w:val="22"/>
+        </w:rPr>
+        <w:t xml:space="preserve"> tương ứng T1 (A=F,B=T,C=T).</w:t>
+      </w:r>
+    </w:p>
+    <w:p>
+      <w:pPr>
+        <w:rPr>
+          <w:sz w:val="22"/>
+        </w:rPr>
+      </w:pPr>
+      <w:r>
+        <w:rPr>
+          <w:rStyle w:val="HTMLCode"/>
+        </w:rPr>
+        <w:t>testMcdc_ATrue_BFalse_CTrue</w:t>
+      </w:r>
+      <w:r>
+        <w:rPr>
+          <w:sz w:val="22"/>
+        </w:rPr>
+        <w:t xml:space="preserve"> tương ứng T2.</w:t>
+      </w:r>
+    </w:p>
+    <w:p>
+      <w:pPr>
+        <w:rPr>
+          <w:sz w:val="22"/>
+        </w:rPr>
+      </w:pPr>
+      <w:r>
+        <w:rPr>
+          <w:rStyle w:val="HTMLCode"/>
+        </w:rPr>
+        <w:t>testMcdc_ATrue_BTrue_CFalse</w:t>
+      </w:r>
+      <w:r>
+        <w:rPr>
+          <w:sz w:val="22"/>
+        </w:rPr>
+        <w:t xml:space="preserve"> tương ứng T3.</w:t>
+      </w:r>
+    </w:p>
+    <w:p>
+      <w:pPr>
+        <w:rPr>
+          <w:sz w:val="22"/>
+        </w:rPr>
+      </w:pPr>
+      <w:r>
+        <w:rPr>
+          <w:rStyle w:val="HTMLCode"/>
+        </w:rPr>
+        <w:t>testMcdc_ATrue_BTrue_CTrue</w:t>
+      </w:r>
+      <w:r>
+        <w:rPr>
+          <w:sz w:val="22"/>
+        </w:rPr>
+        <w:t xml:space="preserve"> tương ứng T4.</w:t>
+      </w:r>
+    </w:p>
+    <w:p>
+      <w:r>
+        <w:t>• Viết class TestNG 'OrderProcessorTest' thực thi tất cả Basis Path TC + MC/DC TC</w:t>
+      </w:r>
+    </w:p>
+    <w:p>
+      <w:r>
+        <w:lastRenderedPageBreak/>
+        <w:drawing>
+          <wp:inline distT="0" distB="0" distL="0" distR="0" wp14:anchorId="678AF9F2" wp14:editId="618B74BE">
+            <wp:extent cx="5859145" cy="2600960"/>
+            <wp:effectExtent l="0" t="0" r="8255" b="8890"/>
+            <wp:docPr id="2059741770" name="Picture 1"/>
+            <wp:cNvGraphicFramePr>
+              <a:graphicFrameLocks xmlns:a="http://schemas.openxmlformats.org/drawingml/2006/main" noChangeAspect="1"/>
+            </wp:cNvGraphicFramePr>
+            <a:graphic xmlns:a="http://schemas.openxmlformats.org/drawingml/2006/main">
+              <a:graphicData uri="http://schemas.openxmlformats.org/drawingml/2006/picture">
+                <pic:pic xmlns:pic="http://schemas.openxmlformats.org/drawingml/2006/picture">
+                  <pic:nvPicPr>
+                    <pic:cNvPr id="2059741770" name=""/>
+                    <pic:cNvPicPr/>
+                  </pic:nvPicPr>
+                  <pic:blipFill>
+                    <a:blip r:embed="rId46"/>
+                    <a:stretch>
+                      <a:fillRect/>
+                    </a:stretch>
+                  </pic:blipFill>
+                  <pic:spPr>
+                    <a:xfrm>
+                      <a:off x="0" y="0"/>
+                      <a:ext cx="5859145" cy="2600960"/>
+                    </a:xfrm>
+                    <a:prstGeom prst="rect">
+                      <a:avLst/>
+                    </a:prstGeom>
+                  </pic:spPr>
+                </pic:pic>
+              </a:graphicData>
+            </a:graphic>
+          </wp:inline>
+        </w:drawing>
+      </w:r>
+    </w:p>
+    <w:p>
+      <w:r>
+        <w:drawing>
+          <wp:inline distT="0" distB="0" distL="0" distR="0" wp14:anchorId="4EACB463" wp14:editId="2BF162A3">
+            <wp:extent cx="5859145" cy="3503295"/>
+            <wp:effectExtent l="19050" t="19050" r="27305" b="20955"/>
+            <wp:docPr id="1723388476" name="Picture 1"/>
+            <wp:cNvGraphicFramePr>
+              <a:graphicFrameLocks xmlns:a="http://schemas.openxmlformats.org/drawingml/2006/main" noChangeAspect="1"/>
+            </wp:cNvGraphicFramePr>
+            <a:graphic xmlns:a="http://schemas.openxmlformats.org/drawingml/2006/main">
+              <a:graphicData uri="http://schemas.openxmlformats.org/drawingml/2006/picture">
+                <pic:pic xmlns:pic="http://schemas.openxmlformats.org/drawingml/2006/picture">
+                  <pic:nvPicPr>
+                    <pic:cNvPr id="1723388476" name=""/>
+                    <pic:cNvPicPr/>
+                  </pic:nvPicPr>
+                  <pic:blipFill>
+                    <a:blip r:embed="rId47"/>
+                    <a:stretch>
+                      <a:fillRect/>
+                    </a:stretch>
+                  </pic:blipFill>
+                  <pic:spPr>
+                    <a:xfrm>
+                      <a:off x="0" y="0"/>
+                      <a:ext cx="5859145" cy="3503295"/>
+                    </a:xfrm>
+                    <a:prstGeom prst="rect">
+                      <a:avLst/>
+                    </a:prstGeom>
+                    <a:ln>
+                      <a:solidFill>
+                        <a:schemeClr val="tx1"/>
+                      </a:solidFill>
+                    </a:ln>
+                  </pic:spPr>
+                </pic:pic>
+              </a:graphicData>
+            </a:graphic>
+          </wp:inline>
+        </w:drawing>
+      </w:r>
+    </w:p>
+    <w:p>
+      <w:pPr>
+        <w:pStyle w:val="Heading2"/>
+      </w:pPr>
+      <w:r>
+        <w:t>Bài 7.2:</w:t>
+      </w:r>
+    </w:p>
+    <w:p>
+      <w:r>
+        <w:t>•</w:t>
+      </w:r>
+      <w:r>
+        <w:t xml:space="preserve"> </w:t>
+      </w:r>
+      <w:r>
+        <w:t>Cấu hình Allure và JaCoCo vào dự án Maven. Đánh dấu tất cả test với @Feature,</w:t>
+      </w:r>
+    </w:p>
+    <w:p>
+      <w:r>
+        <w:t>@Story, @Severity, @Description</w:t>
+      </w:r>
+    </w:p>
+    <w:p>
+      <w:r>
+        <w:drawing>
+          <wp:inline distT="0" distB="0" distL="0" distR="0" wp14:anchorId="099F582C" wp14:editId="2F3A40C0">
+            <wp:extent cx="5859145" cy="1039495"/>
+            <wp:effectExtent l="0" t="0" r="8255" b="8255"/>
+            <wp:docPr id="1912171318" name="Picture 1"/>
+            <wp:cNvGraphicFramePr>
+              <a:graphicFrameLocks xmlns:a="http://schemas.openxmlformats.org/drawingml/2006/main" noChangeAspect="1"/>
+            </wp:cNvGraphicFramePr>
+            <a:graphic xmlns:a="http://schemas.openxmlformats.org/drawingml/2006/main">
+              <a:graphicData uri="http://schemas.openxmlformats.org/drawingml/2006/picture">
+                <pic:pic xmlns:pic="http://schemas.openxmlformats.org/drawingml/2006/picture">
+                  <pic:nvPicPr>
+                    <pic:cNvPr id="1912171318" name=""/>
+                    <pic:cNvPicPr/>
+                  </pic:nvPicPr>
+                  <pic:blipFill>
+                    <a:blip r:embed="rId48"/>
+                    <a:stretch>
+                      <a:fillRect/>
+                    </a:stretch>
+                  </pic:blipFill>
+                  <pic:spPr>
+                    <a:xfrm>
+                      <a:off x="0" y="0"/>
+                      <a:ext cx="5859145" cy="1039495"/>
+                    </a:xfrm>
+                    <a:prstGeom prst="rect">
+                      <a:avLst/>
+                    </a:prstGeom>
+                  </pic:spPr>
+                </pic:pic>
+              </a:graphicData>
+            </a:graphic>
+          </wp:inline>
+        </w:drawing>
+      </w:r>
+    </w:p>
+    <w:p>
+      <w:r>
+        <w:t>• Chạy toàn bộ suite, tạo Allure Report và JaCoCo Report. Chụp màn hình cả 2 báo cáo</w:t>
+      </w:r>
+    </w:p>
+    <w:p>
+      <w:r>
+        <w:t>Allure</w:t>
+      </w:r>
+    </w:p>
+    <w:p>
+      <w:r>
+        <w:lastRenderedPageBreak/>
+        <w:drawing>
+          <wp:inline distT="0" distB="0" distL="0" distR="0" wp14:anchorId="5D23B1CB" wp14:editId="43F49174">
+            <wp:extent cx="5859145" cy="3282315"/>
+            <wp:effectExtent l="19050" t="19050" r="27305" b="13335"/>
+            <wp:docPr id="924227123" name="Picture 1"/>
+            <wp:cNvGraphicFramePr>
+              <a:graphicFrameLocks xmlns:a="http://schemas.openxmlformats.org/drawingml/2006/main" noChangeAspect="1"/>
+            </wp:cNvGraphicFramePr>
+            <a:graphic xmlns:a="http://schemas.openxmlformats.org/drawingml/2006/main">
+              <a:graphicData uri="http://schemas.openxmlformats.org/drawingml/2006/picture">
+                <pic:pic xmlns:pic="http://schemas.openxmlformats.org/drawingml/2006/picture">
+                  <pic:nvPicPr>
+                    <pic:cNvPr id="924227123" name=""/>
+                    <pic:cNvPicPr/>
+                  </pic:nvPicPr>
+                  <pic:blipFill>
+                    <a:blip r:embed="rId49"/>
+                    <a:stretch>
+                      <a:fillRect/>
+                    </a:stretch>
+                  </pic:blipFill>
+                  <pic:spPr>
+                    <a:xfrm>
+                      <a:off x="0" y="0"/>
+                      <a:ext cx="5859145" cy="3282315"/>
+                    </a:xfrm>
+                    <a:prstGeom prst="rect">
+                      <a:avLst/>
+                    </a:prstGeom>
+                    <a:ln>
+                      <a:solidFill>
+                        <a:schemeClr val="tx1"/>
+                      </a:solidFill>
+                    </a:ln>
+                  </pic:spPr>
+                </pic:pic>
+              </a:graphicData>
+            </a:graphic>
+          </wp:inline>
+        </w:drawing>
+      </w:r>
+    </w:p>
+    <w:p>
+      <w:r>
+        <w:t>JaCoCo</w:t>
+      </w:r>
+    </w:p>
+    <w:p>
+      <w:r>
+        <w:drawing>
+          <wp:inline distT="0" distB="0" distL="0" distR="0" wp14:anchorId="6271DD97" wp14:editId="0A563E9E">
+            <wp:extent cx="5859145" cy="935355"/>
+            <wp:effectExtent l="19050" t="19050" r="27305" b="17145"/>
+            <wp:docPr id="1939057250" name="Picture 1"/>
+            <wp:cNvGraphicFramePr>
+              <a:graphicFrameLocks xmlns:a="http://schemas.openxmlformats.org/drawingml/2006/main" noChangeAspect="1"/>
+            </wp:cNvGraphicFramePr>
+            <a:graphic xmlns:a="http://schemas.openxmlformats.org/drawingml/2006/main">
+              <a:graphicData uri="http://schemas.openxmlformats.org/drawingml/2006/picture">
+                <pic:pic xmlns:pic="http://schemas.openxmlformats.org/drawingml/2006/picture">
+                  <pic:nvPicPr>
+                    <pic:cNvPr id="1939057250" name=""/>
+                    <pic:cNvPicPr/>
+                  </pic:nvPicPr>
+                  <pic:blipFill>
+                    <a:blip r:embed="rId50"/>
+                    <a:stretch>
+                      <a:fillRect/>
+                    </a:stretch>
+                  </pic:blipFill>
+                  <pic:spPr>
+                    <a:xfrm>
+                      <a:off x="0" y="0"/>
+                      <a:ext cx="5859145" cy="935355"/>
+                    </a:xfrm>
+                    <a:prstGeom prst="rect">
+                      <a:avLst/>
+                    </a:prstGeom>
+                    <a:ln>
+                      <a:solidFill>
+                        <a:schemeClr val="tx1"/>
+                      </a:solidFill>
+                    </a:ln>
+                  </pic:spPr>
+                </pic:pic>
+              </a:graphicData>
+            </a:graphic>
+          </wp:inline>
+        </w:drawing>
+      </w:r>
+    </w:p>
+    <w:p>
+      <w:r>
+        <w:t>• JaCoCo cho thấy phần nào chưa đạt 100% Branch Coverage? Viết thêm test case để tăng</w:t>
+      </w:r>
+      <w:r>
+        <w:t xml:space="preserve"> </w:t>
+      </w:r>
+      <w:r>
+        <w:t>lên &gt;= 90%</w:t>
+      </w:r>
+    </w:p>
+    <w:p>
+      <w:r>
+        <w:t>JaCoCo đang báo: Missed Branches = 0 of 20, Cov. = 100% cho package bai72.</w:t>
+      </w:r>
+    </w:p>
+    <w:p>
+      <w:r>
+        <w:t>Vì vậy không có phần nào chưa đạt 100% Branch Coverage cả – tất cả nhánh trong OrderProcessor đã được test bao phủ hết.</w:t>
+      </w:r>
+    </w:p>
+    <w:p/>
     <w:sectPr>
       <w:pgSz w:w="11920" w:h="16850"/>
       <w:pgMar w:top="1134" w:right="992" w:bottom="880" w:left="1701" w:header="493" w:footer="697" w:gutter="0"/>
@@ -19852,6 +24171,155 @@
     </w:lvl>
   </w:abstractNum>
   <w:abstractNum w:abstractNumId="1" w15:restartNumberingAfterBreak="0">
+    <w:nsid w:val="0CAC65AB"/>
+    <w:multiLevelType w:val="multilevel"/>
+    <w:tmpl w:val="552016E4"/>
+    <w:lvl w:ilvl="0">
+      <w:start w:val="1"/>
+      <w:numFmt w:val="bullet"/>
+      <w:lvlText w:val=""/>
+      <w:lvlJc w:val="left"/>
+      <w:pPr>
+        <w:tabs>
+          <w:tab w:val="num" w:pos="720"/>
+        </w:tabs>
+        <w:ind w:left="720" w:hanging="360"/>
+      </w:pPr>
+      <w:rPr>
+        <w:rFonts w:ascii="Symbol" w:hAnsi="Symbol" w:hint="default"/>
+        <w:sz w:val="20"/>
+      </w:rPr>
+    </w:lvl>
+    <w:lvl w:ilvl="1" w:tentative="1">
+      <w:start w:val="1"/>
+      <w:numFmt w:val="bullet"/>
+      <w:lvlText w:val="o"/>
+      <w:lvlJc w:val="left"/>
+      <w:pPr>
+        <w:tabs>
+          <w:tab w:val="num" w:pos="1440"/>
+        </w:tabs>
+        <w:ind w:left="1440" w:hanging="360"/>
+      </w:pPr>
+      <w:rPr>
+        <w:rFonts w:ascii="Courier New" w:hAnsi="Courier New" w:hint="default"/>
+        <w:sz w:val="20"/>
+      </w:rPr>
+    </w:lvl>
+    <w:lvl w:ilvl="2" w:tentative="1">
+      <w:start w:val="1"/>
+      <w:numFmt w:val="bullet"/>
+      <w:lvlText w:val=""/>
+      <w:lvlJc w:val="left"/>
+      <w:pPr>
+        <w:tabs>
+          <w:tab w:val="num" w:pos="2160"/>
+        </w:tabs>
+        <w:ind w:left="2160" w:hanging="360"/>
+      </w:pPr>
+      <w:rPr>
+        <w:rFonts w:ascii="Wingdings" w:hAnsi="Wingdings" w:hint="default"/>
+        <w:sz w:val="20"/>
+      </w:rPr>
+    </w:lvl>
+    <w:lvl w:ilvl="3" w:tentative="1">
+      <w:start w:val="1"/>
+      <w:numFmt w:val="bullet"/>
+      <w:lvlText w:val=""/>
+      <w:lvlJc w:val="left"/>
+      <w:pPr>
+        <w:tabs>
+          <w:tab w:val="num" w:pos="2880"/>
+        </w:tabs>
+        <w:ind w:left="2880" w:hanging="360"/>
+      </w:pPr>
+      <w:rPr>
+        <w:rFonts w:ascii="Wingdings" w:hAnsi="Wingdings" w:hint="default"/>
+        <w:sz w:val="20"/>
+      </w:rPr>
+    </w:lvl>
+    <w:lvl w:ilvl="4" w:tentative="1">
+      <w:start w:val="1"/>
+      <w:numFmt w:val="bullet"/>
+      <w:lvlText w:val=""/>
+      <w:lvlJc w:val="left"/>
+      <w:pPr>
+        <w:tabs>
+          <w:tab w:val="num" w:pos="3600"/>
+        </w:tabs>
+        <w:ind w:left="3600" w:hanging="360"/>
+      </w:pPr>
+      <w:rPr>
+        <w:rFonts w:ascii="Wingdings" w:hAnsi="Wingdings" w:hint="default"/>
+        <w:sz w:val="20"/>
+      </w:rPr>
+    </w:lvl>
+    <w:lvl w:ilvl="5" w:tentative="1">
+      <w:start w:val="1"/>
+      <w:numFmt w:val="bullet"/>
+      <w:lvlText w:val=""/>
+      <w:lvlJc w:val="left"/>
+      <w:pPr>
+        <w:tabs>
+          <w:tab w:val="num" w:pos="4320"/>
+        </w:tabs>
+        <w:ind w:left="4320" w:hanging="360"/>
+      </w:pPr>
+      <w:rPr>
+        <w:rFonts w:ascii="Wingdings" w:hAnsi="Wingdings" w:hint="default"/>
+        <w:sz w:val="20"/>
+      </w:rPr>
+    </w:lvl>
+    <w:lvl w:ilvl="6" w:tentative="1">
+      <w:start w:val="1"/>
+      <w:numFmt w:val="bullet"/>
+      <w:lvlText w:val=""/>
+      <w:lvlJc w:val="left"/>
+      <w:pPr>
+        <w:tabs>
+          <w:tab w:val="num" w:pos="5040"/>
+        </w:tabs>
+        <w:ind w:left="5040" w:hanging="360"/>
+      </w:pPr>
+      <w:rPr>
+        <w:rFonts w:ascii="Wingdings" w:hAnsi="Wingdings" w:hint="default"/>
+        <w:sz w:val="20"/>
+      </w:rPr>
+    </w:lvl>
+    <w:lvl w:ilvl="7" w:tentative="1">
+      <w:start w:val="1"/>
+      <w:numFmt w:val="bullet"/>
+      <w:lvlText w:val=""/>
+      <w:lvlJc w:val="left"/>
+      <w:pPr>
+        <w:tabs>
+          <w:tab w:val="num" w:pos="5760"/>
+        </w:tabs>
+        <w:ind w:left="5760" w:hanging="360"/>
+      </w:pPr>
+      <w:rPr>
+        <w:rFonts w:ascii="Wingdings" w:hAnsi="Wingdings" w:hint="default"/>
+        <w:sz w:val="20"/>
+      </w:rPr>
+    </w:lvl>
+    <w:lvl w:ilvl="8" w:tentative="1">
+      <w:start w:val="1"/>
+      <w:numFmt w:val="bullet"/>
+      <w:lvlText w:val=""/>
+      <w:lvlJc w:val="left"/>
+      <w:pPr>
+        <w:tabs>
+          <w:tab w:val="num" w:pos="6480"/>
+        </w:tabs>
+        <w:ind w:left="6480" w:hanging="360"/>
+      </w:pPr>
+      <w:rPr>
+        <w:rFonts w:ascii="Wingdings" w:hAnsi="Wingdings" w:hint="default"/>
+        <w:sz w:val="20"/>
+      </w:rPr>
+    </w:lvl>
+  </w:abstractNum>
+  <w:abstractNum w:abstractNumId="2" w15:restartNumberingAfterBreak="0">
     <w:nsid w:val="1F651723"/>
     <w:multiLevelType w:val="multilevel"/>
     <w:tmpl w:val="785E15F4"/>
@@ -20000,10 +24468,10 @@
       </w:rPr>
     </w:lvl>
   </w:abstractNum>
-  <w:abstractNum w:abstractNumId="2" w15:restartNumberingAfterBreak="0">
-    <w:nsid w:val="274B2136"/>
+  <w:abstractNum w:abstractNumId="3" w15:restartNumberingAfterBreak="0">
+    <w:nsid w:val="1FD616DD"/>
     <w:multiLevelType w:val="multilevel"/>
-    <w:tmpl w:val="9506AF0A"/>
+    <w:tmpl w:val="9BCE990C"/>
     <w:lvl w:ilvl="0">
       <w:start w:val="1"/>
       <w:numFmt w:val="bullet"/>
@@ -20149,10 +24617,10 @@
       </w:rPr>
     </w:lvl>
   </w:abstractNum>
-  <w:abstractNum w:abstractNumId="3" w15:restartNumberingAfterBreak="0">
-    <w:nsid w:val="39A9497A"/>
+  <w:abstractNum w:abstractNumId="4" w15:restartNumberingAfterBreak="0">
+    <w:nsid w:val="274B2136"/>
     <w:multiLevelType w:val="multilevel"/>
-    <w:tmpl w:val="037C0336"/>
+    <w:tmpl w:val="9506AF0A"/>
     <w:lvl w:ilvl="0">
       <w:start w:val="1"/>
       <w:numFmt w:val="bullet"/>
@@ -20298,7 +24766,305 @@
       </w:rPr>
     </w:lvl>
   </w:abstractNum>
-  <w:abstractNum w:abstractNumId="4" w15:restartNumberingAfterBreak="0">
+  <w:abstractNum w:abstractNumId="5" w15:restartNumberingAfterBreak="0">
+    <w:nsid w:val="39A9497A"/>
+    <w:multiLevelType w:val="multilevel"/>
+    <w:tmpl w:val="037C0336"/>
+    <w:lvl w:ilvl="0">
+      <w:start w:val="1"/>
+      <w:numFmt w:val="bullet"/>
+      <w:lvlText w:val=""/>
+      <w:lvlJc w:val="left"/>
+      <w:pPr>
+        <w:tabs>
+          <w:tab w:val="num" w:pos="720"/>
+        </w:tabs>
+        <w:ind w:left="720" w:hanging="360"/>
+      </w:pPr>
+      <w:rPr>
+        <w:rFonts w:ascii="Symbol" w:hAnsi="Symbol" w:hint="default"/>
+        <w:sz w:val="20"/>
+      </w:rPr>
+    </w:lvl>
+    <w:lvl w:ilvl="1" w:tentative="1">
+      <w:start w:val="1"/>
+      <w:numFmt w:val="bullet"/>
+      <w:lvlText w:val="o"/>
+      <w:lvlJc w:val="left"/>
+      <w:pPr>
+        <w:tabs>
+          <w:tab w:val="num" w:pos="1440"/>
+        </w:tabs>
+        <w:ind w:left="1440" w:hanging="360"/>
+      </w:pPr>
+      <w:rPr>
+        <w:rFonts w:ascii="Courier New" w:hAnsi="Courier New" w:hint="default"/>
+        <w:sz w:val="20"/>
+      </w:rPr>
+    </w:lvl>
+    <w:lvl w:ilvl="2" w:tentative="1">
+      <w:start w:val="1"/>
+      <w:numFmt w:val="bullet"/>
+      <w:lvlText w:val=""/>
+      <w:lvlJc w:val="left"/>
+      <w:pPr>
+        <w:tabs>
+          <w:tab w:val="num" w:pos="2160"/>
+        </w:tabs>
+        <w:ind w:left="2160" w:hanging="360"/>
+      </w:pPr>
+      <w:rPr>
+        <w:rFonts w:ascii="Wingdings" w:hAnsi="Wingdings" w:hint="default"/>
+        <w:sz w:val="20"/>
+      </w:rPr>
+    </w:lvl>
+    <w:lvl w:ilvl="3" w:tentative="1">
+      <w:start w:val="1"/>
+      <w:numFmt w:val="bullet"/>
+      <w:lvlText w:val=""/>
+      <w:lvlJc w:val="left"/>
+      <w:pPr>
+        <w:tabs>
+          <w:tab w:val="num" w:pos="2880"/>
+        </w:tabs>
+        <w:ind w:left="2880" w:hanging="360"/>
+      </w:pPr>
+      <w:rPr>
+        <w:rFonts w:ascii="Wingdings" w:hAnsi="Wingdings" w:hint="default"/>
+        <w:sz w:val="20"/>
+      </w:rPr>
+    </w:lvl>
+    <w:lvl w:ilvl="4" w:tentative="1">
+      <w:start w:val="1"/>
+      <w:numFmt w:val="bullet"/>
+      <w:lvlText w:val=""/>
+      <w:lvlJc w:val="left"/>
+      <w:pPr>
+        <w:tabs>
+          <w:tab w:val="num" w:pos="3600"/>
+        </w:tabs>
+        <w:ind w:left="3600" w:hanging="360"/>
+      </w:pPr>
+      <w:rPr>
+        <w:rFonts w:ascii="Wingdings" w:hAnsi="Wingdings" w:hint="default"/>
+        <w:sz w:val="20"/>
+      </w:rPr>
+    </w:lvl>
+    <w:lvl w:ilvl="5" w:tentative="1">
+      <w:start w:val="1"/>
+      <w:numFmt w:val="bullet"/>
+      <w:lvlText w:val=""/>
+      <w:lvlJc w:val="left"/>
+      <w:pPr>
+        <w:tabs>
+          <w:tab w:val="num" w:pos="4320"/>
+        </w:tabs>
+        <w:ind w:left="4320" w:hanging="360"/>
+      </w:pPr>
+      <w:rPr>
+        <w:rFonts w:ascii="Wingdings" w:hAnsi="Wingdings" w:hint="default"/>
+        <w:sz w:val="20"/>
+      </w:rPr>
+    </w:lvl>
+    <w:lvl w:ilvl="6" w:tentative="1">
+      <w:start w:val="1"/>
+      <w:numFmt w:val="bullet"/>
+      <w:lvlText w:val=""/>
+      <w:lvlJc w:val="left"/>
+      <w:pPr>
+        <w:tabs>
+          <w:tab w:val="num" w:pos="5040"/>
+        </w:tabs>
+        <w:ind w:left="5040" w:hanging="360"/>
+      </w:pPr>
+      <w:rPr>
+        <w:rFonts w:ascii="Wingdings" w:hAnsi="Wingdings" w:hint="default"/>
+        <w:sz w:val="20"/>
+      </w:rPr>
+    </w:lvl>
+    <w:lvl w:ilvl="7" w:tentative="1">
+      <w:start w:val="1"/>
+      <w:numFmt w:val="bullet"/>
+      <w:lvlText w:val=""/>
+      <w:lvlJc w:val="left"/>
+      <w:pPr>
+        <w:tabs>
+          <w:tab w:val="num" w:pos="5760"/>
+        </w:tabs>
+        <w:ind w:left="5760" w:hanging="360"/>
+      </w:pPr>
+      <w:rPr>
+        <w:rFonts w:ascii="Wingdings" w:hAnsi="Wingdings" w:hint="default"/>
+        <w:sz w:val="20"/>
+      </w:rPr>
+    </w:lvl>
+    <w:lvl w:ilvl="8" w:tentative="1">
+      <w:start w:val="1"/>
+      <w:numFmt w:val="bullet"/>
+      <w:lvlText w:val=""/>
+      <w:lvlJc w:val="left"/>
+      <w:pPr>
+        <w:tabs>
+          <w:tab w:val="num" w:pos="6480"/>
+        </w:tabs>
+        <w:ind w:left="6480" w:hanging="360"/>
+      </w:pPr>
+      <w:rPr>
+        <w:rFonts w:ascii="Wingdings" w:hAnsi="Wingdings" w:hint="default"/>
+        <w:sz w:val="20"/>
+      </w:rPr>
+    </w:lvl>
+  </w:abstractNum>
+  <w:abstractNum w:abstractNumId="6" w15:restartNumberingAfterBreak="0">
+    <w:nsid w:val="39C20BCB"/>
+    <w:multiLevelType w:val="multilevel"/>
+    <w:tmpl w:val="327ACAD6"/>
+    <w:lvl w:ilvl="0">
+      <w:start w:val="1"/>
+      <w:numFmt w:val="bullet"/>
+      <w:lvlText w:val=""/>
+      <w:lvlJc w:val="left"/>
+      <w:pPr>
+        <w:tabs>
+          <w:tab w:val="num" w:pos="720"/>
+        </w:tabs>
+        <w:ind w:left="720" w:hanging="360"/>
+      </w:pPr>
+      <w:rPr>
+        <w:rFonts w:ascii="Symbol" w:hAnsi="Symbol" w:hint="default"/>
+        <w:sz w:val="20"/>
+      </w:rPr>
+    </w:lvl>
+    <w:lvl w:ilvl="1" w:tentative="1">
+      <w:start w:val="1"/>
+      <w:numFmt w:val="bullet"/>
+      <w:lvlText w:val="o"/>
+      <w:lvlJc w:val="left"/>
+      <w:pPr>
+        <w:tabs>
+          <w:tab w:val="num" w:pos="1440"/>
+        </w:tabs>
+        <w:ind w:left="1440" w:hanging="360"/>
+      </w:pPr>
+      <w:rPr>
+        <w:rFonts w:ascii="Courier New" w:hAnsi="Courier New" w:hint="default"/>
+        <w:sz w:val="20"/>
+      </w:rPr>
+    </w:lvl>
+    <w:lvl w:ilvl="2" w:tentative="1">
+      <w:start w:val="1"/>
+      <w:numFmt w:val="bullet"/>
+      <w:lvlText w:val=""/>
+      <w:lvlJc w:val="left"/>
+      <w:pPr>
+        <w:tabs>
+          <w:tab w:val="num" w:pos="2160"/>
+        </w:tabs>
+        <w:ind w:left="2160" w:hanging="360"/>
+      </w:pPr>
+      <w:rPr>
+        <w:rFonts w:ascii="Wingdings" w:hAnsi="Wingdings" w:hint="default"/>
+        <w:sz w:val="20"/>
+      </w:rPr>
+    </w:lvl>
+    <w:lvl w:ilvl="3" w:tentative="1">
+      <w:start w:val="1"/>
+      <w:numFmt w:val="bullet"/>
+      <w:lvlText w:val=""/>
+      <w:lvlJc w:val="left"/>
+      <w:pPr>
+        <w:tabs>
+          <w:tab w:val="num" w:pos="2880"/>
+        </w:tabs>
+        <w:ind w:left="2880" w:hanging="360"/>
+      </w:pPr>
+      <w:rPr>
+        <w:rFonts w:ascii="Wingdings" w:hAnsi="Wingdings" w:hint="default"/>
+        <w:sz w:val="20"/>
+      </w:rPr>
+    </w:lvl>
+    <w:lvl w:ilvl="4" w:tentative="1">
+      <w:start w:val="1"/>
+      <w:numFmt w:val="bullet"/>
+      <w:lvlText w:val=""/>
+      <w:lvlJc w:val="left"/>
+      <w:pPr>
+        <w:tabs>
+          <w:tab w:val="num" w:pos="3600"/>
+        </w:tabs>
+        <w:ind w:left="3600" w:hanging="360"/>
+      </w:pPr>
+      <w:rPr>
+        <w:rFonts w:ascii="Wingdings" w:hAnsi="Wingdings" w:hint="default"/>
+        <w:sz w:val="20"/>
+      </w:rPr>
+    </w:lvl>
+    <w:lvl w:ilvl="5" w:tentative="1">
+      <w:start w:val="1"/>
+      <w:numFmt w:val="bullet"/>
+      <w:lvlText w:val=""/>
+      <w:lvlJc w:val="left"/>
+      <w:pPr>
+        <w:tabs>
+          <w:tab w:val="num" w:pos="4320"/>
+        </w:tabs>
+        <w:ind w:left="4320" w:hanging="360"/>
+      </w:pPr>
+      <w:rPr>
+        <w:rFonts w:ascii="Wingdings" w:hAnsi="Wingdings" w:hint="default"/>
+        <w:sz w:val="20"/>
+      </w:rPr>
+    </w:lvl>
+    <w:lvl w:ilvl="6" w:tentative="1">
+      <w:start w:val="1"/>
+      <w:numFmt w:val="bullet"/>
+      <w:lvlText w:val=""/>
+      <w:lvlJc w:val="left"/>
+      <w:pPr>
+        <w:tabs>
+          <w:tab w:val="num" w:pos="5040"/>
+        </w:tabs>
+        <w:ind w:left="5040" w:hanging="360"/>
+      </w:pPr>
+      <w:rPr>
+        <w:rFonts w:ascii="Wingdings" w:hAnsi="Wingdings" w:hint="default"/>
+        <w:sz w:val="20"/>
+      </w:rPr>
+    </w:lvl>
+    <w:lvl w:ilvl="7" w:tentative="1">
+      <w:start w:val="1"/>
+      <w:numFmt w:val="bullet"/>
+      <w:lvlText w:val=""/>
+      <w:lvlJc w:val="left"/>
+      <w:pPr>
+        <w:tabs>
+          <w:tab w:val="num" w:pos="5760"/>
+        </w:tabs>
+        <w:ind w:left="5760" w:hanging="360"/>
+      </w:pPr>
+      <w:rPr>
+        <w:rFonts w:ascii="Wingdings" w:hAnsi="Wingdings" w:hint="default"/>
+        <w:sz w:val="20"/>
+      </w:rPr>
+    </w:lvl>
+    <w:lvl w:ilvl="8" w:tentative="1">
+      <w:start w:val="1"/>
+      <w:numFmt w:val="bullet"/>
+      <w:lvlText w:val=""/>
+      <w:lvlJc w:val="left"/>
+      <w:pPr>
+        <w:tabs>
+          <w:tab w:val="num" w:pos="6480"/>
+        </w:tabs>
+        <w:ind w:left="6480" w:hanging="360"/>
+      </w:pPr>
+      <w:rPr>
+        <w:rFonts w:ascii="Wingdings" w:hAnsi="Wingdings" w:hint="default"/>
+        <w:sz w:val="20"/>
+      </w:rPr>
+    </w:lvl>
+  </w:abstractNum>
+  <w:abstractNum w:abstractNumId="7" w15:restartNumberingAfterBreak="0">
     <w:nsid w:val="44215692"/>
     <w:multiLevelType w:val="multilevel"/>
     <w:tmpl w:val="E86CF530"/>
@@ -20447,7 +25213,7 @@
       </w:rPr>
     </w:lvl>
   </w:abstractNum>
-  <w:abstractNum w:abstractNumId="5" w15:restartNumberingAfterBreak="0">
+  <w:abstractNum w:abstractNumId="8" w15:restartNumberingAfterBreak="0">
     <w:nsid w:val="4EF42E50"/>
     <w:multiLevelType w:val="multilevel"/>
     <w:tmpl w:val="BA665EFC"/>
@@ -20596,10 +25362,10 @@
       </w:rPr>
     </w:lvl>
   </w:abstractNum>
-  <w:abstractNum w:abstractNumId="6" w15:restartNumberingAfterBreak="0">
-    <w:nsid w:val="58904BBF"/>
+  <w:abstractNum w:abstractNumId="9" w15:restartNumberingAfterBreak="0">
+    <w:nsid w:val="4FA958B5"/>
     <w:multiLevelType w:val="multilevel"/>
-    <w:tmpl w:val="5FEC45F8"/>
+    <w:tmpl w:val="9FF021C4"/>
     <w:lvl w:ilvl="0">
       <w:start w:val="1"/>
       <w:numFmt w:val="bullet"/>
@@ -20745,10 +25511,10 @@
       </w:rPr>
     </w:lvl>
   </w:abstractNum>
-  <w:abstractNum w:abstractNumId="7" w15:restartNumberingAfterBreak="0">
-    <w:nsid w:val="7D1E419E"/>
+  <w:abstractNum w:abstractNumId="10" w15:restartNumberingAfterBreak="0">
+    <w:nsid w:val="507C5CF0"/>
     <w:multiLevelType w:val="multilevel"/>
-    <w:tmpl w:val="059A5680"/>
+    <w:tmpl w:val="6E042828"/>
     <w:lvl w:ilvl="0">
       <w:start w:val="1"/>
       <w:numFmt w:val="bullet"/>
@@ -20894,29 +25660,342 @@
       </w:rPr>
     </w:lvl>
   </w:abstractNum>
+  <w:abstractNum w:abstractNumId="11" w15:restartNumberingAfterBreak="0">
+    <w:nsid w:val="58904BBF"/>
+    <w:multiLevelType w:val="multilevel"/>
+    <w:tmpl w:val="5FEC45F8"/>
+    <w:lvl w:ilvl="0">
+      <w:start w:val="1"/>
+      <w:numFmt w:val="bullet"/>
+      <w:lvlText w:val=""/>
+      <w:lvlJc w:val="left"/>
+      <w:pPr>
+        <w:tabs>
+          <w:tab w:val="num" w:pos="720"/>
+        </w:tabs>
+        <w:ind w:left="720" w:hanging="360"/>
+      </w:pPr>
+      <w:rPr>
+        <w:rFonts w:ascii="Symbol" w:hAnsi="Symbol" w:hint="default"/>
+        <w:sz w:val="20"/>
+      </w:rPr>
+    </w:lvl>
+    <w:lvl w:ilvl="1" w:tentative="1">
+      <w:start w:val="1"/>
+      <w:numFmt w:val="bullet"/>
+      <w:lvlText w:val="o"/>
+      <w:lvlJc w:val="left"/>
+      <w:pPr>
+        <w:tabs>
+          <w:tab w:val="num" w:pos="1440"/>
+        </w:tabs>
+        <w:ind w:left="1440" w:hanging="360"/>
+      </w:pPr>
+      <w:rPr>
+        <w:rFonts w:ascii="Courier New" w:hAnsi="Courier New" w:hint="default"/>
+        <w:sz w:val="20"/>
+      </w:rPr>
+    </w:lvl>
+    <w:lvl w:ilvl="2" w:tentative="1">
+      <w:start w:val="1"/>
+      <w:numFmt w:val="bullet"/>
+      <w:lvlText w:val=""/>
+      <w:lvlJc w:val="left"/>
+      <w:pPr>
+        <w:tabs>
+          <w:tab w:val="num" w:pos="2160"/>
+        </w:tabs>
+        <w:ind w:left="2160" w:hanging="360"/>
+      </w:pPr>
+      <w:rPr>
+        <w:rFonts w:ascii="Wingdings" w:hAnsi="Wingdings" w:hint="default"/>
+        <w:sz w:val="20"/>
+      </w:rPr>
+    </w:lvl>
+    <w:lvl w:ilvl="3" w:tentative="1">
+      <w:start w:val="1"/>
+      <w:numFmt w:val="bullet"/>
+      <w:lvlText w:val=""/>
+      <w:lvlJc w:val="left"/>
+      <w:pPr>
+        <w:tabs>
+          <w:tab w:val="num" w:pos="2880"/>
+        </w:tabs>
+        <w:ind w:left="2880" w:hanging="360"/>
+      </w:pPr>
+      <w:rPr>
+        <w:rFonts w:ascii="Wingdings" w:hAnsi="Wingdings" w:hint="default"/>
+        <w:sz w:val="20"/>
+      </w:rPr>
+    </w:lvl>
+    <w:lvl w:ilvl="4" w:tentative="1">
+      <w:start w:val="1"/>
+      <w:numFmt w:val="bullet"/>
+      <w:lvlText w:val=""/>
+      <w:lvlJc w:val="left"/>
+      <w:pPr>
+        <w:tabs>
+          <w:tab w:val="num" w:pos="3600"/>
+        </w:tabs>
+        <w:ind w:left="3600" w:hanging="360"/>
+      </w:pPr>
+      <w:rPr>
+        <w:rFonts w:ascii="Wingdings" w:hAnsi="Wingdings" w:hint="default"/>
+        <w:sz w:val="20"/>
+      </w:rPr>
+    </w:lvl>
+    <w:lvl w:ilvl="5" w:tentative="1">
+      <w:start w:val="1"/>
+      <w:numFmt w:val="bullet"/>
+      <w:lvlText w:val=""/>
+      <w:lvlJc w:val="left"/>
+      <w:pPr>
+        <w:tabs>
+          <w:tab w:val="num" w:pos="4320"/>
+        </w:tabs>
+        <w:ind w:left="4320" w:hanging="360"/>
+      </w:pPr>
+      <w:rPr>
+        <w:rFonts w:ascii="Wingdings" w:hAnsi="Wingdings" w:hint="default"/>
+        <w:sz w:val="20"/>
+      </w:rPr>
+    </w:lvl>
+    <w:lvl w:ilvl="6" w:tentative="1">
+      <w:start w:val="1"/>
+      <w:numFmt w:val="bullet"/>
+      <w:lvlText w:val=""/>
+      <w:lvlJc w:val="left"/>
+      <w:pPr>
+        <w:tabs>
+          <w:tab w:val="num" w:pos="5040"/>
+        </w:tabs>
+        <w:ind w:left="5040" w:hanging="360"/>
+      </w:pPr>
+      <w:rPr>
+        <w:rFonts w:ascii="Wingdings" w:hAnsi="Wingdings" w:hint="default"/>
+        <w:sz w:val="20"/>
+      </w:rPr>
+    </w:lvl>
+    <w:lvl w:ilvl="7" w:tentative="1">
+      <w:start w:val="1"/>
+      <w:numFmt w:val="bullet"/>
+      <w:lvlText w:val=""/>
+      <w:lvlJc w:val="left"/>
+      <w:pPr>
+        <w:tabs>
+          <w:tab w:val="num" w:pos="5760"/>
+        </w:tabs>
+        <w:ind w:left="5760" w:hanging="360"/>
+      </w:pPr>
+      <w:rPr>
+        <w:rFonts w:ascii="Wingdings" w:hAnsi="Wingdings" w:hint="default"/>
+        <w:sz w:val="20"/>
+      </w:rPr>
+    </w:lvl>
+    <w:lvl w:ilvl="8" w:tentative="1">
+      <w:start w:val="1"/>
+      <w:numFmt w:val="bullet"/>
+      <w:lvlText w:val=""/>
+      <w:lvlJc w:val="left"/>
+      <w:pPr>
+        <w:tabs>
+          <w:tab w:val="num" w:pos="6480"/>
+        </w:tabs>
+        <w:ind w:left="6480" w:hanging="360"/>
+      </w:pPr>
+      <w:rPr>
+        <w:rFonts w:ascii="Wingdings" w:hAnsi="Wingdings" w:hint="default"/>
+        <w:sz w:val="20"/>
+      </w:rPr>
+    </w:lvl>
+  </w:abstractNum>
+  <w:abstractNum w:abstractNumId="12" w15:restartNumberingAfterBreak="0">
+    <w:nsid w:val="7D1E419E"/>
+    <w:multiLevelType w:val="multilevel"/>
+    <w:tmpl w:val="059A5680"/>
+    <w:lvl w:ilvl="0">
+      <w:start w:val="1"/>
+      <w:numFmt w:val="bullet"/>
+      <w:lvlText w:val=""/>
+      <w:lvlJc w:val="left"/>
+      <w:pPr>
+        <w:tabs>
+          <w:tab w:val="num" w:pos="720"/>
+        </w:tabs>
+        <w:ind w:left="720" w:hanging="360"/>
+      </w:pPr>
+      <w:rPr>
+        <w:rFonts w:ascii="Symbol" w:hAnsi="Symbol" w:hint="default"/>
+        <w:sz w:val="20"/>
+      </w:rPr>
+    </w:lvl>
+    <w:lvl w:ilvl="1" w:tentative="1">
+      <w:start w:val="1"/>
+      <w:numFmt w:val="bullet"/>
+      <w:lvlText w:val="o"/>
+      <w:lvlJc w:val="left"/>
+      <w:pPr>
+        <w:tabs>
+          <w:tab w:val="num" w:pos="1440"/>
+        </w:tabs>
+        <w:ind w:left="1440" w:hanging="360"/>
+      </w:pPr>
+      <w:rPr>
+        <w:rFonts w:ascii="Courier New" w:hAnsi="Courier New" w:hint="default"/>
+        <w:sz w:val="20"/>
+      </w:rPr>
+    </w:lvl>
+    <w:lvl w:ilvl="2" w:tentative="1">
+      <w:start w:val="1"/>
+      <w:numFmt w:val="bullet"/>
+      <w:lvlText w:val=""/>
+      <w:lvlJc w:val="left"/>
+      <w:pPr>
+        <w:tabs>
+          <w:tab w:val="num" w:pos="2160"/>
+        </w:tabs>
+        <w:ind w:left="2160" w:hanging="360"/>
+      </w:pPr>
+      <w:rPr>
+        <w:rFonts w:ascii="Wingdings" w:hAnsi="Wingdings" w:hint="default"/>
+        <w:sz w:val="20"/>
+      </w:rPr>
+    </w:lvl>
+    <w:lvl w:ilvl="3" w:tentative="1">
+      <w:start w:val="1"/>
+      <w:numFmt w:val="bullet"/>
+      <w:lvlText w:val=""/>
+      <w:lvlJc w:val="left"/>
+      <w:pPr>
+        <w:tabs>
+          <w:tab w:val="num" w:pos="2880"/>
+        </w:tabs>
+        <w:ind w:left="2880" w:hanging="360"/>
+      </w:pPr>
+      <w:rPr>
+        <w:rFonts w:ascii="Wingdings" w:hAnsi="Wingdings" w:hint="default"/>
+        <w:sz w:val="20"/>
+      </w:rPr>
+    </w:lvl>
+    <w:lvl w:ilvl="4" w:tentative="1">
+      <w:start w:val="1"/>
+      <w:numFmt w:val="bullet"/>
+      <w:lvlText w:val=""/>
+      <w:lvlJc w:val="left"/>
+      <w:pPr>
+        <w:tabs>
+          <w:tab w:val="num" w:pos="3600"/>
+        </w:tabs>
+        <w:ind w:left="3600" w:hanging="360"/>
+      </w:pPr>
+      <w:rPr>
+        <w:rFonts w:ascii="Wingdings" w:hAnsi="Wingdings" w:hint="default"/>
+        <w:sz w:val="20"/>
+      </w:rPr>
+    </w:lvl>
+    <w:lvl w:ilvl="5" w:tentative="1">
+      <w:start w:val="1"/>
+      <w:numFmt w:val="bullet"/>
+      <w:lvlText w:val=""/>
+      <w:lvlJc w:val="left"/>
+      <w:pPr>
+        <w:tabs>
+          <w:tab w:val="num" w:pos="4320"/>
+        </w:tabs>
+        <w:ind w:left="4320" w:hanging="360"/>
+      </w:pPr>
+      <w:rPr>
+        <w:rFonts w:ascii="Wingdings" w:hAnsi="Wingdings" w:hint="default"/>
+        <w:sz w:val="20"/>
+      </w:rPr>
+    </w:lvl>
+    <w:lvl w:ilvl="6" w:tentative="1">
+      <w:start w:val="1"/>
+      <w:numFmt w:val="bullet"/>
+      <w:lvlText w:val=""/>
+      <w:lvlJc w:val="left"/>
+      <w:pPr>
+        <w:tabs>
+          <w:tab w:val="num" w:pos="5040"/>
+        </w:tabs>
+        <w:ind w:left="5040" w:hanging="360"/>
+      </w:pPr>
+      <w:rPr>
+        <w:rFonts w:ascii="Wingdings" w:hAnsi="Wingdings" w:hint="default"/>
+        <w:sz w:val="20"/>
+      </w:rPr>
+    </w:lvl>
+    <w:lvl w:ilvl="7" w:tentative="1">
+      <w:start w:val="1"/>
+      <w:numFmt w:val="bullet"/>
+      <w:lvlText w:val=""/>
+      <w:lvlJc w:val="left"/>
+      <w:pPr>
+        <w:tabs>
+          <w:tab w:val="num" w:pos="5760"/>
+        </w:tabs>
+        <w:ind w:left="5760" w:hanging="360"/>
+      </w:pPr>
+      <w:rPr>
+        <w:rFonts w:ascii="Wingdings" w:hAnsi="Wingdings" w:hint="default"/>
+        <w:sz w:val="20"/>
+      </w:rPr>
+    </w:lvl>
+    <w:lvl w:ilvl="8" w:tentative="1">
+      <w:start w:val="1"/>
+      <w:numFmt w:val="bullet"/>
+      <w:lvlText w:val=""/>
+      <w:lvlJc w:val="left"/>
+      <w:pPr>
+        <w:tabs>
+          <w:tab w:val="num" w:pos="6480"/>
+        </w:tabs>
+        <w:ind w:left="6480" w:hanging="360"/>
+      </w:pPr>
+      <w:rPr>
+        <w:rFonts w:ascii="Wingdings" w:hAnsi="Wingdings" w:hint="default"/>
+        <w:sz w:val="20"/>
+      </w:rPr>
+    </w:lvl>
+  </w:abstractNum>
   <w:num w:numId="1" w16cid:durableId="1342077773">
-    <w:abstractNumId w:val="6"/>
+    <w:abstractNumId w:val="11"/>
   </w:num>
   <w:num w:numId="2" w16cid:durableId="1946571002">
-    <w:abstractNumId w:val="4"/>
+    <w:abstractNumId w:val="7"/>
   </w:num>
   <w:num w:numId="3" w16cid:durableId="1113744683">
+    <w:abstractNumId w:val="8"/>
+  </w:num>
+  <w:num w:numId="4" w16cid:durableId="1780031767">
+    <w:abstractNumId w:val="12"/>
+  </w:num>
+  <w:num w:numId="5" w16cid:durableId="1105157300">
     <w:abstractNumId w:val="5"/>
   </w:num>
-  <w:num w:numId="4" w16cid:durableId="1780031767">
-    <w:abstractNumId w:val="7"/>
-  </w:num>
-  <w:num w:numId="5" w16cid:durableId="1105157300">
-    <w:abstractNumId w:val="3"/>
-  </w:num>
   <w:num w:numId="6" w16cid:durableId="1484545811">
-    <w:abstractNumId w:val="1"/>
+    <w:abstractNumId w:val="2"/>
   </w:num>
   <w:num w:numId="7" w16cid:durableId="1503935768">
-    <w:abstractNumId w:val="2"/>
+    <w:abstractNumId w:val="4"/>
   </w:num>
   <w:num w:numId="8" w16cid:durableId="622080415">
     <w:abstractNumId w:val="0"/>
+  </w:num>
+  <w:num w:numId="9" w16cid:durableId="67853288">
+    <w:abstractNumId w:val="3"/>
+  </w:num>
+  <w:num w:numId="10" w16cid:durableId="936063593">
+    <w:abstractNumId w:val="1"/>
+  </w:num>
+  <w:num w:numId="11" w16cid:durableId="1945990505">
+    <w:abstractNumId w:val="6"/>
+  </w:num>
+  <w:num w:numId="12" w16cid:durableId="1770272052">
+    <w:abstractNumId w:val="9"/>
+  </w:num>
+  <w:num w:numId="13" w16cid:durableId="1826775565">
+    <w:abstractNumId w:val="10"/>
   </w:num>
 </w:numbering>
 </file>
